--- a/por/docx/61.content.docx
+++ b/por/docx/61.content.docx
@@ -19,7 +19,7 @@
         <w:rPr>
           <w:lang w:val="pt_PT" w:bidi="pt_PT"/>
         </w:rPr>
-        <w:t>Resource: Notas de Tradução (unfoldingWord)</w:t>
+        <w:t>Resource: unfoldingWord® Translation Notes</w:t>
       </w:r>
       <w:r>
         <w:rPr>
@@ -90,7 +90,7 @@
         <w:rPr>
           <w:lang w:val="pt_PT" w:bidi="pt_PT"/>
         </w:rPr>
-        <w:t>Notas de Tradução (unfoldingWord)</w:t>
+        <w:t>unfoldingWord® Translation Notes</w:t>
       </w:r>
     </w:p>
     <w:p>
@@ -50101,6 +50101,1253 @@
           <w:lang w:val="pt_PT" w:bidi="pt_PT"/>
         </w:rPr>
         <w:t>Conectar — Relação de razão e resultado.</w:t>
+      </w:r>
+      <w:r>
+        <w:rPr>
+          <w:lang w:val="pt_PT" w:bidi="pt_PT"/>
+        </w:rPr>
+      </w:r>
+      <w:r>
+        <w:rPr>
+          <w:lang w:val="pt_PT" w:bidi="pt_PT"/>
+        </w:rPr>
+      </w:r>
+    </w:p>
+    <w:p>
+      <w:pPr/>
+      <w:r>
+        <w:rPr>
+          <w:lang w:val="pt_PT" w:bidi="pt_PT"/>
+        </w:rPr>
+      </w:r>
+    </w:p>
+    <w:p>
+      <w:pPr>
+        <w:pStyle w:val="Heading2"/>
+      </w:pPr>
+      <w:r>
+        <w:rPr>
+          <w:lang w:val="pt_PT" w:bidi="pt_PT"/>
+        </w:rPr>
+        <w:t>2 Pedro 3.17 (#4)</w:t>
+      </w:r>
+      <w:r>
+        <w:rPr>
+          <w:lang w:val="pt_PT" w:bidi="pt_PT"/>
+        </w:rPr>
+      </w:r>
+    </w:p>
+    <w:p>
+      <w:pPr/>
+      <w:r>
+        <w:rPr>
+          <w:lang w:val="pt_PT" w:bidi="pt_PT"/>
+        </w:rPr>
+      </w:r>
+      <w:r>
+        <w:rPr>
+          <w:b/>
+          <w:lang w:val="pt_PT" w:bidi="pt_PT"/>
+        </w:rPr>
+        <w:t>"para não cairém da sua posição segura".</w:t>
+      </w:r>
+    </w:p>
+    <w:p>
+      <w:pPr/>
+      <w:r>
+        <w:rPr>
+          <w:lang w:val="pt_PT" w:bidi="pt_PT"/>
+        </w:rPr>
+      </w:r>
+      <w:r>
+        <w:rPr>
+          <w:lang w:val="pt_PT" w:bidi="pt_PT"/>
+        </w:rPr>
+        <w:t>Uma tradução mais literal dirá:</w:t>
+      </w:r>
+      <w:r>
+        <w:rPr>
+          <w:b/>
+          <w:lang w:val="pt_PT" w:bidi="pt_PT"/>
+        </w:rPr>
+        <w:t xml:space="preserve"> e não descaiais da vossa firmeza. </w:t>
+      </w:r>
+      <w:r>
+        <w:rPr>
+          <w:lang w:val="pt_PT" w:bidi="pt_PT"/>
+        </w:rPr>
+        <w:t xml:space="preserve">Aqui, Pedro fala de </w:t>
+      </w:r>
+      <w:r>
+        <w:rPr>
+          <w:b/>
+          <w:lang w:val="pt_PT" w:bidi="pt_PT"/>
+        </w:rPr>
+        <w:t>firmeza</w:t>
+      </w:r>
+      <w:r>
+        <w:rPr>
+          <w:lang w:val="pt_PT" w:bidi="pt_PT"/>
+        </w:rPr>
+        <w:t xml:space="preserve"> como se fosse algo de onde os crentes pudessem </w:t>
+      </w:r>
+      <w:r>
+        <w:rPr>
+          <w:b/>
+          <w:lang w:val="pt_PT" w:bidi="pt_PT"/>
+        </w:rPr>
+        <w:t>cair</w:t>
+      </w:r>
+      <w:r>
+        <w:rPr>
+          <w:lang w:val="pt_PT" w:bidi="pt_PT"/>
+        </w:rPr>
+        <w:t>. Se for útil em seu idioma, você pode expressar essa metáfora de forma clara. Tradução alternativa: “para que você não deixe de ser firme”.</w:t>
+      </w:r>
+    </w:p>
+    <w:p>
+      <w:pPr/>
+      <w:r>
+        <w:rPr>
+          <w:lang w:val="pt_PT" w:bidi="pt_PT"/>
+        </w:rPr>
+      </w:r>
+      <w:r>
+        <w:rPr>
+          <w:lang w:val="pt_PT" w:bidi="pt_PT"/>
+        </w:rPr>
+        <w:t xml:space="preserve">Veja: </w:t>
+      </w:r>
+      <w:r>
+        <w:rPr>
+          <w:lang w:val="pt_PT" w:bidi="pt_PT"/>
+        </w:rPr>
+        <w:t>Metáfora.</w:t>
+      </w:r>
+      <w:r>
+        <w:rPr>
+          <w:lang w:val="pt_PT" w:bidi="pt_PT"/>
+        </w:rPr>
+      </w:r>
+      <w:r>
+        <w:rPr>
+          <w:lang w:val="pt_PT" w:bidi="pt_PT"/>
+        </w:rPr>
+      </w:r>
+    </w:p>
+    <w:p>
+      <w:pPr/>
+      <w:r>
+        <w:rPr>
+          <w:lang w:val="pt_PT" w:bidi="pt_PT"/>
+        </w:rPr>
+      </w:r>
+    </w:p>
+    <w:p>
+      <w:pPr>
+        <w:pStyle w:val="Heading2"/>
+      </w:pPr>
+      <w:r>
+        <w:rPr>
+          <w:lang w:val="pt_PT" w:bidi="pt_PT"/>
+        </w:rPr>
+        <w:t>2 Pedro 3.17 (#5)</w:t>
+      </w:r>
+      <w:r>
+        <w:rPr>
+          <w:lang w:val="pt_PT" w:bidi="pt_PT"/>
+        </w:rPr>
+      </w:r>
+    </w:p>
+    <w:p>
+      <w:pPr/>
+      <w:r>
+        <w:rPr>
+          <w:lang w:val="pt_PT" w:bidi="pt_PT"/>
+        </w:rPr>
+      </w:r>
+      <w:r>
+        <w:rPr>
+          <w:b/>
+          <w:lang w:val="pt_PT" w:bidi="pt_PT"/>
+        </w:rPr>
+        <w:t>"para não caírem da sua posição segura".</w:t>
+      </w:r>
+    </w:p>
+    <w:p>
+      <w:pPr/>
+      <w:r>
+        <w:rPr>
+          <w:lang w:val="pt_PT" w:bidi="pt_PT"/>
+        </w:rPr>
+      </w:r>
+      <w:r>
+        <w:rPr>
+          <w:lang w:val="pt_PT" w:bidi="pt_PT"/>
+        </w:rPr>
+        <w:t>Uma tradução mais literal dirá:</w:t>
+      </w:r>
+      <w:r>
+        <w:rPr>
+          <w:b/>
+          <w:lang w:val="pt_PT" w:bidi="pt_PT"/>
+        </w:rPr>
+        <w:t xml:space="preserve"> e descaiais da vossa firmeza. </w:t>
+      </w:r>
+      <w:r>
+        <w:rPr>
+          <w:lang w:val="pt_PT" w:bidi="pt_PT"/>
+        </w:rPr>
+        <w:t xml:space="preserve">Se for útil no seu idioma, você poderia expressar a ideia por trás do substantivo abstrato </w:t>
+      </w:r>
+      <w:r>
+        <w:rPr>
+          <w:b/>
+          <w:lang w:val="pt_PT" w:bidi="pt_PT"/>
+        </w:rPr>
+        <w:t>firmeza</w:t>
+      </w:r>
+      <w:r>
+        <w:rPr>
+          <w:lang w:val="pt_PT" w:bidi="pt_PT"/>
+        </w:rPr>
+        <w:t xml:space="preserve"> com o adjetivo “firme”. Tradução alternativa: “para que você não perca sua própria fé firme”.</w:t>
+      </w:r>
+    </w:p>
+    <w:p>
+      <w:pPr/>
+      <w:r>
+        <w:rPr>
+          <w:lang w:val="pt_PT" w:bidi="pt_PT"/>
+        </w:rPr>
+      </w:r>
+      <w:r>
+        <w:rPr>
+          <w:lang w:val="pt_PT" w:bidi="pt_PT"/>
+        </w:rPr>
+        <w:t xml:space="preserve">Veja: </w:t>
+      </w:r>
+      <w:r>
+        <w:rPr>
+          <w:lang w:val="pt_PT" w:bidi="pt_PT"/>
+        </w:rPr>
+        <w:t>Substantivos abstratos.</w:t>
+      </w:r>
+      <w:r>
+        <w:rPr>
+          <w:lang w:val="pt_PT" w:bidi="pt_PT"/>
+        </w:rPr>
+      </w:r>
+      <w:r>
+        <w:rPr>
+          <w:lang w:val="pt_PT" w:bidi="pt_PT"/>
+        </w:rPr>
+      </w:r>
+    </w:p>
+    <w:p>
+      <w:pPr/>
+      <w:r>
+        <w:rPr>
+          <w:lang w:val="pt_PT" w:bidi="pt_PT"/>
+        </w:rPr>
+      </w:r>
+    </w:p>
+    <w:p>
+      <w:pPr>
+        <w:pStyle w:val="Heading2"/>
+      </w:pPr>
+      <w:r>
+        <w:rPr>
+          <w:lang w:val="pt_PT" w:bidi="pt_PT"/>
+        </w:rPr>
+        <w:t>2 Pedro 3.17 (#6)</w:t>
+      </w:r>
+      <w:r>
+        <w:rPr>
+          <w:lang w:val="pt_PT" w:bidi="pt_PT"/>
+        </w:rPr>
+      </w:r>
+    </w:p>
+    <w:p>
+      <w:pPr/>
+      <w:r>
+        <w:rPr>
+          <w:lang w:val="pt_PT" w:bidi="pt_PT"/>
+        </w:rPr>
+      </w:r>
+      <w:r>
+        <w:rPr>
+          <w:b/>
+          <w:lang w:val="pt_PT" w:bidi="pt_PT"/>
+        </w:rPr>
+        <w:t>"tomem cuidado para não serem levados pelos erros de pessoas imorais".</w:t>
+      </w:r>
+    </w:p>
+    <w:p>
+      <w:pPr/>
+      <w:r>
+        <w:rPr>
+          <w:lang w:val="pt_PT" w:bidi="pt_PT"/>
+        </w:rPr>
+      </w:r>
+      <w:r>
+        <w:rPr>
+          <w:lang w:val="pt_PT" w:bidi="pt_PT"/>
+        </w:rPr>
+        <w:t>Esta oração indica a razão pela qual as pessoas podem perder sua própria firmeza. Se for útil em seu idioma, você pode expressar isso explicitamente. Tradução alternativa: “por serem desviados pelo erro dos iníquos”.</w:t>
+      </w:r>
+    </w:p>
+    <w:p>
+      <w:pPr/>
+      <w:r>
+        <w:rPr>
+          <w:lang w:val="pt_PT" w:bidi="pt_PT"/>
+        </w:rPr>
+      </w:r>
+      <w:r>
+        <w:rPr>
+          <w:lang w:val="pt_PT" w:bidi="pt_PT"/>
+        </w:rPr>
+        <w:t xml:space="preserve">Veja: </w:t>
+      </w:r>
+      <w:r>
+        <w:rPr>
+          <w:lang w:val="pt_PT" w:bidi="pt_PT"/>
+        </w:rPr>
+        <w:t>Conectar — Relação de razão e resultado.</w:t>
+      </w:r>
+      <w:r>
+        <w:rPr>
+          <w:lang w:val="pt_PT" w:bidi="pt_PT"/>
+        </w:rPr>
+      </w:r>
+      <w:r>
+        <w:rPr>
+          <w:lang w:val="pt_PT" w:bidi="pt_PT"/>
+        </w:rPr>
+      </w:r>
+    </w:p>
+    <w:p>
+      <w:pPr/>
+      <w:r>
+        <w:rPr>
+          <w:lang w:val="pt_PT" w:bidi="pt_PT"/>
+        </w:rPr>
+      </w:r>
+    </w:p>
+    <w:p>
+      <w:pPr>
+        <w:pStyle w:val="Heading2"/>
+      </w:pPr>
+      <w:r>
+        <w:rPr>
+          <w:lang w:val="pt_PT" w:bidi="pt_PT"/>
+        </w:rPr>
+        <w:t>2 Pedro 3.17 (#7)</w:t>
+      </w:r>
+      <w:r>
+        <w:rPr>
+          <w:lang w:val="pt_PT" w:bidi="pt_PT"/>
+        </w:rPr>
+      </w:r>
+    </w:p>
+    <w:p>
+      <w:pPr/>
+      <w:r>
+        <w:rPr>
+          <w:lang w:val="pt_PT" w:bidi="pt_PT"/>
+        </w:rPr>
+      </w:r>
+      <w:r>
+        <w:rPr>
+          <w:b/>
+          <w:lang w:val="pt_PT" w:bidi="pt_PT"/>
+        </w:rPr>
+        <w:t>"tomem cuidado para não serem levados pelos erros de pessoas imorais".</w:t>
+      </w:r>
+    </w:p>
+    <w:p>
+      <w:pPr/>
+      <w:r>
+        <w:rPr>
+          <w:lang w:val="pt_PT" w:bidi="pt_PT"/>
+        </w:rPr>
+      </w:r>
+      <w:r>
+        <w:rPr>
+          <w:lang w:val="pt_PT" w:bidi="pt_PT"/>
+        </w:rPr>
+        <w:t>Se o seu idioma não utiliza essa forma passiva, você pode expressar isso na forma ativa. Tradução alternativa: “o erro dos iníquos tendo te desviado”.</w:t>
+      </w:r>
+    </w:p>
+    <w:p>
+      <w:pPr/>
+      <w:r>
+        <w:rPr>
+          <w:lang w:val="pt_PT" w:bidi="pt_PT"/>
+        </w:rPr>
+      </w:r>
+      <w:r>
+        <w:rPr>
+          <w:lang w:val="pt_PT" w:bidi="pt_PT"/>
+        </w:rPr>
+        <w:t xml:space="preserve">Veja: </w:t>
+      </w:r>
+      <w:r>
+        <w:rPr>
+          <w:lang w:val="pt_PT" w:bidi="pt_PT"/>
+        </w:rPr>
+        <w:t>Ativo ou passivo.</w:t>
+      </w:r>
+      <w:r>
+        <w:rPr>
+          <w:lang w:val="pt_PT" w:bidi="pt_PT"/>
+        </w:rPr>
+      </w:r>
+      <w:r>
+        <w:rPr>
+          <w:lang w:val="pt_PT" w:bidi="pt_PT"/>
+        </w:rPr>
+      </w:r>
+    </w:p>
+    <w:p>
+      <w:pPr/>
+      <w:r>
+        <w:rPr>
+          <w:lang w:val="pt_PT" w:bidi="pt_PT"/>
+        </w:rPr>
+      </w:r>
+    </w:p>
+    <w:p>
+      <w:pPr>
+        <w:pStyle w:val="Heading2"/>
+      </w:pPr>
+      <w:r>
+        <w:rPr>
+          <w:lang w:val="pt_PT" w:bidi="pt_PT"/>
+        </w:rPr>
+        <w:t>2 Pedro 3.17 (#8)</w:t>
+      </w:r>
+      <w:r>
+        <w:rPr>
+          <w:lang w:val="pt_PT" w:bidi="pt_PT"/>
+        </w:rPr>
+      </w:r>
+    </w:p>
+    <w:p>
+      <w:pPr/>
+      <w:r>
+        <w:rPr>
+          <w:lang w:val="pt_PT" w:bidi="pt_PT"/>
+        </w:rPr>
+      </w:r>
+      <w:r>
+        <w:rPr>
+          <w:b/>
+          <w:lang w:val="pt_PT" w:bidi="pt_PT"/>
+        </w:rPr>
+        <w:t>"tomem cuidado para não serem levados pelos erros de pessoas imorais".</w:t>
+      </w:r>
+    </w:p>
+    <w:p>
+      <w:pPr/>
+      <w:r>
+        <w:rPr>
+          <w:lang w:val="pt_PT" w:bidi="pt_PT"/>
+        </w:rPr>
+      </w:r>
+      <w:r>
+        <w:rPr>
+          <w:lang w:val="pt_PT" w:bidi="pt_PT"/>
+        </w:rPr>
+        <w:t>Uma tradução mais literal dirá:</w:t>
+      </w:r>
+      <w:r>
+        <w:rPr>
+          <w:b/>
+          <w:lang w:val="pt_PT" w:bidi="pt_PT"/>
+        </w:rPr>
+        <w:t xml:space="preserve"> tendo sido desviados pelo erro dos ímpios. </w:t>
+      </w:r>
+      <w:r>
+        <w:rPr>
+          <w:lang w:val="pt_PT" w:bidi="pt_PT"/>
+        </w:rPr>
+        <w:t xml:space="preserve">Aqui, Pedro usa </w:t>
+      </w:r>
+      <w:r>
+        <w:rPr>
+          <w:b/>
+          <w:lang w:val="pt_PT" w:bidi="pt_PT"/>
+        </w:rPr>
+        <w:t>desviados</w:t>
+      </w:r>
+      <w:r>
+        <w:rPr>
+          <w:lang w:val="pt_PT" w:bidi="pt_PT"/>
+        </w:rPr>
+        <w:t xml:space="preserve"> para descrever pessoas que foram enganadas a viver de forma perversa por falsos mestres, como se tivessem sido afastadas do caminho reto. Se for útil em seu idioma, você pode expressar essa metáfora de maneira simples. Tradução alternativa: “tendo sido enganados a viver de forma perversa pelo erro dos ímpios”.</w:t>
+      </w:r>
+    </w:p>
+    <w:p>
+      <w:pPr/>
+      <w:r>
+        <w:rPr>
+          <w:lang w:val="pt_PT" w:bidi="pt_PT"/>
+        </w:rPr>
+      </w:r>
+      <w:r>
+        <w:rPr>
+          <w:lang w:val="pt_PT" w:bidi="pt_PT"/>
+        </w:rPr>
+        <w:t xml:space="preserve">Veja: </w:t>
+      </w:r>
+      <w:r>
+        <w:rPr>
+          <w:lang w:val="pt_PT" w:bidi="pt_PT"/>
+        </w:rPr>
+        <w:t>Metáfora.</w:t>
+      </w:r>
+      <w:r>
+        <w:rPr>
+          <w:lang w:val="pt_PT" w:bidi="pt_PT"/>
+        </w:rPr>
+      </w:r>
+      <w:r>
+        <w:rPr>
+          <w:lang w:val="pt_PT" w:bidi="pt_PT"/>
+        </w:rPr>
+      </w:r>
+    </w:p>
+    <w:p>
+      <w:pPr/>
+      <w:r>
+        <w:rPr>
+          <w:lang w:val="pt_PT" w:bidi="pt_PT"/>
+        </w:rPr>
+      </w:r>
+    </w:p>
+    <w:p>
+      <w:pPr>
+        <w:pStyle w:val="Heading2"/>
+      </w:pPr>
+      <w:r>
+        <w:rPr>
+          <w:lang w:val="pt_PT" w:bidi="pt_PT"/>
+        </w:rPr>
+        <w:t>2 Pedro 3.17 (#9)</w:t>
+      </w:r>
+      <w:r>
+        <w:rPr>
+          <w:lang w:val="pt_PT" w:bidi="pt_PT"/>
+        </w:rPr>
+      </w:r>
+    </w:p>
+    <w:p>
+      <w:pPr/>
+      <w:r>
+        <w:rPr>
+          <w:lang w:val="pt_PT" w:bidi="pt_PT"/>
+        </w:rPr>
+      </w:r>
+      <w:r>
+        <w:rPr>
+          <w:b/>
+          <w:lang w:val="pt_PT" w:bidi="pt_PT"/>
+        </w:rPr>
+        <w:t>"pelos erros de pessoas imorais".</w:t>
+      </w:r>
+    </w:p>
+    <w:p>
+      <w:pPr/>
+      <w:r>
+        <w:rPr>
+          <w:lang w:val="pt_PT" w:bidi="pt_PT"/>
+        </w:rPr>
+      </w:r>
+      <w:r>
+        <w:rPr>
+          <w:lang w:val="pt_PT" w:bidi="pt_PT"/>
+        </w:rPr>
+        <w:t>Esta frase indica os meios pelos quais alguém pode ser levado ao erro. Tradução alternativa: “por meio do erro dos ímpios”.</w:t>
+      </w:r>
+      <w:r>
+        <w:rPr>
+          <w:lang w:val="pt_PT" w:bidi="pt_PT"/>
+        </w:rPr>
+      </w:r>
+      <w:r>
+        <w:rPr>
+          <w:lang w:val="pt_PT" w:bidi="pt_PT"/>
+        </w:rPr>
+      </w:r>
+    </w:p>
+    <w:p>
+      <w:pPr/>
+      <w:r>
+        <w:rPr>
+          <w:lang w:val="pt_PT" w:bidi="pt_PT"/>
+        </w:rPr>
+      </w:r>
+    </w:p>
+    <w:p>
+      <w:pPr>
+        <w:pStyle w:val="Heading2"/>
+      </w:pPr>
+      <w:r>
+        <w:rPr>
+          <w:lang w:val="pt_PT" w:bidi="pt_PT"/>
+        </w:rPr>
+        <w:t>2 Pedro 3.18 (#1)</w:t>
+      </w:r>
+      <w:r>
+        <w:rPr>
+          <w:lang w:val="pt_PT" w:bidi="pt_PT"/>
+        </w:rPr>
+      </w:r>
+    </w:p>
+    <w:p>
+      <w:pPr/>
+      <w:r>
+        <w:rPr>
+          <w:lang w:val="pt_PT" w:bidi="pt_PT"/>
+        </w:rPr>
+      </w:r>
+      <w:r>
+        <w:rPr>
+          <w:b/>
+          <w:lang w:val="pt_PT" w:bidi="pt_PT"/>
+        </w:rPr>
+        <w:t>"Porém continuem a crescer na graça e no conhecimento do nosso Senhor e Salvador Jesus Cristo".</w:t>
+      </w:r>
+    </w:p>
+    <w:p>
+      <w:pPr/>
+      <w:r>
+        <w:rPr>
+          <w:lang w:val="pt_PT" w:bidi="pt_PT"/>
+        </w:rPr>
+      </w:r>
+      <w:r>
+        <w:rPr>
+          <w:lang w:val="pt_PT" w:bidi="pt_PT"/>
+        </w:rPr>
+        <w:t xml:space="preserve">Aqui, </w:t>
+      </w:r>
+      <w:r>
+        <w:rPr>
+          <w:b/>
+          <w:lang w:val="pt_PT" w:bidi="pt_PT"/>
+        </w:rPr>
+        <w:t>crescer</w:t>
+      </w:r>
+      <w:r>
+        <w:rPr>
+          <w:lang w:val="pt_PT" w:bidi="pt_PT"/>
+        </w:rPr>
+        <w:t xml:space="preserve"> é usado para expressar a experiência de ter algo em quantidades crescentes. Se for útil em seu idioma, você pode declarar esta metáfora de forma clara. Tradução alternativa: “ter cada vez mais da graça e do conhecimento de nosso Senhor e Salvador Jesus Cristo”.</w:t>
+      </w:r>
+    </w:p>
+    <w:p>
+      <w:pPr/>
+      <w:r>
+        <w:rPr>
+          <w:lang w:val="pt_PT" w:bidi="pt_PT"/>
+        </w:rPr>
+      </w:r>
+      <w:r>
+        <w:rPr>
+          <w:lang w:val="pt_PT" w:bidi="pt_PT"/>
+        </w:rPr>
+        <w:t xml:space="preserve">Veja: </w:t>
+      </w:r>
+      <w:r>
+        <w:rPr>
+          <w:lang w:val="pt_PT" w:bidi="pt_PT"/>
+        </w:rPr>
+        <w:t>Metáfora.</w:t>
+      </w:r>
+      <w:r>
+        <w:rPr>
+          <w:lang w:val="pt_PT" w:bidi="pt_PT"/>
+        </w:rPr>
+      </w:r>
+      <w:r>
+        <w:rPr>
+          <w:lang w:val="pt_PT" w:bidi="pt_PT"/>
+        </w:rPr>
+      </w:r>
+    </w:p>
+    <w:p>
+      <w:pPr/>
+      <w:r>
+        <w:rPr>
+          <w:lang w:val="pt_PT" w:bidi="pt_PT"/>
+        </w:rPr>
+      </w:r>
+    </w:p>
+    <w:p>
+      <w:pPr>
+        <w:pStyle w:val="Heading2"/>
+      </w:pPr>
+      <w:r>
+        <w:rPr>
+          <w:lang w:val="pt_PT" w:bidi="pt_PT"/>
+        </w:rPr>
+        <w:t>2 Pedro 3.18 (#2)</w:t>
+      </w:r>
+      <w:r>
+        <w:rPr>
+          <w:lang w:val="pt_PT" w:bidi="pt_PT"/>
+        </w:rPr>
+      </w:r>
+    </w:p>
+    <w:p>
+      <w:pPr/>
+      <w:r>
+        <w:rPr>
+          <w:lang w:val="pt_PT" w:bidi="pt_PT"/>
+        </w:rPr>
+      </w:r>
+      <w:r>
+        <w:rPr>
+          <w:b/>
+          <w:lang w:val="pt_PT" w:bidi="pt_PT"/>
+        </w:rPr>
+        <w:t>"na graça e no conhecimento".</w:t>
+      </w:r>
+    </w:p>
+    <w:p>
+      <w:pPr/>
+      <w:r>
+        <w:rPr>
+          <w:lang w:val="pt_PT" w:bidi="pt_PT"/>
+        </w:rPr>
+      </w:r>
+      <w:r>
+        <w:rPr>
+          <w:lang w:val="pt_PT" w:bidi="pt_PT"/>
+        </w:rPr>
+        <w:t xml:space="preserve">Aqui, </w:t>
+      </w:r>
+      <w:r>
+        <w:rPr>
+          <w:b/>
+          <w:lang w:val="pt_PT" w:bidi="pt_PT"/>
+        </w:rPr>
+        <w:t>na</w:t>
+      </w:r>
+      <w:r>
+        <w:rPr>
+          <w:lang w:val="pt_PT" w:bidi="pt_PT"/>
+        </w:rPr>
+        <w:t xml:space="preserve"> significa “com referência a”. Tradução alternativa: “com referência à graça e ao conhecimento”.</w:t>
+      </w:r>
+      <w:r>
+        <w:rPr>
+          <w:lang w:val="pt_PT" w:bidi="pt_PT"/>
+        </w:rPr>
+      </w:r>
+      <w:r>
+        <w:rPr>
+          <w:lang w:val="pt_PT" w:bidi="pt_PT"/>
+        </w:rPr>
+      </w:r>
+    </w:p>
+    <w:p>
+      <w:pPr/>
+      <w:r>
+        <w:rPr>
+          <w:lang w:val="pt_PT" w:bidi="pt_PT"/>
+        </w:rPr>
+      </w:r>
+    </w:p>
+    <w:p>
+      <w:pPr>
+        <w:pStyle w:val="Heading2"/>
+      </w:pPr>
+      <w:r>
+        <w:rPr>
+          <w:lang w:val="pt_PT" w:bidi="pt_PT"/>
+        </w:rPr>
+        <w:t>2 Pedro 3.18 (#3)</w:t>
+      </w:r>
+      <w:r>
+        <w:rPr>
+          <w:lang w:val="pt_PT" w:bidi="pt_PT"/>
+        </w:rPr>
+      </w:r>
+    </w:p>
+    <w:p>
+      <w:pPr/>
+      <w:r>
+        <w:rPr>
+          <w:lang w:val="pt_PT" w:bidi="pt_PT"/>
+        </w:rPr>
+      </w:r>
+      <w:r>
+        <w:rPr>
+          <w:b/>
+          <w:lang w:val="pt_PT" w:bidi="pt_PT"/>
+        </w:rPr>
+        <w:t>"graça".</w:t>
+      </w:r>
+    </w:p>
+    <w:p>
+      <w:pPr/>
+      <w:r>
+        <w:rPr>
+          <w:lang w:val="pt_PT" w:bidi="pt_PT"/>
+        </w:rPr>
+      </w:r>
+      <w:r>
+        <w:rPr>
+          <w:lang w:val="pt_PT" w:bidi="pt_PT"/>
+        </w:rPr>
+        <w:t xml:space="preserve">Se for útil no seu idioma, você pode expressar o substantivo abstrato </w:t>
+      </w:r>
+      <w:r>
+        <w:rPr>
+          <w:b/>
+          <w:lang w:val="pt_PT" w:bidi="pt_PT"/>
+        </w:rPr>
+        <w:t>graça</w:t>
+      </w:r>
+      <w:r>
+        <w:rPr>
+          <w:lang w:val="pt_PT" w:bidi="pt_PT"/>
+        </w:rPr>
+        <w:t xml:space="preserve"> traduzindo-o com uma expressão equivalente. Tradução alternativa: “atos de gentileza”.</w:t>
+      </w:r>
+    </w:p>
+    <w:p>
+      <w:pPr/>
+      <w:r>
+        <w:rPr>
+          <w:lang w:val="pt_PT" w:bidi="pt_PT"/>
+        </w:rPr>
+      </w:r>
+      <w:r>
+        <w:rPr>
+          <w:lang w:val="pt_PT" w:bidi="pt_PT"/>
+        </w:rPr>
+        <w:t xml:space="preserve">Veja: </w:t>
+      </w:r>
+      <w:r>
+        <w:rPr>
+          <w:lang w:val="pt_PT" w:bidi="pt_PT"/>
+        </w:rPr>
+        <w:t>Substantivos abstratos.</w:t>
+      </w:r>
+      <w:r>
+        <w:rPr>
+          <w:lang w:val="pt_PT" w:bidi="pt_PT"/>
+        </w:rPr>
+      </w:r>
+      <w:r>
+        <w:rPr>
+          <w:lang w:val="pt_PT" w:bidi="pt_PT"/>
+        </w:rPr>
+      </w:r>
+    </w:p>
+    <w:p>
+      <w:pPr/>
+      <w:r>
+        <w:rPr>
+          <w:lang w:val="pt_PT" w:bidi="pt_PT"/>
+        </w:rPr>
+      </w:r>
+    </w:p>
+    <w:p>
+      <w:pPr>
+        <w:pStyle w:val="Heading2"/>
+      </w:pPr>
+      <w:r>
+        <w:rPr>
+          <w:lang w:val="pt_PT" w:bidi="pt_PT"/>
+        </w:rPr>
+        <w:t>2 Pedro 3.18 (#4)</w:t>
+      </w:r>
+      <w:r>
+        <w:rPr>
+          <w:lang w:val="pt_PT" w:bidi="pt_PT"/>
+        </w:rPr>
+      </w:r>
+    </w:p>
+    <w:p>
+      <w:pPr/>
+      <w:r>
+        <w:rPr>
+          <w:lang w:val="pt_PT" w:bidi="pt_PT"/>
+        </w:rPr>
+      </w:r>
+      <w:r>
+        <w:rPr>
+          <w:b/>
+          <w:lang w:val="pt_PT" w:bidi="pt_PT"/>
+        </w:rPr>
+        <w:t>"conhecimento".</w:t>
+      </w:r>
+    </w:p>
+    <w:p>
+      <w:pPr/>
+      <w:r>
+        <w:rPr>
+          <w:lang w:val="pt_PT" w:bidi="pt_PT"/>
+        </w:rPr>
+      </w:r>
+      <w:r>
+        <w:rPr>
+          <w:lang w:val="pt_PT" w:bidi="pt_PT"/>
+        </w:rPr>
+        <w:t xml:space="preserve">Se for útil no seu idioma, você pode expressar o substantivo abstrato </w:t>
+      </w:r>
+      <w:r>
+        <w:rPr>
+          <w:b/>
+          <w:lang w:val="pt_PT" w:bidi="pt_PT"/>
+        </w:rPr>
+        <w:t>conhecimento</w:t>
+      </w:r>
+      <w:r>
+        <w:rPr>
+          <w:lang w:val="pt_PT" w:bidi="pt_PT"/>
+        </w:rPr>
+        <w:t xml:space="preserve"> traduzindo-o com uma expressão equivalente. Tradução alternativa: “o que você sabe”.</w:t>
+      </w:r>
+    </w:p>
+    <w:p>
+      <w:pPr/>
+      <w:r>
+        <w:rPr>
+          <w:lang w:val="pt_PT" w:bidi="pt_PT"/>
+        </w:rPr>
+      </w:r>
+      <w:r>
+        <w:rPr>
+          <w:lang w:val="pt_PT" w:bidi="pt_PT"/>
+        </w:rPr>
+        <w:t xml:space="preserve">Veja: </w:t>
+      </w:r>
+      <w:r>
+        <w:rPr>
+          <w:lang w:val="pt_PT" w:bidi="pt_PT"/>
+        </w:rPr>
+        <w:t>Substantivos abstratos.</w:t>
+      </w:r>
+      <w:r>
+        <w:rPr>
+          <w:lang w:val="pt_PT" w:bidi="pt_PT"/>
+        </w:rPr>
+      </w:r>
+      <w:r>
+        <w:rPr>
+          <w:lang w:val="pt_PT" w:bidi="pt_PT"/>
+        </w:rPr>
+      </w:r>
+    </w:p>
+    <w:p>
+      <w:pPr/>
+      <w:r>
+        <w:rPr>
+          <w:lang w:val="pt_PT" w:bidi="pt_PT"/>
+        </w:rPr>
+      </w:r>
+    </w:p>
+    <w:p>
+      <w:pPr>
+        <w:pStyle w:val="Heading2"/>
+      </w:pPr>
+      <w:r>
+        <w:rPr>
+          <w:lang w:val="pt_PT" w:bidi="pt_PT"/>
+        </w:rPr>
+        <w:t>2 Pedro 3.18 (#5)</w:t>
+      </w:r>
+      <w:r>
+        <w:rPr>
+          <w:lang w:val="pt_PT" w:bidi="pt_PT"/>
+        </w:rPr>
+      </w:r>
+    </w:p>
+    <w:p>
+      <w:pPr/>
+      <w:r>
+        <w:rPr>
+          <w:lang w:val="pt_PT" w:bidi="pt_PT"/>
+        </w:rPr>
+      </w:r>
+      <w:r>
+        <w:rPr>
+          <w:b/>
+          <w:lang w:val="pt_PT" w:bidi="pt_PT"/>
+        </w:rPr>
+        <w:t>"do nosso Senhor e Salvador Jesus Cristo".</w:t>
+      </w:r>
+    </w:p>
+    <w:p>
+      <w:pPr/>
+      <w:r>
+        <w:rPr>
+          <w:lang w:val="pt_PT" w:bidi="pt_PT"/>
+        </w:rPr>
+      </w:r>
+      <w:r>
+        <w:rPr>
+          <w:lang w:val="pt_PT" w:bidi="pt_PT"/>
+        </w:rPr>
+        <w:t xml:space="preserve">Aqui, </w:t>
+      </w:r>
+      <w:r>
+        <w:rPr>
+          <w:b/>
+          <w:lang w:val="pt_PT" w:bidi="pt_PT"/>
+        </w:rPr>
+        <w:t>nosso Senhor</w:t>
+      </w:r>
+      <w:r>
+        <w:rPr>
+          <w:lang w:val="pt_PT" w:bidi="pt_PT"/>
+        </w:rPr>
+        <w:t xml:space="preserve"> significa "a pessoa que é Senhor sobre nós" ou "a pessoa que governa sobre nós". A conjunção e indica que nosso também se aplica a </w:t>
+      </w:r>
+      <w:r>
+        <w:rPr>
+          <w:b/>
+          <w:lang w:val="pt_PT" w:bidi="pt_PT"/>
+        </w:rPr>
+        <w:t>Salvador</w:t>
+      </w:r>
+      <w:r>
+        <w:rPr>
+          <w:lang w:val="pt_PT" w:bidi="pt_PT"/>
+        </w:rPr>
+        <w:t>, significando "a pessoa que nos salva". Se você incluir ambas as frases na sua tradução, também precisará colocar uma vírgula no final da segunda frase. Tradução alternativa: "da pessoa que governa sobre nós e nos salva,".</w:t>
+      </w:r>
+    </w:p>
+    <w:p>
+      <w:pPr/>
+      <w:r>
+        <w:rPr>
+          <w:lang w:val="pt_PT" w:bidi="pt_PT"/>
+        </w:rPr>
+      </w:r>
+      <w:r>
+        <w:rPr>
+          <w:lang w:val="pt_PT" w:bidi="pt_PT"/>
+        </w:rPr>
+        <w:t xml:space="preserve">Veja: </w:t>
+      </w:r>
+      <w:r>
+        <w:rPr>
+          <w:lang w:val="pt_PT" w:bidi="pt_PT"/>
+        </w:rPr>
+        <w:t>Posse.</w:t>
+      </w:r>
+      <w:r>
+        <w:rPr>
+          <w:lang w:val="pt_PT" w:bidi="pt_PT"/>
+        </w:rPr>
+      </w:r>
+      <w:r>
+        <w:rPr>
+          <w:lang w:val="pt_PT" w:bidi="pt_PT"/>
+        </w:rPr>
+      </w:r>
+    </w:p>
+    <w:p>
+      <w:pPr/>
+      <w:r>
+        <w:rPr>
+          <w:lang w:val="pt_PT" w:bidi="pt_PT"/>
+        </w:rPr>
+      </w:r>
+    </w:p>
+    <w:p>
+      <w:pPr>
+        <w:pStyle w:val="Heading2"/>
+      </w:pPr>
+      <w:r>
+        <w:rPr>
+          <w:lang w:val="pt_PT" w:bidi="pt_PT"/>
+        </w:rPr>
+        <w:t>2 Pedro 3.18 (#6)</w:t>
+      </w:r>
+      <w:r>
+        <w:rPr>
+          <w:lang w:val="pt_PT" w:bidi="pt_PT"/>
+        </w:rPr>
+      </w:r>
+    </w:p>
+    <w:p>
+      <w:pPr/>
+      <w:r>
+        <w:rPr>
+          <w:lang w:val="pt_PT" w:bidi="pt_PT"/>
+        </w:rPr>
+      </w:r>
+      <w:r>
+        <w:rPr>
+          <w:b/>
+          <w:lang w:val="pt_PT" w:bidi="pt_PT"/>
+        </w:rPr>
+        <w:t>"Glória a ele, agora".</w:t>
+      </w:r>
+    </w:p>
+    <w:p>
+      <w:pPr/>
+      <w:r>
+        <w:rPr>
+          <w:lang w:val="pt_PT" w:bidi="pt_PT"/>
+        </w:rPr>
+      </w:r>
+      <w:r>
+        <w:rPr>
+          <w:lang w:val="pt_PT" w:bidi="pt_PT"/>
+        </w:rPr>
+        <w:t xml:space="preserve">Se for útil no seu idioma, você pode expressar o substantivo abstrato </w:t>
+      </w:r>
+      <w:r>
+        <w:rPr>
+          <w:b/>
+          <w:lang w:val="pt_PT" w:bidi="pt_PT"/>
+        </w:rPr>
+        <w:t>glória</w:t>
+      </w:r>
+      <w:r>
+        <w:rPr>
+          <w:lang w:val="pt_PT" w:bidi="pt_PT"/>
+        </w:rPr>
+        <w:t xml:space="preserve"> traduzindo-o com uma expressão equivalente. Tradução alternativa: “Que todos o glorifiquem”.</w:t>
+      </w:r>
+    </w:p>
+    <w:p>
+      <w:pPr/>
+      <w:r>
+        <w:rPr>
+          <w:lang w:val="pt_PT" w:bidi="pt_PT"/>
+        </w:rPr>
+      </w:r>
+      <w:r>
+        <w:rPr>
+          <w:lang w:val="pt_PT" w:bidi="pt_PT"/>
+        </w:rPr>
+        <w:t xml:space="preserve">Veja: </w:t>
+      </w:r>
+      <w:r>
+        <w:rPr>
+          <w:lang w:val="pt_PT" w:bidi="pt_PT"/>
+        </w:rPr>
+        <w:t>Substantivos abstratos.</w:t>
+      </w:r>
+      <w:r>
+        <w:rPr>
+          <w:lang w:val="pt_PT" w:bidi="pt_PT"/>
+        </w:rPr>
+      </w:r>
+      <w:r>
+        <w:rPr>
+          <w:lang w:val="pt_PT" w:bidi="pt_PT"/>
+        </w:rPr>
+      </w:r>
+    </w:p>
+    <w:p>
+      <w:pPr/>
+      <w:r>
+        <w:rPr>
+          <w:lang w:val="pt_PT" w:bidi="pt_PT"/>
+        </w:rPr>
+      </w:r>
+    </w:p>
+    <w:p>
+      <w:pPr>
+        <w:pStyle w:val="Heading2"/>
+      </w:pPr>
+      <w:r>
+        <w:rPr>
+          <w:lang w:val="pt_PT" w:bidi="pt_PT"/>
+        </w:rPr>
+        <w:t>2 Pedro 3.18 (#7)</w:t>
+      </w:r>
+      <w:r>
+        <w:rPr>
+          <w:lang w:val="pt_PT" w:bidi="pt_PT"/>
+        </w:rPr>
+      </w:r>
+    </w:p>
+    <w:p>
+      <w:pPr/>
+      <w:r>
+        <w:rPr>
+          <w:lang w:val="pt_PT" w:bidi="pt_PT"/>
+        </w:rPr>
+      </w:r>
+      <w:r>
+        <w:rPr>
+          <w:b/>
+          <w:lang w:val="pt_PT" w:bidi="pt_PT"/>
+        </w:rPr>
+        <w:t>"agora e para sempre!".</w:t>
+      </w:r>
+    </w:p>
+    <w:p>
+      <w:pPr/>
+      <w:r>
+        <w:rPr>
+          <w:lang w:val="pt_PT" w:bidi="pt_PT"/>
+        </w:rPr>
+      </w:r>
+      <w:r>
+        <w:rPr>
+          <w:lang w:val="pt_PT" w:bidi="pt_PT"/>
+        </w:rPr>
+        <w:t>Uma tradução mais literal dirá:</w:t>
+      </w:r>
+      <w:r>
+        <w:rPr>
+          <w:b/>
+          <w:lang w:val="pt_PT" w:bidi="pt_PT"/>
+        </w:rPr>
+        <w:t xml:space="preserve"> até o dia da eternidade. </w:t>
+      </w:r>
+      <w:r>
+        <w:rPr>
+          <w:lang w:val="pt_PT" w:bidi="pt_PT"/>
+        </w:rPr>
+        <w:t xml:space="preserve">Aqui, </w:t>
+      </w:r>
+      <w:r>
+        <w:rPr>
+          <w:b/>
+          <w:lang w:val="pt_PT" w:bidi="pt_PT"/>
+        </w:rPr>
+        <w:t>até o dia da eternidade</w:t>
+      </w:r>
+      <w:r>
+        <w:rPr>
+          <w:lang w:val="pt_PT" w:bidi="pt_PT"/>
+        </w:rPr>
+        <w:t xml:space="preserve"> é uma expressão que significa "para sempre". Se for útil no seu idioma, você pode usar uma expressão equivalente ou uma linguagem simples. Tradução alternativa: "para a eternidade" ou "eternamente".</w:t>
+      </w:r>
+    </w:p>
+    <w:p>
+      <w:pPr/>
+      <w:r>
+        <w:rPr>
+          <w:lang w:val="pt_PT" w:bidi="pt_PT"/>
+        </w:rPr>
+      </w:r>
+      <w:r>
+        <w:rPr>
+          <w:lang w:val="pt_PT" w:bidi="pt_PT"/>
+        </w:rPr>
+        <w:t xml:space="preserve">Veja: </w:t>
+      </w:r>
+      <w:r>
+        <w:rPr>
+          <w:lang w:val="pt_PT" w:bidi="pt_PT"/>
+        </w:rPr>
+        <w:t>Expressão idiomática.</w:t>
       </w:r>
       <w:r>
         <w:rPr>

--- a/por/docx/61.content.docx
+++ b/por/docx/61.content.docx
@@ -210,6 +210,21 @@
           <w:b/>
           <w:lang w:val="pt_PT" w:bidi="pt_PT"/>
         </w:rPr>
+        <w:t>Σίμων Πέτρος</w:t>
+      </w:r>
+    </w:p>
+    <w:p>
+      <w:pPr/>
+      <w:r>
+        <w:rPr>
+          <w:lang w:val="pt_PT" w:bidi="pt_PT"/>
+        </w:rPr>
+      </w:r>
+      <w:r>
+        <w:rPr>
+          <w:b/>
+          <w:lang w:val="pt_PT" w:bidi="pt_PT"/>
+        </w:rPr>
         <w:t>"Eu, Simão Pedro".</w:t>
       </w:r>
     </w:p>
@@ -306,6 +321,21 @@
           <w:b/>
           <w:lang w:val="pt_PT" w:bidi="pt_PT"/>
         </w:rPr>
+        <w:t>Σίμων Πέτρος</w:t>
+      </w:r>
+    </w:p>
+    <w:p>
+      <w:pPr/>
+      <w:r>
+        <w:rPr>
+          <w:lang w:val="pt_PT" w:bidi="pt_PT"/>
+        </w:rPr>
+      </w:r>
+      <w:r>
+        <w:rPr>
+          <w:b/>
+          <w:lang w:val="pt_PT" w:bidi="pt_PT"/>
+        </w:rPr>
         <w:t>"Simão Pedro".</w:t>
       </w:r>
     </w:p>
@@ -505,6 +535,21 @@
           <w:b/>
           <w:lang w:val="pt_PT" w:bidi="pt_PT"/>
         </w:rPr>
+        <w:t>τοῖς &amp; λαχοῦσιν</w:t>
+      </w:r>
+    </w:p>
+    <w:p>
+      <w:pPr/>
+      <w:r>
+        <w:rPr>
+          <w:lang w:val="pt_PT" w:bidi="pt_PT"/>
+        </w:rPr>
+      </w:r>
+      <w:r>
+        <w:rPr>
+          <w:b/>
+          <w:lang w:val="pt_PT" w:bidi="pt_PT"/>
+        </w:rPr>
         <w:t>"a vocês que".</w:t>
       </w:r>
     </w:p>
@@ -794,6 +839,21 @@
           <w:b/>
           <w:lang w:val="pt_PT" w:bidi="pt_PT"/>
         </w:rPr>
+        <w:t>ἡμῖν</w:t>
+      </w:r>
+    </w:p>
+    <w:p>
+      <w:pPr/>
+      <w:r>
+        <w:rPr>
+          <w:lang w:val="pt_PT" w:bidi="pt_PT"/>
+        </w:rPr>
+      </w:r>
+      <w:r>
+        <w:rPr>
+          <w:b/>
+          <w:lang w:val="pt_PT" w:bidi="pt_PT"/>
+        </w:rPr>
         <w:t>"</w:t>
       </w:r>
       <w:r>
@@ -1033,6 +1093,21 @@
           <w:b/>
           <w:lang w:val="pt_PT" w:bidi="pt_PT"/>
         </w:rPr>
+        <w:t>δικαιοσύνῃ τοῦ Θεοῦ ἡμῶν καὶ Σωτῆρος</w:t>
+      </w:r>
+    </w:p>
+    <w:p>
+      <w:pPr/>
+      <w:r>
+        <w:rPr>
+          <w:lang w:val="pt_PT" w:bidi="pt_PT"/>
+        </w:rPr>
+      </w:r>
+      <w:r>
+        <w:rPr>
+          <w:b/>
+          <w:lang w:val="pt_PT" w:bidi="pt_PT"/>
+        </w:rPr>
         <w:t>"</w:t>
       </w:r>
       <w:r>
@@ -1169,6 +1244,21 @@
           <w:b/>
           <w:lang w:val="pt_PT" w:bidi="pt_PT"/>
         </w:rPr>
+        <w:t>χάρις ὑμῖν καὶ εἰρήνη πληθυνθείη</w:t>
+      </w:r>
+    </w:p>
+    <w:p>
+      <w:pPr/>
+      <w:r>
+        <w:rPr>
+          <w:lang w:val="pt_PT" w:bidi="pt_PT"/>
+        </w:rPr>
+      </w:r>
+      <w:r>
+        <w:rPr>
+          <w:b/>
+          <w:lang w:val="pt_PT" w:bidi="pt_PT"/>
+        </w:rPr>
         <w:t>"</w:t>
       </w:r>
       <w:r>
@@ -1389,6 +1479,21 @@
           <w:b/>
           <w:lang w:val="pt_PT" w:bidi="pt_PT"/>
         </w:rPr>
+        <w:t>χάρις ὑμῖν καὶ εἰρήνη πληθυνθείη</w:t>
+      </w:r>
+    </w:p>
+    <w:p>
+      <w:pPr/>
+      <w:r>
+        <w:rPr>
+          <w:lang w:val="pt_PT" w:bidi="pt_PT"/>
+        </w:rPr>
+      </w:r>
+      <w:r>
+        <w:rPr>
+          <w:b/>
+          <w:lang w:val="pt_PT" w:bidi="pt_PT"/>
+        </w:rPr>
         <w:t>"</w:t>
       </w:r>
       <w:r>
@@ -1512,6 +1617,21 @@
           <w:b/>
           <w:lang w:val="pt_PT" w:bidi="pt_PT"/>
         </w:rPr>
+        <w:t>χάρις &amp; καὶ εἰρήνη πληθυνθείη</w:t>
+      </w:r>
+    </w:p>
+    <w:p>
+      <w:pPr/>
+      <w:r>
+        <w:rPr>
+          <w:lang w:val="pt_PT" w:bidi="pt_PT"/>
+        </w:rPr>
+      </w:r>
+      <w:r>
+        <w:rPr>
+          <w:b/>
+          <w:lang w:val="pt_PT" w:bidi="pt_PT"/>
+        </w:rPr>
         <w:t>"</w:t>
       </w:r>
       <w:r>
@@ -1622,6 +1742,21 @@
           <w:b/>
           <w:lang w:val="pt_PT" w:bidi="pt_PT"/>
         </w:rPr>
+        <w:t>ὑμῖν</w:t>
+      </w:r>
+    </w:p>
+    <w:p>
+      <w:pPr/>
+      <w:r>
+        <w:rPr>
+          <w:lang w:val="pt_PT" w:bidi="pt_PT"/>
+        </w:rPr>
+      </w:r>
+      <w:r>
+        <w:rPr>
+          <w:b/>
+          <w:lang w:val="pt_PT" w:bidi="pt_PT"/>
+        </w:rPr>
         <w:t>"com vocês".</w:t>
       </w:r>
     </w:p>
@@ -1897,6 +2032,21 @@
         <w:rPr>
           <w:lang w:val="pt_PT" w:bidi="pt_PT"/>
         </w:rPr>
+      </w:r>
+    </w:p>
+    <w:p>
+      <w:pPr/>
+      <w:r>
+        <w:rPr>
+          <w:lang w:val="pt_PT" w:bidi="pt_PT"/>
+        </w:rPr>
+      </w:r>
+      <w:r>
+        <w:rPr>
+          <w:b/>
+          <w:lang w:val="pt_PT" w:bidi="pt_PT"/>
+        </w:rPr>
+        <w:t>τοῦ Κυρίου ἡμῶν</w:t>
       </w:r>
     </w:p>
     <w:p>
@@ -2334,6 +2484,21 @@
           <w:b/>
           <w:lang w:val="pt_PT" w:bidi="pt_PT"/>
         </w:rPr>
+        <w:t>ἡμᾶς</w:t>
+      </w:r>
+    </w:p>
+    <w:p>
+      <w:pPr/>
+      <w:r>
+        <w:rPr>
+          <w:lang w:val="pt_PT" w:bidi="pt_PT"/>
+        </w:rPr>
+      </w:r>
+      <w:r>
+        <w:rPr>
+          <w:b/>
+          <w:lang w:val="pt_PT" w:bidi="pt_PT"/>
+        </w:rPr>
         <w:t>"que nos chamou".</w:t>
       </w:r>
     </w:p>
@@ -2539,6 +2704,21 @@
           <w:b/>
           <w:lang w:val="pt_PT" w:bidi="pt_PT"/>
         </w:rPr>
+        <w:t>διὰ δόξης καὶ ἀρετῆς</w:t>
+      </w:r>
+    </w:p>
+    <w:p>
+      <w:pPr/>
+      <w:r>
+        <w:rPr>
+          <w:lang w:val="pt_PT" w:bidi="pt_PT"/>
+        </w:rPr>
+      </w:r>
+      <w:r>
+        <w:rPr>
+          <w:b/>
+          <w:lang w:val="pt_PT" w:bidi="pt_PT"/>
+        </w:rPr>
         <w:t>"</w:t>
       </w:r>
       <w:r>
@@ -2758,6 +2938,21 @@
           <w:b/>
           <w:lang w:val="pt_PT" w:bidi="pt_PT"/>
         </w:rPr>
+        <w:t>τῆς θείας δυνάμεως αὐτοῦ</w:t>
+      </w:r>
+    </w:p>
+    <w:p>
+      <w:pPr/>
+      <w:r>
+        <w:rPr>
+          <w:lang w:val="pt_PT" w:bidi="pt_PT"/>
+        </w:rPr>
+      </w:r>
+      <w:r>
+        <w:rPr>
+          <w:b/>
+          <w:lang w:val="pt_PT" w:bidi="pt_PT"/>
+        </w:rPr>
         <w:t>"</w:t>
       </w:r>
       <w:r>
@@ -2881,6 +3076,21 @@
           <w:b/>
           <w:lang w:val="pt_PT" w:bidi="pt_PT"/>
         </w:rPr>
+        <w:t>τῆς θείας δυνάμεως αὐτοῦ</w:t>
+      </w:r>
+    </w:p>
+    <w:p>
+      <w:pPr/>
+      <w:r>
+        <w:rPr>
+          <w:lang w:val="pt_PT" w:bidi="pt_PT"/>
+        </w:rPr>
+      </w:r>
+      <w:r>
+        <w:rPr>
+          <w:b/>
+          <w:lang w:val="pt_PT" w:bidi="pt_PT"/>
+        </w:rPr>
         <w:t>"</w:t>
       </w:r>
       <w:r>
@@ -2991,6 +3201,21 @@
           <w:b/>
           <w:lang w:val="pt_PT" w:bidi="pt_PT"/>
         </w:rPr>
+        <w:t>τῆς θείας δυνάμεως αὐτοῦ &amp; δεδωρημένης</w:t>
+      </w:r>
+    </w:p>
+    <w:p>
+      <w:pPr/>
+      <w:r>
+        <w:rPr>
+          <w:lang w:val="pt_PT" w:bidi="pt_PT"/>
+        </w:rPr>
+      </w:r>
+      <w:r>
+        <w:rPr>
+          <w:b/>
+          <w:lang w:val="pt_PT" w:bidi="pt_PT"/>
+        </w:rPr>
         <w:t>"</w:t>
       </w:r>
       <w:r>
@@ -3133,6 +3358,21 @@
           <w:b/>
           <w:lang w:val="pt_PT" w:bidi="pt_PT"/>
         </w:rPr>
+        <w:t>πρὸς ζωὴν καὶ εὐσέβειαν</w:t>
+      </w:r>
+    </w:p>
+    <w:p>
+      <w:pPr/>
+      <w:r>
+        <w:rPr>
+          <w:lang w:val="pt_PT" w:bidi="pt_PT"/>
+        </w:rPr>
+      </w:r>
+      <w:r>
+        <w:rPr>
+          <w:b/>
+          <w:lang w:val="pt_PT" w:bidi="pt_PT"/>
+        </w:rPr>
         <w:t>"</w:t>
       </w:r>
       <w:r>
@@ -3385,6 +3625,21 @@
           <w:b/>
           <w:lang w:val="pt_PT" w:bidi="pt_PT"/>
         </w:rPr>
+        <w:t>εὐσέβειαν</w:t>
+      </w:r>
+    </w:p>
+    <w:p>
+      <w:pPr/>
+      <w:r>
+        <w:rPr>
+          <w:lang w:val="pt_PT" w:bidi="pt_PT"/>
+        </w:rPr>
+      </w:r>
+      <w:r>
+        <w:rPr>
+          <w:b/>
+          <w:lang w:val="pt_PT" w:bidi="pt_PT"/>
+        </w:rPr>
         <w:t>"</w:t>
       </w:r>
       <w:r>
@@ -3508,6 +3763,21 @@
           <w:b/>
           <w:lang w:val="pt_PT" w:bidi="pt_PT"/>
         </w:rPr>
+        <w:t>διὰ τῆς ἐπιγνώσεως</w:t>
+      </w:r>
+    </w:p>
+    <w:p>
+      <w:pPr/>
+      <w:r>
+        <w:rPr>
+          <w:lang w:val="pt_PT" w:bidi="pt_PT"/>
+        </w:rPr>
+      </w:r>
+      <w:r>
+        <w:rPr>
+          <w:b/>
+          <w:lang w:val="pt_PT" w:bidi="pt_PT"/>
+        </w:rPr>
         <w:t>"por meio do conhecimento".</w:t>
       </w:r>
     </w:p>
@@ -3571,6 +3841,21 @@
           <w:b/>
           <w:lang w:val="pt_PT" w:bidi="pt_PT"/>
         </w:rPr>
+        <w:t>δι’ ὧν</w:t>
+      </w:r>
+    </w:p>
+    <w:p>
+      <w:pPr/>
+      <w:r>
+        <w:rPr>
+          <w:lang w:val="pt_PT" w:bidi="pt_PT"/>
+        </w:rPr>
+      </w:r>
+      <w:r>
+        <w:rPr>
+          <w:b/>
+          <w:lang w:val="pt_PT" w:bidi="pt_PT"/>
+        </w:rPr>
         <w:t>"</w:t>
       </w:r>
       <w:r>
@@ -3660,6 +3945,21 @@
           <w:b/>
           <w:lang w:val="pt_PT" w:bidi="pt_PT"/>
         </w:rPr>
+        <w:t>ἀποφυγόντες τῆς &amp; φθορᾶς</w:t>
+      </w:r>
+    </w:p>
+    <w:p>
+      <w:pPr/>
+      <w:r>
+        <w:rPr>
+          <w:lang w:val="pt_PT" w:bidi="pt_PT"/>
+        </w:rPr>
+      </w:r>
+      <w:r>
+        <w:rPr>
+          <w:b/>
+          <w:lang w:val="pt_PT" w:bidi="pt_PT"/>
+        </w:rPr>
         <w:t>"</w:t>
       </w:r>
       <w:r>
@@ -3783,6 +4083,21 @@
           <w:b/>
           <w:lang w:val="pt_PT" w:bidi="pt_PT"/>
         </w:rPr>
+        <w:t>ἐν τῷ κόσμῳ</w:t>
+      </w:r>
+    </w:p>
+    <w:p>
+      <w:pPr/>
+      <w:r>
+        <w:rPr>
+          <w:lang w:val="pt_PT" w:bidi="pt_PT"/>
+        </w:rPr>
+      </w:r>
+      <w:r>
+        <w:rPr>
+          <w:b/>
+          <w:lang w:val="pt_PT" w:bidi="pt_PT"/>
+        </w:rPr>
         <w:t>"a este mundo".</w:t>
       </w:r>
     </w:p>
@@ -3879,6 +4194,21 @@
           <w:b/>
           <w:lang w:val="pt_PT" w:bidi="pt_PT"/>
         </w:rPr>
+        <w:t>ἐν ἐπιθυμίᾳ</w:t>
+      </w:r>
+    </w:p>
+    <w:p>
+      <w:pPr/>
+      <w:r>
+        <w:rPr>
+          <w:lang w:val="pt_PT" w:bidi="pt_PT"/>
+        </w:rPr>
+      </w:r>
+      <w:r>
+        <w:rPr>
+          <w:b/>
+          <w:lang w:val="pt_PT" w:bidi="pt_PT"/>
+        </w:rPr>
         <w:t>"</w:t>
       </w:r>
       <w:r>
@@ -3982,6 +4312,21 @@
           <w:b/>
           <w:lang w:val="pt_PT" w:bidi="pt_PT"/>
         </w:rPr>
+        <w:t>φθορᾶς</w:t>
+      </w:r>
+    </w:p>
+    <w:p>
+      <w:pPr/>
+      <w:r>
+        <w:rPr>
+          <w:lang w:val="pt_PT" w:bidi="pt_PT"/>
+        </w:rPr>
+      </w:r>
+      <w:r>
+        <w:rPr>
+          <w:b/>
+          <w:lang w:val="pt_PT" w:bidi="pt_PT"/>
+        </w:rPr>
         <w:t>"</w:t>
       </w:r>
       <w:r>
@@ -4092,6 +4437,21 @@
           <w:b/>
           <w:lang w:val="pt_PT" w:bidi="pt_PT"/>
         </w:rPr>
+        <w:t>δι’ ὧν</w:t>
+      </w:r>
+    </w:p>
+    <w:p>
+      <w:pPr/>
+      <w:r>
+        <w:rPr>
+          <w:lang w:val="pt_PT" w:bidi="pt_PT"/>
+        </w:rPr>
+      </w:r>
+      <w:r>
+        <w:rPr>
+          <w:b/>
+          <w:lang w:val="pt_PT" w:bidi="pt_PT"/>
+        </w:rPr>
         <w:t>"</w:t>
       </w:r>
       <w:r>
@@ -4220,6 +4580,21 @@
           <w:b/>
           <w:lang w:val="pt_PT" w:bidi="pt_PT"/>
         </w:rPr>
+        <w:t>ἡμῖν</w:t>
+      </w:r>
+    </w:p>
+    <w:p>
+      <w:pPr/>
+      <w:r>
+        <w:rPr>
+          <w:lang w:val="pt_PT" w:bidi="pt_PT"/>
+        </w:rPr>
+      </w:r>
+      <w:r>
+        <w:rPr>
+          <w:b/>
+          <w:lang w:val="pt_PT" w:bidi="pt_PT"/>
+        </w:rPr>
         <w:t>"</w:t>
       </w:r>
       <w:r>
@@ -4330,6 +4705,21 @@
           <w:b/>
           <w:lang w:val="pt_PT" w:bidi="pt_PT"/>
         </w:rPr>
+        <w:t>δεδώρηται</w:t>
+      </w:r>
+    </w:p>
+    <w:p>
+      <w:pPr/>
+      <w:r>
+        <w:rPr>
+          <w:lang w:val="pt_PT" w:bidi="pt_PT"/>
+        </w:rPr>
+      </w:r>
+      <w:r>
+        <w:rPr>
+          <w:b/>
+          <w:lang w:val="pt_PT" w:bidi="pt_PT"/>
+        </w:rPr>
         <w:t>"</w:t>
       </w:r>
       <w:r>
@@ -4673,6 +5063,21 @@
           <w:b/>
           <w:lang w:val="pt_PT" w:bidi="pt_PT"/>
         </w:rPr>
+        <w:t>διὰ τούτων</w:t>
+      </w:r>
+    </w:p>
+    <w:p>
+      <w:pPr/>
+      <w:r>
+        <w:rPr>
+          <w:lang w:val="pt_PT" w:bidi="pt_PT"/>
+        </w:rPr>
+      </w:r>
+      <w:r>
+        <w:rPr>
+          <w:b/>
+          <w:lang w:val="pt_PT" w:bidi="pt_PT"/>
+        </w:rPr>
         <w:t>"</w:t>
       </w:r>
       <w:r>
@@ -4775,6 +5180,21 @@
           <w:b/>
           <w:lang w:val="pt_PT" w:bidi="pt_PT"/>
         </w:rPr>
+        <w:t>διὰ τούτων</w:t>
+      </w:r>
+    </w:p>
+    <w:p>
+      <w:pPr/>
+      <w:r>
+        <w:rPr>
+          <w:lang w:val="pt_PT" w:bidi="pt_PT"/>
+        </w:rPr>
+      </w:r>
+      <w:r>
+        <w:rPr>
+          <w:b/>
+          <w:lang w:val="pt_PT" w:bidi="pt_PT"/>
+        </w:rPr>
         <w:t>"</w:t>
       </w:r>
       <w:r>
@@ -4904,6 +5324,21 @@
           <w:b/>
           <w:lang w:val="pt_PT" w:bidi="pt_PT"/>
         </w:rPr>
+        <w:t>θείας &amp; φύσεως</w:t>
+      </w:r>
+    </w:p>
+    <w:p>
+      <w:pPr/>
+      <w:r>
+        <w:rPr>
+          <w:lang w:val="pt_PT" w:bidi="pt_PT"/>
+        </w:rPr>
+      </w:r>
+      <w:r>
+        <w:rPr>
+          <w:b/>
+          <w:lang w:val="pt_PT" w:bidi="pt_PT"/>
+        </w:rPr>
         <w:t>"</w:t>
       </w:r>
       <w:r>
@@ -5014,6 +5449,21 @@
           <w:b/>
           <w:lang w:val="pt_PT" w:bidi="pt_PT"/>
         </w:rPr>
+        <w:t>καὶ αὐτὸ τοῦτο δὲ</w:t>
+      </w:r>
+    </w:p>
+    <w:p>
+      <w:pPr/>
+      <w:r>
+        <w:rPr>
+          <w:lang w:val="pt_PT" w:bidi="pt_PT"/>
+        </w:rPr>
+      </w:r>
+      <w:r>
+        <w:rPr>
+          <w:b/>
+          <w:lang w:val="pt_PT" w:bidi="pt_PT"/>
+        </w:rPr>
         <w:t>"</w:t>
       </w:r>
       <w:r>
@@ -5111,6 +5561,21 @@
           <w:b/>
           <w:lang w:val="pt_PT" w:bidi="pt_PT"/>
         </w:rPr>
+        <w:t>σπουδὴν πᾶσαν παρεισενέγκαντες</w:t>
+      </w:r>
+    </w:p>
+    <w:p>
+      <w:pPr/>
+      <w:r>
+        <w:rPr>
+          <w:lang w:val="pt_PT" w:bidi="pt_PT"/>
+        </w:rPr>
+      </w:r>
+      <w:r>
+        <w:rPr>
+          <w:b/>
+          <w:lang w:val="pt_PT" w:bidi="pt_PT"/>
+        </w:rPr>
         <w:t>"</w:t>
       </w:r>
       <w:r>
@@ -5284,6 +5749,21 @@
           <w:b/>
           <w:lang w:val="pt_PT" w:bidi="pt_PT"/>
         </w:rPr>
+        <w:t>ἐπιχορηγήσατε ἐν τῇ πίστει ὑμῶν</w:t>
+      </w:r>
+    </w:p>
+    <w:p>
+      <w:pPr/>
+      <w:r>
+        <w:rPr>
+          <w:lang w:val="pt_PT" w:bidi="pt_PT"/>
+        </w:rPr>
+      </w:r>
+      <w:r>
+        <w:rPr>
+          <w:b/>
+          <w:lang w:val="pt_PT" w:bidi="pt_PT"/>
+        </w:rPr>
         <w:t>"</w:t>
       </w:r>
       <w:r>
@@ -5394,6 +5874,21 @@
           <w:b/>
           <w:lang w:val="pt_PT" w:bidi="pt_PT"/>
         </w:rPr>
+        <w:t>ὑμῶν</w:t>
+      </w:r>
+    </w:p>
+    <w:p>
+      <w:pPr/>
+      <w:r>
+        <w:rPr>
+          <w:lang w:val="pt_PT" w:bidi="pt_PT"/>
+        </w:rPr>
+      </w:r>
+      <w:r>
+        <w:rPr>
+          <w:b/>
+          <w:lang w:val="pt_PT" w:bidi="pt_PT"/>
+        </w:rPr>
         <w:t>"</w:t>
       </w:r>
       <w:r>
@@ -5517,6 +6012,21 @@
           <w:b/>
           <w:lang w:val="pt_PT" w:bidi="pt_PT"/>
         </w:rPr>
+        <w:t>τὴν ἀρετήν &amp; τῇ ἀρετῇ</w:t>
+      </w:r>
+    </w:p>
+    <w:p>
+      <w:pPr/>
+      <w:r>
+        <w:rPr>
+          <w:lang w:val="pt_PT" w:bidi="pt_PT"/>
+        </w:rPr>
+      </w:r>
+      <w:r>
+        <w:rPr>
+          <w:b/>
+          <w:lang w:val="pt_PT" w:bidi="pt_PT"/>
+        </w:rPr>
         <w:t>"a bondade... A bondade".</w:t>
       </w:r>
     </w:p>
@@ -5613,6 +6123,21 @@
           <w:b/>
           <w:lang w:val="pt_PT" w:bidi="pt_PT"/>
         </w:rPr>
+        <w:t>ἐν δὲ τῇ ἀρετῇ τὴν γνῶσιν</w:t>
+      </w:r>
+    </w:p>
+    <w:p>
+      <w:pPr/>
+      <w:r>
+        <w:rPr>
+          <w:lang w:val="pt_PT" w:bidi="pt_PT"/>
+        </w:rPr>
+      </w:r>
+      <w:r>
+        <w:rPr>
+          <w:b/>
+          <w:lang w:val="pt_PT" w:bidi="pt_PT"/>
+        </w:rPr>
         <w:t>"</w:t>
       </w:r>
       <w:r>
@@ -5710,6 +6235,21 @@
           <w:b/>
           <w:lang w:val="pt_PT" w:bidi="pt_PT"/>
         </w:rPr>
+        <w:t>τὴν γνῶσιν</w:t>
+      </w:r>
+    </w:p>
+    <w:p>
+      <w:pPr/>
+      <w:r>
+        <w:rPr>
+          <w:lang w:val="pt_PT" w:bidi="pt_PT"/>
+        </w:rPr>
+      </w:r>
+      <w:r>
+        <w:rPr>
+          <w:b/>
+          <w:lang w:val="pt_PT" w:bidi="pt_PT"/>
+        </w:rPr>
         <w:t>"o conhecimento".</w:t>
       </w:r>
     </w:p>
@@ -5806,6 +6346,21 @@
           <w:b/>
           <w:lang w:val="pt_PT" w:bidi="pt_PT"/>
         </w:rPr>
+        <w:t>ἐν δὲ τῇ γνώσει τὴν ἐνκράτειαν</w:t>
+      </w:r>
+    </w:p>
+    <w:p>
+      <w:pPr/>
+      <w:r>
+        <w:rPr>
+          <w:lang w:val="pt_PT" w:bidi="pt_PT"/>
+        </w:rPr>
+      </w:r>
+      <w:r>
+        <w:rPr>
+          <w:b/>
+          <w:lang w:val="pt_PT" w:bidi="pt_PT"/>
+        </w:rPr>
         <w:t>"</w:t>
       </w:r>
       <w:r>
@@ -5903,6 +6458,21 @@
           <w:b/>
           <w:lang w:val="pt_PT" w:bidi="pt_PT"/>
         </w:rPr>
+        <w:t>τῇ γνώσει</w:t>
+      </w:r>
+    </w:p>
+    <w:p>
+      <w:pPr/>
+      <w:r>
+        <w:rPr>
+          <w:lang w:val="pt_PT" w:bidi="pt_PT"/>
+        </w:rPr>
+      </w:r>
+      <w:r>
+        <w:rPr>
+          <w:b/>
+          <w:lang w:val="pt_PT" w:bidi="pt_PT"/>
+        </w:rPr>
         <w:t>"e ao conhecimento".</w:t>
       </w:r>
     </w:p>
@@ -5999,6 +6569,21 @@
           <w:b/>
           <w:lang w:val="pt_PT" w:bidi="pt_PT"/>
         </w:rPr>
+        <w:t>τὴν ἐνκράτειαν &amp; τῇ ἐνκρατείᾳ</w:t>
+      </w:r>
+    </w:p>
+    <w:p>
+      <w:pPr/>
+      <w:r>
+        <w:rPr>
+          <w:lang w:val="pt_PT" w:bidi="pt_PT"/>
+        </w:rPr>
+      </w:r>
+      <w:r>
+        <w:rPr>
+          <w:b/>
+          <w:lang w:val="pt_PT" w:bidi="pt_PT"/>
+        </w:rPr>
         <w:t xml:space="preserve">"o </w:t>
       </w:r>
       <w:r>
@@ -6109,6 +6694,21 @@
           <w:b/>
           <w:lang w:val="pt_PT" w:bidi="pt_PT"/>
         </w:rPr>
+        <w:t>ἐν δὲ τῇ ἐνκρατείᾳ τὴν ὑπομονήν</w:t>
+      </w:r>
+    </w:p>
+    <w:p>
+      <w:pPr/>
+      <w:r>
+        <w:rPr>
+          <w:lang w:val="pt_PT" w:bidi="pt_PT"/>
+        </w:rPr>
+      </w:r>
+      <w:r>
+        <w:rPr>
+          <w:b/>
+          <w:lang w:val="pt_PT" w:bidi="pt_PT"/>
+        </w:rPr>
         <w:t>"</w:t>
       </w:r>
       <w:r>
@@ -6206,6 +6806,21 @@
           <w:b/>
           <w:lang w:val="pt_PT" w:bidi="pt_PT"/>
         </w:rPr>
+        <w:t>τὴν ὑπομονήν &amp; τῇ ὑπομονῇ</w:t>
+      </w:r>
+    </w:p>
+    <w:p>
+      <w:pPr/>
+      <w:r>
+        <w:rPr>
+          <w:lang w:val="pt_PT" w:bidi="pt_PT"/>
+        </w:rPr>
+      </w:r>
+      <w:r>
+        <w:rPr>
+          <w:b/>
+          <w:lang w:val="pt_PT" w:bidi="pt_PT"/>
+        </w:rPr>
         <w:t xml:space="preserve">"a </w:t>
       </w:r>
       <w:r>
@@ -6316,6 +6931,21 @@
           <w:b/>
           <w:lang w:val="pt_PT" w:bidi="pt_PT"/>
         </w:rPr>
+        <w:t>ἐν δὲ τῇ ὑπομονῇ τὴν εὐσέβειαν</w:t>
+      </w:r>
+    </w:p>
+    <w:p>
+      <w:pPr/>
+      <w:r>
+        <w:rPr>
+          <w:lang w:val="pt_PT" w:bidi="pt_PT"/>
+        </w:rPr>
+      </w:r>
+      <w:r>
+        <w:rPr>
+          <w:b/>
+          <w:lang w:val="pt_PT" w:bidi="pt_PT"/>
+        </w:rPr>
         <w:t>"</w:t>
       </w:r>
       <w:r>
@@ -6413,6 +7043,21 @@
           <w:b/>
           <w:lang w:val="pt_PT" w:bidi="pt_PT"/>
         </w:rPr>
+        <w:t>τὴν εὐσέβειαν</w:t>
+      </w:r>
+    </w:p>
+    <w:p>
+      <w:pPr/>
+      <w:r>
+        <w:rPr>
+          <w:lang w:val="pt_PT" w:bidi="pt_PT"/>
+        </w:rPr>
+      </w:r>
+      <w:r>
+        <w:rPr>
+          <w:b/>
+          <w:lang w:val="pt_PT" w:bidi="pt_PT"/>
+        </w:rPr>
         <w:t>"</w:t>
       </w:r>
       <w:r>
@@ -6536,6 +7181,21 @@
           <w:b/>
           <w:lang w:val="pt_PT" w:bidi="pt_PT"/>
         </w:rPr>
+        <w:t>ἐν δὲ τῇ εὐσεβείᾳ τὴν φιλαδελφίαν</w:t>
+      </w:r>
+    </w:p>
+    <w:p>
+      <w:pPr/>
+      <w:r>
+        <w:rPr>
+          <w:lang w:val="pt_PT" w:bidi="pt_PT"/>
+        </w:rPr>
+      </w:r>
+      <w:r>
+        <w:rPr>
+          <w:b/>
+          <w:lang w:val="pt_PT" w:bidi="pt_PT"/>
+        </w:rPr>
         <w:t>"</w:t>
       </w:r>
       <w:r>
@@ -6633,6 +7293,21 @@
           <w:b/>
           <w:lang w:val="pt_PT" w:bidi="pt_PT"/>
         </w:rPr>
+        <w:t>τὴν φιλαδελφίαν &amp; τῇ φιλαδελφίᾳ</w:t>
+      </w:r>
+    </w:p>
+    <w:p>
+      <w:pPr/>
+      <w:r>
+        <w:rPr>
+          <w:lang w:val="pt_PT" w:bidi="pt_PT"/>
+        </w:rPr>
+      </w:r>
+      <w:r>
+        <w:rPr>
+          <w:b/>
+          <w:lang w:val="pt_PT" w:bidi="pt_PT"/>
+        </w:rPr>
         <w:t xml:space="preserve">"a </w:t>
       </w:r>
       <w:r>
@@ -6743,6 +7418,21 @@
           <w:b/>
           <w:lang w:val="pt_PT" w:bidi="pt_PT"/>
         </w:rPr>
+        <w:t>ἐν δὲ τῇ φιλαδελφίᾳ τὴν ἀγάπην</w:t>
+      </w:r>
+    </w:p>
+    <w:p>
+      <w:pPr/>
+      <w:r>
+        <w:rPr>
+          <w:lang w:val="pt_PT" w:bidi="pt_PT"/>
+        </w:rPr>
+      </w:r>
+      <w:r>
+        <w:rPr>
+          <w:b/>
+          <w:lang w:val="pt_PT" w:bidi="pt_PT"/>
+        </w:rPr>
         <w:t>"</w:t>
       </w:r>
       <w:r>
@@ -6826,6 +7516,21 @@
         <w:rPr>
           <w:lang w:val="pt_PT" w:bidi="pt_PT"/>
         </w:rPr>
+      </w:r>
+    </w:p>
+    <w:p>
+      <w:pPr/>
+      <w:r>
+        <w:rPr>
+          <w:lang w:val="pt_PT" w:bidi="pt_PT"/>
+        </w:rPr>
+      </w:r>
+      <w:r>
+        <w:rPr>
+          <w:b/>
+          <w:lang w:val="pt_PT" w:bidi="pt_PT"/>
+        </w:rPr>
+        <w:t>τὴν ἀγάπην</w:t>
       </w:r>
     </w:p>
     <w:p>
@@ -7161,6 +7866,21 @@
           <w:b/>
           <w:lang w:val="pt_PT" w:bidi="pt_PT"/>
         </w:rPr>
+        <w:t>ταῦτα</w:t>
+      </w:r>
+    </w:p>
+    <w:p>
+      <w:pPr/>
+      <w:r>
+        <w:rPr>
+          <w:lang w:val="pt_PT" w:bidi="pt_PT"/>
+        </w:rPr>
+      </w:r>
+      <w:r>
+        <w:rPr>
+          <w:b/>
+          <w:lang w:val="pt_PT" w:bidi="pt_PT"/>
+        </w:rPr>
         <w:t>"</w:t>
       </w:r>
       <w:r>
@@ -7325,6 +8045,21 @@
           <w:b/>
           <w:lang w:val="pt_PT" w:bidi="pt_PT"/>
         </w:rPr>
+        <w:t>οὐκ ἀργοὺς οὐδὲ ἀκάρπους καθίστησιν</w:t>
+      </w:r>
+    </w:p>
+    <w:p>
+      <w:pPr/>
+      <w:r>
+        <w:rPr>
+          <w:lang w:val="pt_PT" w:bidi="pt_PT"/>
+        </w:rPr>
+      </w:r>
+      <w:r>
+        <w:rPr>
+          <w:b/>
+          <w:lang w:val="pt_PT" w:bidi="pt_PT"/>
+        </w:rPr>
         <w:t>"</w:t>
       </w:r>
       <w:r>
@@ -7531,6 +8266,21 @@
           <w:b/>
           <w:lang w:val="pt_PT" w:bidi="pt_PT"/>
         </w:rPr>
+        <w:t>οὐκ ἀργοὺς οὐδὲ ἀκάρπους</w:t>
+      </w:r>
+    </w:p>
+    <w:p>
+      <w:pPr/>
+      <w:r>
+        <w:rPr>
+          <w:lang w:val="pt_PT" w:bidi="pt_PT"/>
+        </w:rPr>
+      </w:r>
+      <w:r>
+        <w:rPr>
+          <w:b/>
+          <w:lang w:val="pt_PT" w:bidi="pt_PT"/>
+        </w:rPr>
         <w:t>"cada vez mais ativos e produzirão muita coisa boa".</w:t>
       </w:r>
     </w:p>
@@ -7775,6 +8525,21 @@
         <w:rPr>
           <w:lang w:val="pt_PT" w:bidi="pt_PT"/>
         </w:rPr>
+      </w:r>
+    </w:p>
+    <w:p>
+      <w:pPr/>
+      <w:r>
+        <w:rPr>
+          <w:lang w:val="pt_PT" w:bidi="pt_PT"/>
+        </w:rPr>
+      </w:r>
+      <w:r>
+        <w:rPr>
+          <w:b/>
+          <w:lang w:val="pt_PT" w:bidi="pt_PT"/>
+        </w:rPr>
+        <w:t>γὰρ</w:t>
       </w:r>
     </w:p>
     <w:p>
@@ -8044,6 +8809,21 @@
           <w:b/>
           <w:lang w:val="pt_PT" w:bidi="pt_PT"/>
         </w:rPr>
+        <w:t>ταῦτα</w:t>
+      </w:r>
+    </w:p>
+    <w:p>
+      <w:pPr/>
+      <w:r>
+        <w:rPr>
+          <w:lang w:val="pt_PT" w:bidi="pt_PT"/>
+        </w:rPr>
+      </w:r>
+      <w:r>
+        <w:rPr>
+          <w:b/>
+          <w:lang w:val="pt_PT" w:bidi="pt_PT"/>
+        </w:rPr>
         <w:t>"não tem essas coisas".</w:t>
       </w:r>
     </w:p>
@@ -8170,6 +8950,21 @@
           <w:b/>
           <w:lang w:val="pt_PT" w:bidi="pt_PT"/>
         </w:rPr>
+        <w:t>τυφλός ἐστιν μυωπάζων</w:t>
+      </w:r>
+    </w:p>
+    <w:p>
+      <w:pPr/>
+      <w:r>
+        <w:rPr>
+          <w:lang w:val="pt_PT" w:bidi="pt_PT"/>
+        </w:rPr>
+      </w:r>
+      <w:r>
+        <w:rPr>
+          <w:b/>
+          <w:lang w:val="pt_PT" w:bidi="pt_PT"/>
+        </w:rPr>
         <w:t>"quem não tem essas coisas é como um cego ou como alguém que enxerga pouco".</w:t>
       </w:r>
     </w:p>
@@ -8266,6 +9061,21 @@
           <w:b/>
           <w:lang w:val="pt_PT" w:bidi="pt_PT"/>
         </w:rPr>
+        <w:t>τυφλός ἐστιν μυωπάζων</w:t>
+      </w:r>
+    </w:p>
+    <w:p>
+      <w:pPr/>
+      <w:r>
+        <w:rPr>
+          <w:lang w:val="pt_PT" w:bidi="pt_PT"/>
+        </w:rPr>
+      </w:r>
+      <w:r>
+        <w:rPr>
+          <w:b/>
+          <w:lang w:val="pt_PT" w:bidi="pt_PT"/>
+        </w:rPr>
         <w:t>"quem não tem essas coisas é como um cego ou como alguém que enxerga pouco".</w:t>
       </w:r>
     </w:p>
@@ -8742,6 +9552,21 @@
         <w:rPr>
           <w:lang w:val="pt_PT" w:bidi="pt_PT"/>
         </w:rPr>
+      </w:r>
+    </w:p>
+    <w:p>
+      <w:pPr/>
+      <w:r>
+        <w:rPr>
+          <w:lang w:val="pt_PT" w:bidi="pt_PT"/>
+        </w:rPr>
+      </w:r>
+      <w:r>
+        <w:rPr>
+          <w:b/>
+          <w:lang w:val="pt_PT" w:bidi="pt_PT"/>
+        </w:rPr>
+        <w:t>διὸ</w:t>
       </w:r>
     </w:p>
     <w:p>
@@ -8870,6 +9695,21 @@
           <w:b/>
           <w:lang w:val="pt_PT" w:bidi="pt_PT"/>
         </w:rPr>
+        <w:t>ἀδελφοί</w:t>
+      </w:r>
+    </w:p>
+    <w:p>
+      <w:pPr/>
+      <w:r>
+        <w:rPr>
+          <w:lang w:val="pt_PT" w:bidi="pt_PT"/>
+        </w:rPr>
+      </w:r>
+      <w:r>
+        <w:rPr>
+          <w:b/>
+          <w:lang w:val="pt_PT" w:bidi="pt_PT"/>
+        </w:rPr>
         <w:t>"meus irmãos".</w:t>
       </w:r>
     </w:p>
@@ -8966,6 +9806,21 @@
           <w:b/>
           <w:lang w:val="pt_PT" w:bidi="pt_PT"/>
         </w:rPr>
+        <w:t>ἀδελφοί</w:t>
+      </w:r>
+    </w:p>
+    <w:p>
+      <w:pPr/>
+      <w:r>
+        <w:rPr>
+          <w:lang w:val="pt_PT" w:bidi="pt_PT"/>
+        </w:rPr>
+      </w:r>
+      <w:r>
+        <w:rPr>
+          <w:b/>
+          <w:lang w:val="pt_PT" w:bidi="pt_PT"/>
+        </w:rPr>
         <w:t>"meus irmãos".</w:t>
       </w:r>
     </w:p>
@@ -9075,6 +9930,21 @@
           <w:b/>
           <w:lang w:val="pt_PT" w:bidi="pt_PT"/>
         </w:rPr>
+        <w:t>βεβαίαν ὑμῶν τὴν κλῆσιν καὶ ἐκλογὴν ποιεῖσθαι</w:t>
+      </w:r>
+    </w:p>
+    <w:p>
+      <w:pPr/>
+      <w:r>
+        <w:rPr>
+          <w:lang w:val="pt_PT" w:bidi="pt_PT"/>
+        </w:rPr>
+      </w:r>
+      <w:r>
+        <w:rPr>
+          <w:b/>
+          <w:lang w:val="pt_PT" w:bidi="pt_PT"/>
+        </w:rPr>
         <w:t>"</w:t>
       </w:r>
       <w:r>
@@ -9184,6 +10054,21 @@
         <w:rPr>
           <w:lang w:val="pt_PT" w:bidi="pt_PT"/>
         </w:rPr>
+      </w:r>
+    </w:p>
+    <w:p>
+      <w:pPr/>
+      <w:r>
+        <w:rPr>
+          <w:lang w:val="pt_PT" w:bidi="pt_PT"/>
+        </w:rPr>
+      </w:r>
+      <w:r>
+        <w:rPr>
+          <w:b/>
+          <w:lang w:val="pt_PT" w:bidi="pt_PT"/>
+        </w:rPr>
+        <w:t>ταῦτα γὰρ ποιοῦντες</w:t>
       </w:r>
     </w:p>
     <w:p>
@@ -9538,6 +10423,21 @@
           <w:b/>
           <w:lang w:val="pt_PT" w:bidi="pt_PT"/>
         </w:rPr>
+        <w:t>οὐ μὴ πταίσητέ ποτε</w:t>
+      </w:r>
+    </w:p>
+    <w:p>
+      <w:pPr/>
+      <w:r>
+        <w:rPr>
+          <w:lang w:val="pt_PT" w:bidi="pt_PT"/>
+        </w:rPr>
+      </w:r>
+      <w:r>
+        <w:rPr>
+          <w:b/>
+          <w:lang w:val="pt_PT" w:bidi="pt_PT"/>
+        </w:rPr>
         <w:t>"jamais abandonarão a fé".</w:t>
       </w:r>
     </w:p>
@@ -9633,6 +10533,21 @@
         <w:rPr>
           <w:lang w:val="pt_PT" w:bidi="pt_PT"/>
         </w:rPr>
+      </w:r>
+    </w:p>
+    <w:p>
+      <w:pPr/>
+      <w:r>
+        <w:rPr>
+          <w:lang w:val="pt_PT" w:bidi="pt_PT"/>
+        </w:rPr>
+      </w:r>
+      <w:r>
+        <w:rPr>
+          <w:b/>
+          <w:lang w:val="pt_PT" w:bidi="pt_PT"/>
+        </w:rPr>
+        <w:t>γὰρ</w:t>
       </w:r>
     </w:p>
     <w:p>
@@ -9779,6 +10694,21 @@
           <w:b/>
           <w:lang w:val="pt_PT" w:bidi="pt_PT"/>
         </w:rPr>
+        <w:t>οὕτως</w:t>
+      </w:r>
+    </w:p>
+    <w:p>
+      <w:pPr/>
+      <w:r>
+        <w:rPr>
+          <w:lang w:val="pt_PT" w:bidi="pt_PT"/>
+        </w:rPr>
+      </w:r>
+      <w:r>
+        <w:rPr>
+          <w:b/>
+          <w:lang w:val="pt_PT" w:bidi="pt_PT"/>
+        </w:rPr>
         <w:t>"e assim receberão todo o direito".</w:t>
       </w:r>
     </w:p>
@@ -10100,6 +11030,21 @@
           <w:b/>
           <w:lang w:val="pt_PT" w:bidi="pt_PT"/>
         </w:rPr>
+        <w:t>διὸ</w:t>
+      </w:r>
+    </w:p>
+    <w:p>
+      <w:pPr/>
+      <w:r>
+        <w:rPr>
+          <w:lang w:val="pt_PT" w:bidi="pt_PT"/>
+        </w:rPr>
+      </w:r>
+      <w:r>
+        <w:rPr>
+          <w:b/>
+          <w:lang w:val="pt_PT" w:bidi="pt_PT"/>
+        </w:rPr>
         <w:t>"Por isso, farei sempre com que vocês".</w:t>
       </w:r>
     </w:p>
@@ -10232,6 +11177,21 @@
           <w:b/>
           <w:lang w:val="pt_PT" w:bidi="pt_PT"/>
         </w:rPr>
+        <w:t>τούτων</w:t>
+      </w:r>
+    </w:p>
+    <w:p>
+      <w:pPr/>
+      <w:r>
+        <w:rPr>
+          <w:lang w:val="pt_PT" w:bidi="pt_PT"/>
+        </w:rPr>
+      </w:r>
+      <w:r>
+        <w:rPr>
+          <w:b/>
+          <w:lang w:val="pt_PT" w:bidi="pt_PT"/>
+        </w:rPr>
         <w:t>"vocês lembrem dessas coisas".</w:t>
       </w:r>
     </w:p>
@@ -10643,6 +11603,21 @@
           <w:b/>
           <w:lang w:val="pt_PT" w:bidi="pt_PT"/>
         </w:rPr>
+        <w:t>ἐν τῇ παρούσῃ ἀληθείᾳ</w:t>
+      </w:r>
+    </w:p>
+    <w:p>
+      <w:pPr/>
+      <w:r>
+        <w:rPr>
+          <w:lang w:val="pt_PT" w:bidi="pt_PT"/>
+        </w:rPr>
+      </w:r>
+      <w:r>
+        <w:rPr>
+          <w:b/>
+          <w:lang w:val="pt_PT" w:bidi="pt_PT"/>
+        </w:rPr>
         <w:t>"na verdade que receberam".</w:t>
       </w:r>
     </w:p>
@@ -10765,6 +11740,21 @@
           <w:b/>
           <w:lang w:val="pt_PT" w:bidi="pt_PT"/>
         </w:rPr>
+        <w:t>ἐν τῇ παρούσῃ ἀληθείᾳ</w:t>
+      </w:r>
+    </w:p>
+    <w:p>
+      <w:pPr/>
+      <w:r>
+        <w:rPr>
+          <w:lang w:val="pt_PT" w:bidi="pt_PT"/>
+        </w:rPr>
+      </w:r>
+      <w:r>
+        <w:rPr>
+          <w:b/>
+          <w:lang w:val="pt_PT" w:bidi="pt_PT"/>
+        </w:rPr>
         <w:t>"na verdade".</w:t>
       </w:r>
     </w:p>
@@ -10861,6 +11851,21 @@
           <w:b/>
           <w:lang w:val="pt_PT" w:bidi="pt_PT"/>
         </w:rPr>
+        <w:t>δὲ</w:t>
+      </w:r>
+    </w:p>
+    <w:p>
+      <w:pPr/>
+      <w:r>
+        <w:rPr>
+          <w:lang w:val="pt_PT" w:bidi="pt_PT"/>
+        </w:rPr>
+      </w:r>
+      <w:r>
+        <w:rPr>
+          <w:b/>
+          <w:lang w:val="pt_PT" w:bidi="pt_PT"/>
+        </w:rPr>
         <w:t>"</w:t>
       </w:r>
       <w:r>
@@ -10971,6 +11976,21 @@
           <w:b/>
           <w:lang w:val="pt_PT" w:bidi="pt_PT"/>
         </w:rPr>
+        <w:t>ἐφ’ ὅσον εἰμὶ ἐν τούτῳ τῷ σκηνώματι</w:t>
+      </w:r>
+    </w:p>
+    <w:p>
+      <w:pPr/>
+      <w:r>
+        <w:rPr>
+          <w:lang w:val="pt_PT" w:bidi="pt_PT"/>
+        </w:rPr>
+      </w:r>
+      <w:r>
+        <w:rPr>
+          <w:b/>
+          <w:lang w:val="pt_PT" w:bidi="pt_PT"/>
+        </w:rPr>
         <w:t>"</w:t>
       </w:r>
       <w:r>
@@ -11094,6 +12114,21 @@
           <w:b/>
           <w:lang w:val="pt_PT" w:bidi="pt_PT"/>
         </w:rPr>
+        <w:t>διεγείρειν ὑμᾶς ἐν ὑπομνήσει</w:t>
+      </w:r>
+    </w:p>
+    <w:p>
+      <w:pPr/>
+      <w:r>
+        <w:rPr>
+          <w:lang w:val="pt_PT" w:bidi="pt_PT"/>
+        </w:rPr>
+      </w:r>
+      <w:r>
+        <w:rPr>
+          <w:b/>
+          <w:lang w:val="pt_PT" w:bidi="pt_PT"/>
+        </w:rPr>
         <w:t>"</w:t>
       </w:r>
       <w:r>
@@ -11223,6 +12258,21 @@
           <w:b/>
           <w:lang w:val="pt_PT" w:bidi="pt_PT"/>
         </w:rPr>
+        <w:t>διεγείρειν ὑμᾶς ἐν ὑπομνήσει</w:t>
+      </w:r>
+    </w:p>
+    <w:p>
+      <w:pPr/>
+      <w:r>
+        <w:rPr>
+          <w:lang w:val="pt_PT" w:bidi="pt_PT"/>
+        </w:rPr>
+      </w:r>
+      <w:r>
+        <w:rPr>
+          <w:b/>
+          <w:lang w:val="pt_PT" w:bidi="pt_PT"/>
+        </w:rPr>
         <w:t>"faça com que vocês lembrem".</w:t>
       </w:r>
     </w:p>
@@ -11318,6 +12368,21 @@
         <w:rPr>
           <w:lang w:val="pt_PT" w:bidi="pt_PT"/>
         </w:rPr>
+      </w:r>
+    </w:p>
+    <w:p>
+      <w:pPr/>
+      <w:r>
+        <w:rPr>
+          <w:lang w:val="pt_PT" w:bidi="pt_PT"/>
+        </w:rPr>
+      </w:r>
+      <w:r>
+        <w:rPr>
+          <w:b/>
+          <w:lang w:val="pt_PT" w:bidi="pt_PT"/>
+        </w:rPr>
+        <w:t>εἰδὼς</w:t>
       </w:r>
     </w:p>
     <w:p>
@@ -11761,6 +12826,21 @@
           <w:b/>
           <w:lang w:val="pt_PT" w:bidi="pt_PT"/>
         </w:rPr>
+        <w:t>δὲ καὶ</w:t>
+      </w:r>
+    </w:p>
+    <w:p>
+      <w:pPr/>
+      <w:r>
+        <w:rPr>
+          <w:lang w:val="pt_PT" w:bidi="pt_PT"/>
+        </w:rPr>
+      </w:r>
+      <w:r>
+        <w:rPr>
+          <w:b/>
+          <w:lang w:val="pt_PT" w:bidi="pt_PT"/>
+        </w:rPr>
         <w:t>"Portanto, farei tudo o que puder".</w:t>
       </w:r>
     </w:p>
@@ -11978,6 +13058,21 @@
         <w:rPr>
           <w:lang w:val="pt_PT" w:bidi="pt_PT"/>
         </w:rPr>
+      </w:r>
+    </w:p>
+    <w:p>
+      <w:pPr/>
+      <w:r>
+        <w:rPr>
+          <w:lang w:val="pt_PT" w:bidi="pt_PT"/>
+        </w:rPr>
+      </w:r>
+      <w:r>
+        <w:rPr>
+          <w:b/>
+          <w:lang w:val="pt_PT" w:bidi="pt_PT"/>
+        </w:rPr>
+        <w:t>τούτων</w:t>
       </w:r>
     </w:p>
     <w:p>
@@ -12106,6 +13201,21 @@
           <w:b/>
           <w:lang w:val="pt_PT" w:bidi="pt_PT"/>
         </w:rPr>
+        <w:t>μετὰ τὴν ἐμὴν ἔξοδον</w:t>
+      </w:r>
+    </w:p>
+    <w:p>
+      <w:pPr/>
+      <w:r>
+        <w:rPr>
+          <w:lang w:val="pt_PT" w:bidi="pt_PT"/>
+        </w:rPr>
+      </w:r>
+      <w:r>
+        <w:rPr>
+          <w:b/>
+          <w:lang w:val="pt_PT" w:bidi="pt_PT"/>
+        </w:rPr>
         <w:t>"</w:t>
       </w:r>
       <w:r>
@@ -12215,6 +13325,21 @@
         <w:rPr>
           <w:lang w:val="pt_PT" w:bidi="pt_PT"/>
         </w:rPr>
+      </w:r>
+    </w:p>
+    <w:p>
+      <w:pPr/>
+      <w:r>
+        <w:rPr>
+          <w:lang w:val="pt_PT" w:bidi="pt_PT"/>
+        </w:rPr>
+      </w:r>
+      <w:r>
+        <w:rPr>
+          <w:b/>
+          <w:lang w:val="pt_PT" w:bidi="pt_PT"/>
+        </w:rPr>
+        <w:t>γὰρ</w:t>
       </w:r>
     </w:p>
     <w:p>
@@ -12484,6 +13609,21 @@
           <w:b/>
           <w:lang w:val="pt_PT" w:bidi="pt_PT"/>
         </w:rPr>
+        <w:t>τὴν &amp; δύναμιν καὶ παρουσίαν</w:t>
+      </w:r>
+    </w:p>
+    <w:p>
+      <w:pPr/>
+      <w:r>
+        <w:rPr>
+          <w:lang w:val="pt_PT" w:bidi="pt_PT"/>
+        </w:rPr>
+      </w:r>
+      <w:r>
+        <w:rPr>
+          <w:b/>
+          <w:lang w:val="pt_PT" w:bidi="pt_PT"/>
+        </w:rPr>
         <w:t>"</w:t>
       </w:r>
       <w:r>
@@ -12620,6 +13760,21 @@
           <w:b/>
           <w:lang w:val="pt_PT" w:bidi="pt_PT"/>
         </w:rPr>
+        <w:t>τὴν τοῦ Κυρίου ἡμῶν Ἰησοῦ Χριστοῦ δύναμιν καὶ παρουσίαν</w:t>
+      </w:r>
+    </w:p>
+    <w:p>
+      <w:pPr/>
+      <w:r>
+        <w:rPr>
+          <w:lang w:val="pt_PT" w:bidi="pt_PT"/>
+        </w:rPr>
+      </w:r>
+      <w:r>
+        <w:rPr>
+          <w:b/>
+          <w:lang w:val="pt_PT" w:bidi="pt_PT"/>
+        </w:rPr>
         <w:t>"</w:t>
       </w:r>
       <w:r>
@@ -12793,6 +13948,21 @@
           <w:b/>
           <w:lang w:val="pt_PT" w:bidi="pt_PT"/>
         </w:rPr>
+        <w:t>ἐπόπται γενηθέντες</w:t>
+      </w:r>
+    </w:p>
+    <w:p>
+      <w:pPr/>
+      <w:r>
+        <w:rPr>
+          <w:lang w:val="pt_PT" w:bidi="pt_PT"/>
+        </w:rPr>
+      </w:r>
+      <w:r>
+        <w:rPr>
+          <w:b/>
+          <w:lang w:val="pt_PT" w:bidi="pt_PT"/>
+        </w:rPr>
         <w:t>"</w:t>
       </w:r>
       <w:r>
@@ -12980,6 +14150,21 @@
           <w:b/>
           <w:lang w:val="pt_PT" w:bidi="pt_PT"/>
         </w:rPr>
+        <w:t>τῆς ἐκείνου μεγαλειότητος</w:t>
+      </w:r>
+    </w:p>
+    <w:p>
+      <w:pPr/>
+      <w:r>
+        <w:rPr>
+          <w:lang w:val="pt_PT" w:bidi="pt_PT"/>
+        </w:rPr>
+      </w:r>
+      <w:r>
+        <w:rPr>
+          <w:b/>
+          <w:lang w:val="pt_PT" w:bidi="pt_PT"/>
+        </w:rPr>
         <w:t>"</w:t>
       </w:r>
       <w:r>
@@ -13076,6 +14261,21 @@
         <w:rPr>
           <w:lang w:val="pt_PT" w:bidi="pt_PT"/>
         </w:rPr>
+      </w:r>
+    </w:p>
+    <w:p>
+      <w:pPr/>
+      <w:r>
+        <w:rPr>
+          <w:lang w:val="pt_PT" w:bidi="pt_PT"/>
+        </w:rPr>
+      </w:r>
+      <w:r>
+        <w:rPr>
+          <w:b/>
+          <w:lang w:val="pt_PT" w:bidi="pt_PT"/>
+        </w:rPr>
+        <w:t>γὰρ</w:t>
       </w:r>
     </w:p>
     <w:p>
@@ -13638,6 +14838,21 @@
           <w:b/>
           <w:lang w:val="pt_PT" w:bidi="pt_PT"/>
         </w:rPr>
+        <w:t>ἐνεχθείσης αὐτῷ</w:t>
+      </w:r>
+    </w:p>
+    <w:p>
+      <w:pPr/>
+      <w:r>
+        <w:rPr>
+          <w:lang w:val="pt_PT" w:bidi="pt_PT"/>
+        </w:rPr>
+      </w:r>
+      <w:r>
+        <w:rPr>
+          <w:b/>
+          <w:lang w:val="pt_PT" w:bidi="pt_PT"/>
+        </w:rPr>
         <w:t>"</w:t>
       </w:r>
       <w:r>
@@ -13748,6 +14963,21 @@
           <w:b/>
           <w:lang w:val="pt_PT" w:bidi="pt_PT"/>
         </w:rPr>
+        <w:t>τῆς Μεγαλοπρεποῦς Δόξης</w:t>
+      </w:r>
+    </w:p>
+    <w:p>
+      <w:pPr/>
+      <w:r>
+        <w:rPr>
+          <w:lang w:val="pt_PT" w:bidi="pt_PT"/>
+        </w:rPr>
+      </w:r>
+      <w:r>
+        <w:rPr>
+          <w:b/>
+          <w:lang w:val="pt_PT" w:bidi="pt_PT"/>
+        </w:rPr>
         <w:t xml:space="preserve">"da </w:t>
       </w:r>
       <w:r>
@@ -13858,6 +15088,21 @@
           <w:b/>
           <w:lang w:val="pt_PT" w:bidi="pt_PT"/>
         </w:rPr>
+        <w:t>ὁ Υἱός μου</w:t>
+      </w:r>
+    </w:p>
+    <w:p>
+      <w:pPr/>
+      <w:r>
+        <w:rPr>
+          <w:lang w:val="pt_PT" w:bidi="pt_PT"/>
+        </w:rPr>
+      </w:r>
+      <w:r>
+        <w:rPr>
+          <w:b/>
+          <w:lang w:val="pt_PT" w:bidi="pt_PT"/>
+        </w:rPr>
         <w:t>"Este é o meu Filho".</w:t>
       </w:r>
     </w:p>
@@ -14276,6 +15521,21 @@
           <w:b/>
           <w:lang w:val="pt_PT" w:bidi="pt_PT"/>
         </w:rPr>
+        <w:t>σὺν αὐτῷ, ὄντες</w:t>
+      </w:r>
+    </w:p>
+    <w:p>
+      <w:pPr/>
+      <w:r>
+        <w:rPr>
+          <w:lang w:val="pt_PT" w:bidi="pt_PT"/>
+        </w:rPr>
+      </w:r>
+      <w:r>
+        <w:rPr>
+          <w:b/>
+          <w:lang w:val="pt_PT" w:bidi="pt_PT"/>
+        </w:rPr>
         <w:t xml:space="preserve">"quando </w:t>
       </w:r>
       <w:r>
@@ -14366,6 +15626,21 @@
           <w:b/>
           <w:lang w:val="pt_PT" w:bidi="pt_PT"/>
         </w:rPr>
+        <w:t>σὺν αὐτῷ</w:t>
+      </w:r>
+    </w:p>
+    <w:p>
+      <w:pPr/>
+      <w:r>
+        <w:rPr>
+          <w:lang w:val="pt_PT" w:bidi="pt_PT"/>
+        </w:rPr>
+      </w:r>
+      <w:r>
+        <w:rPr>
+          <w:b/>
+          <w:lang w:val="pt_PT" w:bidi="pt_PT"/>
+        </w:rPr>
         <w:t>"</w:t>
       </w:r>
       <w:r>
@@ -14488,6 +15763,21 @@
           <w:b/>
           <w:lang w:val="pt_PT" w:bidi="pt_PT"/>
         </w:rPr>
+        <w:t>τῷ ἁγίῳ ὄρει</w:t>
+      </w:r>
+    </w:p>
+    <w:p>
+      <w:pPr/>
+      <w:r>
+        <w:rPr>
+          <w:lang w:val="pt_PT" w:bidi="pt_PT"/>
+        </w:rPr>
+      </w:r>
+      <w:r>
+        <w:rPr>
+          <w:b/>
+          <w:lang w:val="pt_PT" w:bidi="pt_PT"/>
+        </w:rPr>
         <w:t>"</w:t>
       </w:r>
       <w:r>
@@ -14584,6 +15874,21 @@
         <w:rPr>
           <w:lang w:val="pt_PT" w:bidi="pt_PT"/>
         </w:rPr>
+      </w:r>
+    </w:p>
+    <w:p>
+      <w:pPr/>
+      <w:r>
+        <w:rPr>
+          <w:lang w:val="pt_PT" w:bidi="pt_PT"/>
+        </w:rPr>
+      </w:r>
+      <w:r>
+        <w:rPr>
+          <w:b/>
+          <w:lang w:val="pt_PT" w:bidi="pt_PT"/>
+        </w:rPr>
+        <w:t>ἔχομεν βεβαιότερον τὸν προφητικὸν λόγον</w:t>
       </w:r>
     </w:p>
     <w:p>
@@ -14719,6 +16024,21 @@
           <w:b/>
           <w:lang w:val="pt_PT" w:bidi="pt_PT"/>
         </w:rPr>
+        <w:t>φωσφόρος</w:t>
+      </w:r>
+    </w:p>
+    <w:p>
+      <w:pPr/>
+      <w:r>
+        <w:rPr>
+          <w:lang w:val="pt_PT" w:bidi="pt_PT"/>
+        </w:rPr>
+      </w:r>
+      <w:r>
+        <w:rPr>
+          <w:b/>
+          <w:lang w:val="pt_PT" w:bidi="pt_PT"/>
+        </w:rPr>
         <w:t xml:space="preserve">"e a luz </w:t>
       </w:r>
       <w:r>
@@ -14829,6 +16149,21 @@
           <w:b/>
           <w:lang w:val="pt_PT" w:bidi="pt_PT"/>
         </w:rPr>
+        <w:t>ἔχομεν</w:t>
+      </w:r>
+    </w:p>
+    <w:p>
+      <w:pPr/>
+      <w:r>
+        <w:rPr>
+          <w:lang w:val="pt_PT" w:bidi="pt_PT"/>
+        </w:rPr>
+      </w:r>
+      <w:r>
+        <w:rPr>
+          <w:b/>
+          <w:lang w:val="pt_PT" w:bidi="pt_PT"/>
+        </w:rPr>
         <w:t>"Assim temos".</w:t>
       </w:r>
     </w:p>
@@ -14938,6 +16273,21 @@
           <w:b/>
           <w:lang w:val="pt_PT" w:bidi="pt_PT"/>
         </w:rPr>
+        <w:t>βεβαιότερον τὸν προφητικὸν λόγον</w:t>
+      </w:r>
+    </w:p>
+    <w:p>
+      <w:pPr/>
+      <w:r>
+        <w:rPr>
+          <w:lang w:val="pt_PT" w:bidi="pt_PT"/>
+        </w:rPr>
+      </w:r>
+      <w:r>
+        <w:rPr>
+          <w:b/>
+          <w:lang w:val="pt_PT" w:bidi="pt_PT"/>
+        </w:rPr>
         <w:t>"</w:t>
       </w:r>
       <w:r>
@@ -15203,6 +16553,21 @@
           <w:b/>
           <w:lang w:val="pt_PT" w:bidi="pt_PT"/>
         </w:rPr>
+        <w:t>ᾧ καλῶς ποιεῖτε προσέχοντες</w:t>
+      </w:r>
+    </w:p>
+    <w:p>
+      <w:pPr/>
+      <w:r>
+        <w:rPr>
+          <w:lang w:val="pt_PT" w:bidi="pt_PT"/>
+        </w:rPr>
+      </w:r>
+      <w:r>
+        <w:rPr>
+          <w:b/>
+          <w:lang w:val="pt_PT" w:bidi="pt_PT"/>
+        </w:rPr>
         <w:t>"</w:t>
       </w:r>
       <w:r>
@@ -15313,6 +16678,21 @@
           <w:b/>
           <w:lang w:val="pt_PT" w:bidi="pt_PT"/>
         </w:rPr>
+        <w:t>ὡς λύχνῳ φαίνοντι ἐν αὐχμηρῷ τόπῳ</w:t>
+      </w:r>
+    </w:p>
+    <w:p>
+      <w:pPr/>
+      <w:r>
+        <w:rPr>
+          <w:lang w:val="pt_PT" w:bidi="pt_PT"/>
+        </w:rPr>
+      </w:r>
+      <w:r>
+        <w:rPr>
+          <w:b/>
+          <w:lang w:val="pt_PT" w:bidi="pt_PT"/>
+        </w:rPr>
         <w:t>"</w:t>
       </w:r>
       <w:r>
@@ -15436,6 +16816,21 @@
           <w:b/>
           <w:lang w:val="pt_PT" w:bidi="pt_PT"/>
         </w:rPr>
+        <w:t>ἕως οὗ ἡμέρα διαυγάσῃ</w:t>
+      </w:r>
+    </w:p>
+    <w:p>
+      <w:pPr/>
+      <w:r>
+        <w:rPr>
+          <w:lang w:val="pt_PT" w:bidi="pt_PT"/>
+        </w:rPr>
+      </w:r>
+      <w:r>
+        <w:rPr>
+          <w:b/>
+          <w:lang w:val="pt_PT" w:bidi="pt_PT"/>
+        </w:rPr>
         <w:t>"até que o dia amanheça".</w:t>
       </w:r>
     </w:p>
@@ -15532,6 +16927,21 @@
           <w:b/>
           <w:lang w:val="pt_PT" w:bidi="pt_PT"/>
         </w:rPr>
+        <w:t>φωσφόρος ἀνατείλῃ ἐν ταῖς καρδίαις ὑμῶν</w:t>
+      </w:r>
+    </w:p>
+    <w:p>
+      <w:pPr/>
+      <w:r>
+        <w:rPr>
+          <w:lang w:val="pt_PT" w:bidi="pt_PT"/>
+        </w:rPr>
+      </w:r>
+      <w:r>
+        <w:rPr>
+          <w:b/>
+          <w:lang w:val="pt_PT" w:bidi="pt_PT"/>
+        </w:rPr>
         <w:t>"</w:t>
       </w:r>
       <w:r>
@@ -15668,6 +17078,21 @@
           <w:b/>
           <w:lang w:val="pt_PT" w:bidi="pt_PT"/>
         </w:rPr>
+        <w:t>ἐν ταῖς καρδίαις ὑμῶν</w:t>
+      </w:r>
+    </w:p>
+    <w:p>
+      <w:pPr/>
+      <w:r>
+        <w:rPr>
+          <w:lang w:val="pt_PT" w:bidi="pt_PT"/>
+        </w:rPr>
+      </w:r>
+      <w:r>
+        <w:rPr>
+          <w:b/>
+          <w:lang w:val="pt_PT" w:bidi="pt_PT"/>
+        </w:rPr>
         <w:t>"</w:t>
       </w:r>
       <w:r>
@@ -15778,6 +17203,21 @@
           <w:b/>
           <w:lang w:val="pt_PT" w:bidi="pt_PT"/>
         </w:rPr>
+        <w:t>τοῦτο πρῶτον γινώσκοντες</w:t>
+      </w:r>
+    </w:p>
+    <w:p>
+      <w:pPr/>
+      <w:r>
+        <w:rPr>
+          <w:lang w:val="pt_PT" w:bidi="pt_PT"/>
+        </w:rPr>
+      </w:r>
+      <w:r>
+        <w:rPr>
+          <w:b/>
+          <w:lang w:val="pt_PT" w:bidi="pt_PT"/>
+        </w:rPr>
         <w:t>"</w:t>
       </w:r>
       <w:r>
@@ -15894,6 +17334,21 @@
           <w:b/>
           <w:lang w:val="pt_PT" w:bidi="pt_PT"/>
         </w:rPr>
+        <w:t>τοῦτο πρῶτον γινώσκοντες</w:t>
+      </w:r>
+    </w:p>
+    <w:p>
+      <w:pPr/>
+      <w:r>
+        <w:rPr>
+          <w:lang w:val="pt_PT" w:bidi="pt_PT"/>
+        </w:rPr>
+      </w:r>
+      <w:r>
+        <w:rPr>
+          <w:b/>
+          <w:lang w:val="pt_PT" w:bidi="pt_PT"/>
+        </w:rPr>
         <w:t>"</w:t>
       </w:r>
       <w:r>
@@ -16003,6 +17458,21 @@
           <w:b/>
           <w:lang w:val="pt_PT" w:bidi="pt_PT"/>
         </w:rPr>
+        <w:t>πᾶσα προφητεία Γραφῆς ἰδίας ἐπιλύσεως οὐ γίνεται</w:t>
+      </w:r>
+    </w:p>
+    <w:p>
+      <w:pPr/>
+      <w:r>
+        <w:rPr>
+          <w:lang w:val="pt_PT" w:bidi="pt_PT"/>
+        </w:rPr>
+      </w:r>
+      <w:r>
+        <w:rPr>
+          <w:b/>
+          <w:lang w:val="pt_PT" w:bidi="pt_PT"/>
+        </w:rPr>
         <w:t>"</w:t>
       </w:r>
       <w:r>
@@ -16132,6 +17602,21 @@
           <w:b/>
           <w:lang w:val="pt_PT" w:bidi="pt_PT"/>
         </w:rPr>
+        <w:t>ἰδίας ἐπιλύσεως</w:t>
+      </w:r>
+    </w:p>
+    <w:p>
+      <w:pPr/>
+      <w:r>
+        <w:rPr>
+          <w:lang w:val="pt_PT" w:bidi="pt_PT"/>
+        </w:rPr>
+      </w:r>
+      <w:r>
+        <w:rPr>
+          <w:b/>
+          <w:lang w:val="pt_PT" w:bidi="pt_PT"/>
+        </w:rPr>
         <w:t>"</w:t>
       </w:r>
       <w:r>
@@ -16255,6 +17740,21 @@
           <w:b/>
           <w:lang w:val="pt_PT" w:bidi="pt_PT"/>
         </w:rPr>
+        <w:t>γὰρ</w:t>
+      </w:r>
+    </w:p>
+    <w:p>
+      <w:pPr/>
+      <w:r>
+        <w:rPr>
+          <w:lang w:val="pt_PT" w:bidi="pt_PT"/>
+        </w:rPr>
+      </w:r>
+      <w:r>
+        <w:rPr>
+          <w:b/>
+          <w:lang w:val="pt_PT" w:bidi="pt_PT"/>
+        </w:rPr>
         <w:t>"Pois nenhuma mensagem profética".</w:t>
       </w:r>
     </w:p>
@@ -16558,6 +18058,21 @@
           <w:b/>
           <w:lang w:val="pt_PT" w:bidi="pt_PT"/>
         </w:rPr>
+        <w:t>θελήματι ἀνθρώπου</w:t>
+      </w:r>
+    </w:p>
+    <w:p>
+      <w:pPr/>
+      <w:r>
+        <w:rPr>
+          <w:lang w:val="pt_PT" w:bidi="pt_PT"/>
+        </w:rPr>
+      </w:r>
+      <w:r>
+        <w:rPr>
+          <w:b/>
+          <w:lang w:val="pt_PT" w:bidi="pt_PT"/>
+        </w:rPr>
         <w:t>"</w:t>
       </w:r>
       <w:r>
@@ -16810,6 +18325,21 @@
           <w:b/>
           <w:lang w:val="pt_PT" w:bidi="pt_PT"/>
         </w:rPr>
+        <w:t>ἐλάλησαν ἀπὸ Θεοῦ</w:t>
+      </w:r>
+    </w:p>
+    <w:p>
+      <w:pPr/>
+      <w:r>
+        <w:rPr>
+          <w:lang w:val="pt_PT" w:bidi="pt_PT"/>
+        </w:rPr>
+      </w:r>
+      <w:r>
+        <w:rPr>
+          <w:b/>
+          <w:lang w:val="pt_PT" w:bidi="pt_PT"/>
+        </w:rPr>
         <w:t>"</w:t>
       </w:r>
       <w:r>
@@ -16907,6 +18437,21 @@
           <w:b/>
           <w:lang w:val="pt_PT" w:bidi="pt_PT"/>
         </w:rPr>
+        <w:t>δὲ</w:t>
+      </w:r>
+    </w:p>
+    <w:p>
+      <w:pPr/>
+      <w:r>
+        <w:rPr>
+          <w:lang w:val="pt_PT" w:bidi="pt_PT"/>
+        </w:rPr>
+      </w:r>
+      <w:r>
+        <w:rPr>
+          <w:b/>
+          <w:lang w:val="pt_PT" w:bidi="pt_PT"/>
+        </w:rPr>
         <w:t>"</w:t>
       </w:r>
       <w:r>
@@ -17056,6 +18601,21 @@
           <w:b/>
           <w:lang w:val="pt_PT" w:bidi="pt_PT"/>
         </w:rPr>
+        <w:t>ταχινὴν ἀπώλειαν</w:t>
+      </w:r>
+    </w:p>
+    <w:p>
+      <w:pPr/>
+      <w:r>
+        <w:rPr>
+          <w:lang w:val="pt_PT" w:bidi="pt_PT"/>
+        </w:rPr>
+      </w:r>
+      <w:r>
+        <w:rPr>
+          <w:b/>
+          <w:lang w:val="pt_PT" w:bidi="pt_PT"/>
+        </w:rPr>
         <w:t xml:space="preserve">"uma </w:t>
       </w:r>
       <w:r>
@@ -17256,6 +18816,21 @@
           <w:b/>
           <w:lang w:val="pt_PT" w:bidi="pt_PT"/>
         </w:rPr>
+        <w:t>ἐν τῷ λαῷ</w:t>
+      </w:r>
+    </w:p>
+    <w:p>
+      <w:pPr/>
+      <w:r>
+        <w:rPr>
+          <w:lang w:val="pt_PT" w:bidi="pt_PT"/>
+        </w:rPr>
+      </w:r>
+      <w:r>
+        <w:rPr>
+          <w:b/>
+          <w:lang w:val="pt_PT" w:bidi="pt_PT"/>
+        </w:rPr>
         <w:t>"</w:t>
       </w:r>
       <w:r>
@@ -17489,6 +19064,21 @@
           <w:b/>
           <w:lang w:val="pt_PT" w:bidi="pt_PT"/>
         </w:rPr>
+        <w:t>αἱρέσεις ἀπωλείας</w:t>
+      </w:r>
+    </w:p>
+    <w:p>
+      <w:pPr/>
+      <w:r>
+        <w:rPr>
+          <w:lang w:val="pt_PT" w:bidi="pt_PT"/>
+        </w:rPr>
+      </w:r>
+      <w:r>
+        <w:rPr>
+          <w:b/>
+          <w:lang w:val="pt_PT" w:bidi="pt_PT"/>
+        </w:rPr>
         <w:t>"doutrinas destruidoras".</w:t>
       </w:r>
     </w:p>
@@ -17598,6 +19188,21 @@
           <w:b/>
           <w:lang w:val="pt_PT" w:bidi="pt_PT"/>
         </w:rPr>
+        <w:t>αἱρέσεις ἀπωλείας</w:t>
+      </w:r>
+    </w:p>
+    <w:p>
+      <w:pPr/>
+      <w:r>
+        <w:rPr>
+          <w:lang w:val="pt_PT" w:bidi="pt_PT"/>
+        </w:rPr>
+      </w:r>
+      <w:r>
+        <w:rPr>
+          <w:b/>
+          <w:lang w:val="pt_PT" w:bidi="pt_PT"/>
+        </w:rPr>
         <w:t>"doutrinas destruidoras".</w:t>
       </w:r>
     </w:p>
@@ -17707,6 +19312,21 @@
           <w:b/>
           <w:lang w:val="pt_PT" w:bidi="pt_PT"/>
         </w:rPr>
+        <w:t>αἱρέσεις ἀπωλείας</w:t>
+      </w:r>
+    </w:p>
+    <w:p>
+      <w:pPr/>
+      <w:r>
+        <w:rPr>
+          <w:lang w:val="pt_PT" w:bidi="pt_PT"/>
+        </w:rPr>
+      </w:r>
+      <w:r>
+        <w:rPr>
+          <w:b/>
+          <w:lang w:val="pt_PT" w:bidi="pt_PT"/>
+        </w:rPr>
         <w:t>"doutrinas destruidoras".</w:t>
       </w:r>
     </w:p>
@@ -17932,6 +19552,21 @@
           <w:b/>
           <w:lang w:val="pt_PT" w:bidi="pt_PT"/>
         </w:rPr>
+        <w:t>τὸν ἀγοράσαντα αὐτοὺς Δεσπότην</w:t>
+      </w:r>
+    </w:p>
+    <w:p>
+      <w:pPr/>
+      <w:r>
+        <w:rPr>
+          <w:lang w:val="pt_PT" w:bidi="pt_PT"/>
+        </w:rPr>
+      </w:r>
+      <w:r>
+        <w:rPr>
+          <w:b/>
+          <w:lang w:val="pt_PT" w:bidi="pt_PT"/>
+        </w:rPr>
         <w:t>"</w:t>
       </w:r>
       <w:r>
@@ -18042,6 +19677,21 @@
           <w:b/>
           <w:lang w:val="pt_PT" w:bidi="pt_PT"/>
         </w:rPr>
+        <w:t>ἐπάγοντες ἑαυτοῖς ταχινὴν ἀπώλειαν</w:t>
+      </w:r>
+    </w:p>
+    <w:p>
+      <w:pPr/>
+      <w:r>
+        <w:rPr>
+          <w:lang w:val="pt_PT" w:bidi="pt_PT"/>
+        </w:rPr>
+      </w:r>
+      <w:r>
+        <w:rPr>
+          <w:b/>
+          <w:lang w:val="pt_PT" w:bidi="pt_PT"/>
+        </w:rPr>
         <w:t>"</w:t>
       </w:r>
       <w:r>
@@ -18171,6 +19821,21 @@
           <w:b/>
           <w:lang w:val="pt_PT" w:bidi="pt_PT"/>
         </w:rPr>
+        <w:t>πολλοὶ</w:t>
+      </w:r>
+    </w:p>
+    <w:p>
+      <w:pPr/>
+      <w:r>
+        <w:rPr>
+          <w:lang w:val="pt_PT" w:bidi="pt_PT"/>
+        </w:rPr>
+      </w:r>
+      <w:r>
+        <w:rPr>
+          <w:b/>
+          <w:lang w:val="pt_PT" w:bidi="pt_PT"/>
+        </w:rPr>
         <w:t>"</w:t>
       </w:r>
       <w:r>
@@ -18294,6 +19959,21 @@
           <w:b/>
           <w:lang w:val="pt_PT" w:bidi="pt_PT"/>
         </w:rPr>
+        <w:t>ἡ ὁδὸς τῆς ἀληθείας βλασφημηθήσεται</w:t>
+      </w:r>
+    </w:p>
+    <w:p>
+      <w:pPr/>
+      <w:r>
+        <w:rPr>
+          <w:lang w:val="pt_PT" w:bidi="pt_PT"/>
+        </w:rPr>
+      </w:r>
+      <w:r>
+        <w:rPr>
+          <w:b/>
+          <w:lang w:val="pt_PT" w:bidi="pt_PT"/>
+        </w:rPr>
         <w:t>"</w:t>
       </w:r>
       <w:r>
@@ -18391,6 +20071,21 @@
           <w:b/>
           <w:lang w:val="pt_PT" w:bidi="pt_PT"/>
         </w:rPr>
+        <w:t>ἐξακολουθήσουσιν</w:t>
+      </w:r>
+    </w:p>
+    <w:p>
+      <w:pPr/>
+      <w:r>
+        <w:rPr>
+          <w:lang w:val="pt_PT" w:bidi="pt_PT"/>
+        </w:rPr>
+      </w:r>
+      <w:r>
+        <w:rPr>
+          <w:b/>
+          <w:lang w:val="pt_PT" w:bidi="pt_PT"/>
+        </w:rPr>
         <w:t xml:space="preserve">"muita gente </w:t>
       </w:r>
       <w:r>
@@ -18514,6 +20209,21 @@
           <w:b/>
           <w:lang w:val="pt_PT" w:bidi="pt_PT"/>
         </w:rPr>
+        <w:t>αὐτῶν ταῖς ἀσελγείαις</w:t>
+      </w:r>
+    </w:p>
+    <w:p>
+      <w:pPr/>
+      <w:r>
+        <w:rPr>
+          <w:lang w:val="pt_PT" w:bidi="pt_PT"/>
+        </w:rPr>
+      </w:r>
+      <w:r>
+        <w:rPr>
+          <w:b/>
+          <w:lang w:val="pt_PT" w:bidi="pt_PT"/>
+        </w:rPr>
         <w:t>"</w:t>
       </w:r>
       <w:r>
@@ -18624,6 +20334,21 @@
           <w:b/>
           <w:lang w:val="pt_PT" w:bidi="pt_PT"/>
         </w:rPr>
+        <w:t>ταῖς ἀσελγείαις</w:t>
+      </w:r>
+    </w:p>
+    <w:p>
+      <w:pPr/>
+      <w:r>
+        <w:rPr>
+          <w:lang w:val="pt_PT" w:bidi="pt_PT"/>
+        </w:rPr>
+      </w:r>
+      <w:r>
+        <w:rPr>
+          <w:b/>
+          <w:lang w:val="pt_PT" w:bidi="pt_PT"/>
+        </w:rPr>
         <w:t>"</w:t>
       </w:r>
       <w:r>
@@ -18714,6 +20439,21 @@
           <w:b/>
           <w:lang w:val="pt_PT" w:bidi="pt_PT"/>
         </w:rPr>
+        <w:t>δι’ οὓς</w:t>
+      </w:r>
+    </w:p>
+    <w:p>
+      <w:pPr/>
+      <w:r>
+        <w:rPr>
+          <w:lang w:val="pt_PT" w:bidi="pt_PT"/>
+        </w:rPr>
+      </w:r>
+      <w:r>
+        <w:rPr>
+          <w:b/>
+          <w:lang w:val="pt_PT" w:bidi="pt_PT"/>
+        </w:rPr>
         <w:t>"</w:t>
       </w:r>
       <w:r>
@@ -18849,6 +20589,21 @@
           <w:b/>
           <w:lang w:val="pt_PT" w:bidi="pt_PT"/>
         </w:rPr>
+        <w:t>ἡ ὁδὸς τῆς ἀληθείας</w:t>
+      </w:r>
+    </w:p>
+    <w:p>
+      <w:pPr/>
+      <w:r>
+        <w:rPr>
+          <w:lang w:val="pt_PT" w:bidi="pt_PT"/>
+        </w:rPr>
+      </w:r>
+      <w:r>
+        <w:rPr>
+          <w:b/>
+          <w:lang w:val="pt_PT" w:bidi="pt_PT"/>
+        </w:rPr>
         <w:t>"</w:t>
       </w:r>
       <w:r>
@@ -18959,6 +20714,21 @@
           <w:b/>
           <w:lang w:val="pt_PT" w:bidi="pt_PT"/>
         </w:rPr>
+        <w:t>ἡ ὁδὸς τῆς ἀληθείας</w:t>
+      </w:r>
+    </w:p>
+    <w:p>
+      <w:pPr/>
+      <w:r>
+        <w:rPr>
+          <w:lang w:val="pt_PT" w:bidi="pt_PT"/>
+        </w:rPr>
+      </w:r>
+      <w:r>
+        <w:rPr>
+          <w:b/>
+          <w:lang w:val="pt_PT" w:bidi="pt_PT"/>
+        </w:rPr>
         <w:t>"</w:t>
       </w:r>
       <w:r>
@@ -19289,6 +21059,21 @@
           <w:b/>
           <w:lang w:val="pt_PT" w:bidi="pt_PT"/>
         </w:rPr>
+        <w:t>ἐν πλεονεξίᾳ</w:t>
+      </w:r>
+    </w:p>
+    <w:p>
+      <w:pPr/>
+      <w:r>
+        <w:rPr>
+          <w:lang w:val="pt_PT" w:bidi="pt_PT"/>
+        </w:rPr>
+      </w:r>
+      <w:r>
+        <w:rPr>
+          <w:b/>
+          <w:lang w:val="pt_PT" w:bidi="pt_PT"/>
+        </w:rPr>
         <w:t>"</w:t>
       </w:r>
       <w:r>
@@ -19669,6 +21454,21 @@
           <w:b/>
           <w:lang w:val="pt_PT" w:bidi="pt_PT"/>
         </w:rPr>
+        <w:t>ἐν πλεονεξίᾳ</w:t>
+      </w:r>
+    </w:p>
+    <w:p>
+      <w:pPr/>
+      <w:r>
+        <w:rPr>
+          <w:lang w:val="pt_PT" w:bidi="pt_PT"/>
+        </w:rPr>
+      </w:r>
+      <w:r>
+        <w:rPr>
+          <w:b/>
+          <w:lang w:val="pt_PT" w:bidi="pt_PT"/>
+        </w:rPr>
         <w:t>"</w:t>
       </w:r>
       <w:r>
@@ -19779,6 +21579,21 @@
           <w:b/>
           <w:lang w:val="pt_PT" w:bidi="pt_PT"/>
         </w:rPr>
+        <w:t>πλαστοῖς λόγοις</w:t>
+      </w:r>
+    </w:p>
+    <w:p>
+      <w:pPr/>
+      <w:r>
+        <w:rPr>
+          <w:lang w:val="pt_PT" w:bidi="pt_PT"/>
+        </w:rPr>
+      </w:r>
+      <w:r>
+        <w:rPr>
+          <w:b/>
+          <w:lang w:val="pt_PT" w:bidi="pt_PT"/>
+        </w:rPr>
         <w:t>"</w:t>
       </w:r>
       <w:r>
@@ -19882,6 +21697,21 @@
           <w:b/>
           <w:lang w:val="pt_PT" w:bidi="pt_PT"/>
         </w:rPr>
+        <w:t>πλαστοῖς λόγοις</w:t>
+      </w:r>
+    </w:p>
+    <w:p>
+      <w:pPr/>
+      <w:r>
+        <w:rPr>
+          <w:lang w:val="pt_PT" w:bidi="pt_PT"/>
+        </w:rPr>
+      </w:r>
+      <w:r>
+        <w:rPr>
+          <w:b/>
+          <w:lang w:val="pt_PT" w:bidi="pt_PT"/>
+        </w:rPr>
         <w:t>"contando histórias inventadas".</w:t>
       </w:r>
     </w:p>
@@ -20003,6 +21833,21 @@
         <w:rPr>
           <w:lang w:val="pt_PT" w:bidi="pt_PT"/>
         </w:rPr>
+      </w:r>
+    </w:p>
+    <w:p>
+      <w:pPr/>
+      <w:r>
+        <w:rPr>
+          <w:lang w:val="pt_PT" w:bidi="pt_PT"/>
+        </w:rPr>
+      </w:r>
+      <w:r>
+        <w:rPr>
+          <w:b/>
+          <w:lang w:val="pt_PT" w:bidi="pt_PT"/>
+        </w:rPr>
+        <w:t>ἐμπορεύσονται</w:t>
       </w:r>
     </w:p>
     <w:p>
@@ -20606,6 +22451,21 @@
           <w:b/>
           <w:lang w:val="pt_PT" w:bidi="pt_PT"/>
         </w:rPr>
+        <w:t>γὰρ</w:t>
+      </w:r>
+    </w:p>
+    <w:p>
+      <w:pPr/>
+      <w:r>
+        <w:rPr>
+          <w:lang w:val="pt_PT" w:bidi="pt_PT"/>
+        </w:rPr>
+      </w:r>
+      <w:r>
+        <w:rPr>
+          <w:b/>
+          <w:lang w:val="pt_PT" w:bidi="pt_PT"/>
+        </w:rPr>
         <w:t>"Pois Deus não deixou escapar".</w:t>
       </w:r>
     </w:p>
@@ -20702,6 +22562,21 @@
           <w:b/>
           <w:lang w:val="pt_PT" w:bidi="pt_PT"/>
         </w:rPr>
+        <w:t>εἰς κρίσιν</w:t>
+      </w:r>
+    </w:p>
+    <w:p>
+      <w:pPr/>
+      <w:r>
+        <w:rPr>
+          <w:lang w:val="pt_PT" w:bidi="pt_PT"/>
+        </w:rPr>
+      </w:r>
+      <w:r>
+        <w:rPr>
+          <w:b/>
+          <w:lang w:val="pt_PT" w:bidi="pt_PT"/>
+        </w:rPr>
         <w:t>"</w:t>
       </w:r>
       <w:r>
@@ -20799,6 +22674,21 @@
           <w:b/>
           <w:lang w:val="pt_PT" w:bidi="pt_PT"/>
         </w:rPr>
+        <w:t>εἰς κρίσιν</w:t>
+      </w:r>
+    </w:p>
+    <w:p>
+      <w:pPr/>
+      <w:r>
+        <w:rPr>
+          <w:lang w:val="pt_PT" w:bidi="pt_PT"/>
+        </w:rPr>
+      </w:r>
+      <w:r>
+        <w:rPr>
+          <w:b/>
+          <w:lang w:val="pt_PT" w:bidi="pt_PT"/>
+        </w:rPr>
         <w:t>"</w:t>
       </w:r>
       <w:r>
@@ -20909,6 +22799,21 @@
           <w:b/>
           <w:lang w:val="pt_PT" w:bidi="pt_PT"/>
         </w:rPr>
+        <w:t>εἰς κρίσιν τηρουμένους</w:t>
+      </w:r>
+    </w:p>
+    <w:p>
+      <w:pPr/>
+      <w:r>
+        <w:rPr>
+          <w:lang w:val="pt_PT" w:bidi="pt_PT"/>
+        </w:rPr>
+      </w:r>
+      <w:r>
+        <w:rPr>
+          <w:b/>
+          <w:lang w:val="pt_PT" w:bidi="pt_PT"/>
+        </w:rPr>
         <w:t>"</w:t>
       </w:r>
       <w:r>
@@ -21006,6 +22911,21 @@
           <w:b/>
           <w:lang w:val="pt_PT" w:bidi="pt_PT"/>
         </w:rPr>
+        <w:t>εἰς κρίσιν τηρουμένους</w:t>
+      </w:r>
+    </w:p>
+    <w:p>
+      <w:pPr/>
+      <w:r>
+        <w:rPr>
+          <w:lang w:val="pt_PT" w:bidi="pt_PT"/>
+        </w:rPr>
+      </w:r>
+      <w:r>
+        <w:rPr>
+          <w:b/>
+          <w:lang w:val="pt_PT" w:bidi="pt_PT"/>
+        </w:rPr>
         <w:t>"</w:t>
       </w:r>
       <w:r>
@@ -21089,6 +23009,21 @@
         <w:rPr>
           <w:lang w:val="pt_PT" w:bidi="pt_PT"/>
         </w:rPr>
+      </w:r>
+    </w:p>
+    <w:p>
+      <w:pPr/>
+      <w:r>
+        <w:rPr>
+          <w:lang w:val="pt_PT" w:bidi="pt_PT"/>
+        </w:rPr>
+      </w:r>
+      <w:r>
+        <w:rPr>
+          <w:b/>
+          <w:lang w:val="pt_PT" w:bidi="pt_PT"/>
+        </w:rPr>
+        <w:t>εἰ</w:t>
       </w:r>
     </w:p>
     <w:p>
@@ -21248,6 +23183,21 @@
           <w:b/>
           <w:lang w:val="pt_PT" w:bidi="pt_PT"/>
         </w:rPr>
+        <w:t>οὐκ ἐφείσατο</w:t>
+      </w:r>
+    </w:p>
+    <w:p>
+      <w:pPr/>
+      <w:r>
+        <w:rPr>
+          <w:lang w:val="pt_PT" w:bidi="pt_PT"/>
+        </w:rPr>
+      </w:r>
+      <w:r>
+        <w:rPr>
+          <w:b/>
+          <w:lang w:val="pt_PT" w:bidi="pt_PT"/>
+        </w:rPr>
         <w:t>"</w:t>
       </w:r>
       <w:r>
@@ -21461,6 +23411,21 @@
           <w:b/>
           <w:lang w:val="pt_PT" w:bidi="pt_PT"/>
         </w:rPr>
+        <w:t>σειροῖς ζόφου</w:t>
+      </w:r>
+    </w:p>
+    <w:p>
+      <w:pPr/>
+      <w:r>
+        <w:rPr>
+          <w:lang w:val="pt_PT" w:bidi="pt_PT"/>
+        </w:rPr>
+      </w:r>
+      <w:r>
+        <w:rPr>
+          <w:b/>
+          <w:lang w:val="pt_PT" w:bidi="pt_PT"/>
+        </w:rPr>
         <w:t>"</w:t>
       </w:r>
       <w:r>
@@ -21558,6 +23523,21 @@
           <w:b/>
           <w:lang w:val="pt_PT" w:bidi="pt_PT"/>
         </w:rPr>
+        <w:t>σειροῖς ζόφου</w:t>
+      </w:r>
+    </w:p>
+    <w:p>
+      <w:pPr/>
+      <w:r>
+        <w:rPr>
+          <w:lang w:val="pt_PT" w:bidi="pt_PT"/>
+        </w:rPr>
+      </w:r>
+      <w:r>
+        <w:rPr>
+          <w:b/>
+          <w:lang w:val="pt_PT" w:bidi="pt_PT"/>
+        </w:rPr>
         <w:t>"com correntes na escuridão".</w:t>
       </w:r>
     </w:p>
@@ -21653,6 +23633,21 @@
           <w:b/>
           <w:lang w:val="pt_PT" w:bidi="pt_PT"/>
         </w:rPr>
+        <w:t>ταρταρώσας</w:t>
+      </w:r>
+    </w:p>
+    <w:p>
+      <w:pPr/>
+      <w:r>
+        <w:rPr>
+          <w:lang w:val="pt_PT" w:bidi="pt_PT"/>
+        </w:rPr>
+      </w:r>
+      <w:r>
+        <w:rPr>
+          <w:b/>
+          <w:lang w:val="pt_PT" w:bidi="pt_PT"/>
+        </w:rPr>
         <w:t>"</w:t>
       </w:r>
       <w:r>
@@ -21801,6 +23796,21 @@
           <w:b/>
           <w:lang w:val="pt_PT" w:bidi="pt_PT"/>
         </w:rPr>
+        <w:t>παρέδωκεν</w:t>
+      </w:r>
+    </w:p>
+    <w:p>
+      <w:pPr/>
+      <w:r>
+        <w:rPr>
+          <w:lang w:val="pt_PT" w:bidi="pt_PT"/>
+        </w:rPr>
+      </w:r>
+      <w:r>
+        <w:rPr>
+          <w:b/>
+          <w:lang w:val="pt_PT" w:bidi="pt_PT"/>
+        </w:rPr>
         <w:t>"</w:t>
       </w:r>
       <w:r>
@@ -21911,6 +23921,21 @@
           <w:b/>
           <w:lang w:val="pt_PT" w:bidi="pt_PT"/>
         </w:rPr>
+        <w:t>παρέδωκεν</w:t>
+      </w:r>
+    </w:p>
+    <w:p>
+      <w:pPr/>
+      <w:r>
+        <w:rPr>
+          <w:lang w:val="pt_PT" w:bidi="pt_PT"/>
+        </w:rPr>
+      </w:r>
+      <w:r>
+        <w:rPr>
+          <w:b/>
+          <w:lang w:val="pt_PT" w:bidi="pt_PT"/>
+        </w:rPr>
         <w:t>"</w:t>
       </w:r>
       <w:r>
@@ -22033,6 +24058,21 @@
         <w:rPr>
           <w:lang w:val="pt_PT" w:bidi="pt_PT"/>
         </w:rPr>
+      </w:r>
+    </w:p>
+    <w:p>
+      <w:pPr/>
+      <w:r>
+        <w:rPr>
+          <w:lang w:val="pt_PT" w:bidi="pt_PT"/>
+        </w:rPr>
+      </w:r>
+      <w:r>
+        <w:rPr>
+          <w:b/>
+          <w:lang w:val="pt_PT" w:bidi="pt_PT"/>
+        </w:rPr>
+        <w:t>καὶ</w:t>
       </w:r>
     </w:p>
     <w:p>
@@ -22192,6 +24232,21 @@
           <w:b/>
           <w:lang w:val="pt_PT" w:bidi="pt_PT"/>
         </w:rPr>
+        <w:t>κόσμῳ ἀσεβῶν</w:t>
+      </w:r>
+    </w:p>
+    <w:p>
+      <w:pPr/>
+      <w:r>
+        <w:rPr>
+          <w:lang w:val="pt_PT" w:bidi="pt_PT"/>
+        </w:rPr>
+      </w:r>
+      <w:r>
+        <w:rPr>
+          <w:b/>
+          <w:lang w:val="pt_PT" w:bidi="pt_PT"/>
+        </w:rPr>
         <w:t>"</w:t>
       </w:r>
       <w:r>
@@ -22398,6 +24453,21 @@
         <w:rPr>
           <w:lang w:val="pt_PT" w:bidi="pt_PT"/>
         </w:rPr>
+      </w:r>
+    </w:p>
+    <w:p>
+      <w:pPr/>
+      <w:r>
+        <w:rPr>
+          <w:lang w:val="pt_PT" w:bidi="pt_PT"/>
+        </w:rPr>
+      </w:r>
+      <w:r>
+        <w:rPr>
+          <w:b/>
+          <w:lang w:val="pt_PT" w:bidi="pt_PT"/>
+        </w:rPr>
+        <w:t>οὐκ ἐφείσατο</w:t>
       </w:r>
     </w:p>
     <w:p>
@@ -22533,6 +24603,21 @@
           <w:b/>
           <w:lang w:val="pt_PT" w:bidi="pt_PT"/>
         </w:rPr>
+        <w:t>οὐκ ἐφείσατο</w:t>
+      </w:r>
+    </w:p>
+    <w:p>
+      <w:pPr/>
+      <w:r>
+        <w:rPr>
+          <w:lang w:val="pt_PT" w:bidi="pt_PT"/>
+        </w:rPr>
+      </w:r>
+      <w:r>
+        <w:rPr>
+          <w:b/>
+          <w:lang w:val="pt_PT" w:bidi="pt_PT"/>
+        </w:rPr>
         <w:t>"</w:t>
       </w:r>
       <w:r>
@@ -22662,6 +24747,21 @@
           <w:b/>
           <w:lang w:val="pt_PT" w:bidi="pt_PT"/>
         </w:rPr>
+        <w:t>ὄγδοον, Νῶε</w:t>
+      </w:r>
+    </w:p>
+    <w:p>
+      <w:pPr/>
+      <w:r>
+        <w:rPr>
+          <w:lang w:val="pt_PT" w:bidi="pt_PT"/>
+        </w:rPr>
+      </w:r>
+      <w:r>
+        <w:rPr>
+          <w:b/>
+          <w:lang w:val="pt_PT" w:bidi="pt_PT"/>
+        </w:rPr>
         <w:t xml:space="preserve">"Noé... </w:t>
       </w:r>
       <w:r>
@@ -22790,6 +24890,21 @@
           <w:b/>
           <w:lang w:val="pt_PT" w:bidi="pt_PT"/>
         </w:rPr>
+        <w:t>Νῶε, δικαιοσύνης κήρυκα</w:t>
+      </w:r>
+    </w:p>
+    <w:p>
+      <w:pPr/>
+      <w:r>
+        <w:rPr>
+          <w:lang w:val="pt_PT" w:bidi="pt_PT"/>
+        </w:rPr>
+      </w:r>
+      <w:r>
+        <w:rPr>
+          <w:b/>
+          <w:lang w:val="pt_PT" w:bidi="pt_PT"/>
+        </w:rPr>
         <w:t>"</w:t>
       </w:r>
       <w:r>
@@ -22919,6 +25034,21 @@
           <w:b/>
           <w:lang w:val="pt_PT" w:bidi="pt_PT"/>
         </w:rPr>
+        <w:t>δικαιοσύνης κήρυκα</w:t>
+      </w:r>
+    </w:p>
+    <w:p>
+      <w:pPr/>
+      <w:r>
+        <w:rPr>
+          <w:lang w:val="pt_PT" w:bidi="pt_PT"/>
+        </w:rPr>
+      </w:r>
+      <w:r>
+        <w:rPr>
+          <w:b/>
+          <w:lang w:val="pt_PT" w:bidi="pt_PT"/>
+        </w:rPr>
         <w:t>"que anunciou que todos deviam obedecer a Deus".</w:t>
       </w:r>
     </w:p>
@@ -23028,6 +25158,21 @@
           <w:b/>
           <w:lang w:val="pt_PT" w:bidi="pt_PT"/>
         </w:rPr>
+        <w:t>δικαιοσύνης κήρυκα</w:t>
+      </w:r>
+    </w:p>
+    <w:p>
+      <w:pPr/>
+      <w:r>
+        <w:rPr>
+          <w:lang w:val="pt_PT" w:bidi="pt_PT"/>
+        </w:rPr>
+      </w:r>
+      <w:r>
+        <w:rPr>
+          <w:b/>
+          <w:lang w:val="pt_PT" w:bidi="pt_PT"/>
+        </w:rPr>
         <w:t>"que anunciou que todos deviam obedecer a Deus".</w:t>
       </w:r>
     </w:p>
@@ -23187,6 +25332,21 @@
         <w:rPr>
           <w:lang w:val="pt_PT" w:bidi="pt_PT"/>
         </w:rPr>
+      </w:r>
+    </w:p>
+    <w:p>
+      <w:pPr/>
+      <w:r>
+        <w:rPr>
+          <w:lang w:val="pt_PT" w:bidi="pt_PT"/>
+        </w:rPr>
+      </w:r>
+      <w:r>
+        <w:rPr>
+          <w:b/>
+          <w:lang w:val="pt_PT" w:bidi="pt_PT"/>
+        </w:rPr>
+        <w:t>καὶ</w:t>
       </w:r>
     </w:p>
     <w:p>
@@ -23682,6 +25842,21 @@
           <w:b/>
           <w:lang w:val="pt_PT" w:bidi="pt_PT"/>
         </w:rPr>
+        <w:t>καταστροφῇ κατέκρινεν</w:t>
+      </w:r>
+    </w:p>
+    <w:p>
+      <w:pPr/>
+      <w:r>
+        <w:rPr>
+          <w:lang w:val="pt_PT" w:bidi="pt_PT"/>
+        </w:rPr>
+      </w:r>
+      <w:r>
+        <w:rPr>
+          <w:b/>
+          <w:lang w:val="pt_PT" w:bidi="pt_PT"/>
+        </w:rPr>
         <w:t>"destruindo-as com fogo".</w:t>
       </w:r>
     </w:p>
@@ -23901,6 +26076,21 @@
           <w:b/>
           <w:lang w:val="pt_PT" w:bidi="pt_PT"/>
         </w:rPr>
+        <w:t>ἀσεβέσιν</w:t>
+      </w:r>
+    </w:p>
+    <w:p>
+      <w:pPr/>
+      <w:r>
+        <w:rPr>
+          <w:lang w:val="pt_PT" w:bidi="pt_PT"/>
+        </w:rPr>
+      </w:r>
+      <w:r>
+        <w:rPr>
+          <w:b/>
+          <w:lang w:val="pt_PT" w:bidi="pt_PT"/>
+        </w:rPr>
         <w:t>"</w:t>
       </w:r>
       <w:r>
@@ -23997,6 +26187,21 @@
         <w:rPr>
           <w:lang w:val="pt_PT" w:bidi="pt_PT"/>
         </w:rPr>
+      </w:r>
+    </w:p>
+    <w:p>
+      <w:pPr/>
+      <w:r>
+        <w:rPr>
+          <w:lang w:val="pt_PT" w:bidi="pt_PT"/>
+        </w:rPr>
+      </w:r>
+      <w:r>
+        <w:rPr>
+          <w:b/>
+          <w:lang w:val="pt_PT" w:bidi="pt_PT"/>
+        </w:rPr>
+        <w:t>καὶ</w:t>
       </w:r>
     </w:p>
     <w:p>
@@ -24156,6 +26361,21 @@
           <w:b/>
           <w:lang w:val="pt_PT" w:bidi="pt_PT"/>
         </w:rPr>
+        <w:t>ἐρύσατο</w:t>
+      </w:r>
+    </w:p>
+    <w:p>
+      <w:pPr/>
+      <w:r>
+        <w:rPr>
+          <w:lang w:val="pt_PT" w:bidi="pt_PT"/>
+        </w:rPr>
+      </w:r>
+      <w:r>
+        <w:rPr>
+          <w:b/>
+          <w:lang w:val="pt_PT" w:bidi="pt_PT"/>
+        </w:rPr>
         <w:t>"Ele salvou Ló".</w:t>
       </w:r>
     </w:p>
@@ -24944,6 +27164,21 @@
           <w:b/>
           <w:lang w:val="pt_PT" w:bidi="pt_PT"/>
         </w:rPr>
+        <w:t>τῶν ἀθέσμων</w:t>
+      </w:r>
+    </w:p>
+    <w:p>
+      <w:pPr/>
+      <w:r>
+        <w:rPr>
+          <w:lang w:val="pt_PT" w:bidi="pt_PT"/>
+        </w:rPr>
+      </w:r>
+      <w:r>
+        <w:rPr>
+          <w:b/>
+          <w:lang w:val="pt_PT" w:bidi="pt_PT"/>
+        </w:rPr>
         <w:t>"porque conhecia a vida daquela gente imoral".</w:t>
       </w:r>
     </w:p>
@@ -25053,6 +27288,21 @@
           <w:b/>
           <w:lang w:val="pt_PT" w:bidi="pt_PT"/>
         </w:rPr>
+        <w:t>γὰρ</w:t>
+      </w:r>
+    </w:p>
+    <w:p>
+      <w:pPr/>
+      <w:r>
+        <w:rPr>
+          <w:lang w:val="pt_PT" w:bidi="pt_PT"/>
+        </w:rPr>
+      </w:r>
+      <w:r>
+        <w:rPr>
+          <w:b/>
+          <w:lang w:val="pt_PT" w:bidi="pt_PT"/>
+        </w:rPr>
         <w:t>"Todos os dias esse homem bom".</w:t>
       </w:r>
     </w:p>
@@ -25272,6 +27522,21 @@
           <w:b/>
           <w:lang w:val="pt_PT" w:bidi="pt_PT"/>
         </w:rPr>
+        <w:t>ὁ δίκαιος</w:t>
+      </w:r>
+    </w:p>
+    <w:p>
+      <w:pPr/>
+      <w:r>
+        <w:rPr>
+          <w:lang w:val="pt_PT" w:bidi="pt_PT"/>
+        </w:rPr>
+      </w:r>
+      <w:r>
+        <w:rPr>
+          <w:b/>
+          <w:lang w:val="pt_PT" w:bidi="pt_PT"/>
+        </w:rPr>
         <w:t>"</w:t>
       </w:r>
       <w:r>
@@ -25458,6 +27723,21 @@
           <w:b/>
           <w:lang w:val="pt_PT" w:bidi="pt_PT"/>
         </w:rPr>
+        <w:t>αὐτοῖς</w:t>
+      </w:r>
+    </w:p>
+    <w:p>
+      <w:pPr/>
+      <w:r>
+        <w:rPr>
+          <w:lang w:val="pt_PT" w:bidi="pt_PT"/>
+        </w:rPr>
+      </w:r>
+      <w:r>
+        <w:rPr>
+          <w:b/>
+          <w:lang w:val="pt_PT" w:bidi="pt_PT"/>
+        </w:rPr>
         <w:t>"que vivia entre eles".</w:t>
       </w:r>
     </w:p>
@@ -25567,6 +27847,21 @@
           <w:b/>
           <w:lang w:val="pt_PT" w:bidi="pt_PT"/>
         </w:rPr>
+        <w:t>ἐνκατοικῶν ἐν αὐτοῖς ἡμέραν ἐξ ἡμέρας</w:t>
+      </w:r>
+    </w:p>
+    <w:p>
+      <w:pPr/>
+      <w:r>
+        <w:rPr>
+          <w:lang w:val="pt_PT" w:bidi="pt_PT"/>
+        </w:rPr>
+      </w:r>
+      <w:r>
+        <w:rPr>
+          <w:b/>
+          <w:lang w:val="pt_PT" w:bidi="pt_PT"/>
+        </w:rPr>
         <w:t>"</w:t>
       </w:r>
       <w:r>
@@ -25825,6 +28120,21 @@
           <w:b/>
           <w:lang w:val="pt_PT" w:bidi="pt_PT"/>
         </w:rPr>
+        <w:t>ἀνόμοις ἔργοις</w:t>
+      </w:r>
+    </w:p>
+    <w:p>
+      <w:pPr/>
+      <w:r>
+        <w:rPr>
+          <w:lang w:val="pt_PT" w:bidi="pt_PT"/>
+        </w:rPr>
+      </w:r>
+      <w:r>
+        <w:rPr>
+          <w:b/>
+          <w:lang w:val="pt_PT" w:bidi="pt_PT"/>
+        </w:rPr>
         <w:t>"</w:t>
       </w:r>
       <w:r>
@@ -25927,6 +28237,21 @@
         <w:rPr>
           <w:lang w:val="pt_PT" w:bidi="pt_PT"/>
         </w:rPr>
+      </w:r>
+    </w:p>
+    <w:p>
+      <w:pPr/>
+      <w:r>
+        <w:rPr>
+          <w:lang w:val="pt_PT" w:bidi="pt_PT"/>
+        </w:rPr>
+      </w:r>
+      <w:r>
+        <w:rPr>
+          <w:b/>
+          <w:lang w:val="pt_PT" w:bidi="pt_PT"/>
+        </w:rPr>
+        <w:t>οἶδεν Κύριος</w:t>
       </w:r>
     </w:p>
     <w:p>
@@ -26330,6 +28655,21 @@
           <w:b/>
           <w:lang w:val="pt_PT" w:bidi="pt_PT"/>
         </w:rPr>
+        <w:t>κολαζομένους</w:t>
+      </w:r>
+    </w:p>
+    <w:p>
+      <w:pPr/>
+      <w:r>
+        <w:rPr>
+          <w:lang w:val="pt_PT" w:bidi="pt_PT"/>
+        </w:rPr>
+      </w:r>
+      <w:r>
+        <w:rPr>
+          <w:b/>
+          <w:lang w:val="pt_PT" w:bidi="pt_PT"/>
+        </w:rPr>
         <w:t xml:space="preserve">"como guardar os maus </w:t>
       </w:r>
       <w:r>
@@ -26543,6 +28883,21 @@
           <w:b/>
           <w:lang w:val="pt_PT" w:bidi="pt_PT"/>
         </w:rPr>
+        <w:t>εἰς ἡμέραν κρίσεως</w:t>
+      </w:r>
+    </w:p>
+    <w:p>
+      <w:pPr/>
+      <w:r>
+        <w:rPr>
+          <w:lang w:val="pt_PT" w:bidi="pt_PT"/>
+        </w:rPr>
+      </w:r>
+      <w:r>
+        <w:rPr>
+          <w:b/>
+          <w:lang w:val="pt_PT" w:bidi="pt_PT"/>
+        </w:rPr>
         <w:t>"</w:t>
       </w:r>
       <w:r>
@@ -26633,6 +28988,21 @@
           <w:b/>
           <w:lang w:val="pt_PT" w:bidi="pt_PT"/>
         </w:rPr>
+        <w:t>ἡμέραν κρίσεως</w:t>
+      </w:r>
+    </w:p>
+    <w:p>
+      <w:pPr/>
+      <w:r>
+        <w:rPr>
+          <w:lang w:val="pt_PT" w:bidi="pt_PT"/>
+        </w:rPr>
+      </w:r>
+      <w:r>
+        <w:rPr>
+          <w:b/>
+          <w:lang w:val="pt_PT" w:bidi="pt_PT"/>
+        </w:rPr>
         <w:t>"para o Dia do Julgamento".</w:t>
       </w:r>
     </w:p>
@@ -26742,6 +29112,21 @@
           <w:b/>
           <w:lang w:val="pt_PT" w:bidi="pt_PT"/>
         </w:rPr>
+        <w:t>δὲ</w:t>
+      </w:r>
+    </w:p>
+    <w:p>
+      <w:pPr/>
+      <w:r>
+        <w:rPr>
+          <w:lang w:val="pt_PT" w:bidi="pt_PT"/>
+        </w:rPr>
+      </w:r>
+      <w:r>
+        <w:rPr>
+          <w:b/>
+          <w:lang w:val="pt_PT" w:bidi="pt_PT"/>
+        </w:rPr>
         <w:t>"</w:t>
       </w:r>
       <w:r>
@@ -26865,6 +29250,21 @@
           <w:b/>
           <w:lang w:val="pt_PT" w:bidi="pt_PT"/>
         </w:rPr>
+        <w:t>αὐθάδεις</w:t>
+      </w:r>
+    </w:p>
+    <w:p>
+      <w:pPr/>
+      <w:r>
+        <w:rPr>
+          <w:lang w:val="pt_PT" w:bidi="pt_PT"/>
+        </w:rPr>
+      </w:r>
+      <w:r>
+        <w:rPr>
+          <w:b/>
+          <w:lang w:val="pt_PT" w:bidi="pt_PT"/>
+        </w:rPr>
         <w:t>"</w:t>
       </w:r>
       <w:r>
@@ -26947,6 +29347,21 @@
         <w:rPr>
           <w:lang w:val="pt_PT" w:bidi="pt_PT"/>
         </w:rPr>
+      </w:r>
+    </w:p>
+    <w:p>
+      <w:pPr/>
+      <w:r>
+        <w:rPr>
+          <w:lang w:val="pt_PT" w:bidi="pt_PT"/>
+        </w:rPr>
+      </w:r>
+      <w:r>
+        <w:rPr>
+          <w:b/>
+          <w:lang w:val="pt_PT" w:bidi="pt_PT"/>
+        </w:rPr>
+        <w:t>οὐ τρέμουσιν</w:t>
       </w:r>
     </w:p>
     <w:p>
@@ -27179,6 +29594,21 @@
           <w:b/>
           <w:lang w:val="pt_PT" w:bidi="pt_PT"/>
         </w:rPr>
+        <w:t>δόξας</w:t>
+      </w:r>
+    </w:p>
+    <w:p>
+      <w:pPr/>
+      <w:r>
+        <w:rPr>
+          <w:lang w:val="pt_PT" w:bidi="pt_PT"/>
+        </w:rPr>
+      </w:r>
+      <w:r>
+        <w:rPr>
+          <w:b/>
+          <w:lang w:val="pt_PT" w:bidi="pt_PT"/>
+        </w:rPr>
         <w:t>"</w:t>
       </w:r>
       <w:r>
@@ -27269,6 +29699,21 @@
           <w:b/>
           <w:lang w:val="pt_PT" w:bidi="pt_PT"/>
         </w:rPr>
+        <w:t>τοὺς ὀπίσω &amp; πορευομένους</w:t>
+      </w:r>
+    </w:p>
+    <w:p>
+      <w:pPr/>
+      <w:r>
+        <w:rPr>
+          <w:lang w:val="pt_PT" w:bidi="pt_PT"/>
+        </w:rPr>
+      </w:r>
+      <w:r>
+        <w:rPr>
+          <w:b/>
+          <w:lang w:val="pt_PT" w:bidi="pt_PT"/>
+        </w:rPr>
         <w:t>"</w:t>
       </w:r>
       <w:r>
@@ -27392,6 +29837,21 @@
           <w:b/>
           <w:lang w:val="pt_PT" w:bidi="pt_PT"/>
         </w:rPr>
+        <w:t>σαρκὸς</w:t>
+      </w:r>
+    </w:p>
+    <w:p>
+      <w:pPr/>
+      <w:r>
+        <w:rPr>
+          <w:lang w:val="pt_PT" w:bidi="pt_PT"/>
+        </w:rPr>
+      </w:r>
+      <w:r>
+        <w:rPr>
+          <w:b/>
+          <w:lang w:val="pt_PT" w:bidi="pt_PT"/>
+        </w:rPr>
         <w:t>"</w:t>
       </w:r>
       <w:r>
@@ -27741,6 +30201,21 @@
           <w:b/>
           <w:lang w:val="pt_PT" w:bidi="pt_PT"/>
         </w:rPr>
+        <w:t>καὶ κυριότητος καταφρονοῦντας</w:t>
+      </w:r>
+    </w:p>
+    <w:p>
+      <w:pPr/>
+      <w:r>
+        <w:rPr>
+          <w:lang w:val="pt_PT" w:bidi="pt_PT"/>
+        </w:rPr>
+      </w:r>
+      <w:r>
+        <w:rPr>
+          <w:b/>
+          <w:lang w:val="pt_PT" w:bidi="pt_PT"/>
+        </w:rPr>
         <w:t>"</w:t>
       </w:r>
       <w:r>
@@ -27863,6 +30338,21 @@
           <w:b/>
           <w:lang w:val="pt_PT" w:bidi="pt_PT"/>
         </w:rPr>
+        <w:t>κυριότητος καταφρονοῦντας</w:t>
+      </w:r>
+    </w:p>
+    <w:p>
+      <w:pPr/>
+      <w:r>
+        <w:rPr>
+          <w:lang w:val="pt_PT" w:bidi="pt_PT"/>
+        </w:rPr>
+      </w:r>
+      <w:r>
+        <w:rPr>
+          <w:b/>
+          <w:lang w:val="pt_PT" w:bidi="pt_PT"/>
+        </w:rPr>
         <w:t>"</w:t>
       </w:r>
       <w:r>
@@ -27958,6 +30448,21 @@
         <w:rPr>
           <w:lang w:val="pt_PT" w:bidi="pt_PT"/>
         </w:rPr>
+      </w:r>
+    </w:p>
+    <w:p>
+      <w:pPr/>
+      <w:r>
+        <w:rPr>
+          <w:lang w:val="pt_PT" w:bidi="pt_PT"/>
+        </w:rPr>
+      </w:r>
+      <w:r>
+        <w:rPr>
+          <w:b/>
+          <w:lang w:val="pt_PT" w:bidi="pt_PT"/>
+        </w:rPr>
+        <w:t>τολμηταὶ</w:t>
       </w:r>
     </w:p>
     <w:p>
@@ -28080,6 +30585,21 @@
           <w:b/>
           <w:lang w:val="pt_PT" w:bidi="pt_PT"/>
         </w:rPr>
+        <w:t>τολμηταὶ αὐθάδεις</w:t>
+      </w:r>
+    </w:p>
+    <w:p>
+      <w:pPr/>
+      <w:r>
+        <w:rPr>
+          <w:lang w:val="pt_PT" w:bidi="pt_PT"/>
+        </w:rPr>
+      </w:r>
+      <w:r>
+        <w:rPr>
+          <w:b/>
+          <w:lang w:val="pt_PT" w:bidi="pt_PT"/>
+        </w:rPr>
         <w:t>"</w:t>
       </w:r>
       <w:r>
@@ -28203,6 +30723,21 @@
           <w:b/>
           <w:lang w:val="pt_PT" w:bidi="pt_PT"/>
         </w:rPr>
+        <w:t>ἰσχύϊ καὶ δυνάμει μείζονες ὄντες</w:t>
+      </w:r>
+    </w:p>
+    <w:p>
+      <w:pPr/>
+      <w:r>
+        <w:rPr>
+          <w:lang w:val="pt_PT" w:bidi="pt_PT"/>
+        </w:rPr>
+      </w:r>
+      <w:r>
+        <w:rPr>
+          <w:b/>
+          <w:lang w:val="pt_PT" w:bidi="pt_PT"/>
+        </w:rPr>
         <w:t xml:space="preserve">"Ora, até mesmo os anjos, </w:t>
       </w:r>
       <w:r>
@@ -28326,6 +30861,21 @@
           <w:b/>
           <w:lang w:val="pt_PT" w:bidi="pt_PT"/>
         </w:rPr>
+        <w:t>ἰσχύϊ καὶ δυνάμει μείζονες ὄντες</w:t>
+      </w:r>
+    </w:p>
+    <w:p>
+      <w:pPr/>
+      <w:r>
+        <w:rPr>
+          <w:lang w:val="pt_PT" w:bidi="pt_PT"/>
+        </w:rPr>
+      </w:r>
+      <w:r>
+        <w:rPr>
+          <w:b/>
+          <w:lang w:val="pt_PT" w:bidi="pt_PT"/>
+        </w:rPr>
         <w:t>"</w:t>
       </w:r>
       <w:r>
@@ -28423,6 +30973,21 @@
           <w:b/>
           <w:lang w:val="pt_PT" w:bidi="pt_PT"/>
         </w:rPr>
+        <w:t>ἰσχύϊ καὶ δυνάμει μείζονες ὄντες</w:t>
+      </w:r>
+    </w:p>
+    <w:p>
+      <w:pPr/>
+      <w:r>
+        <w:rPr>
+          <w:lang w:val="pt_PT" w:bidi="pt_PT"/>
+        </w:rPr>
+      </w:r>
+      <w:r>
+        <w:rPr>
+          <w:b/>
+          <w:lang w:val="pt_PT" w:bidi="pt_PT"/>
+        </w:rPr>
         <w:t>"</w:t>
       </w:r>
       <w:r>
@@ -28649,6 +31214,21 @@
         <w:rPr>
           <w:lang w:val="pt_PT" w:bidi="pt_PT"/>
         </w:rPr>
+      </w:r>
+    </w:p>
+    <w:p>
+      <w:pPr/>
+      <w:r>
+        <w:rPr>
+          <w:lang w:val="pt_PT" w:bidi="pt_PT"/>
+        </w:rPr>
+      </w:r>
+      <w:r>
+        <w:rPr>
+          <w:b/>
+          <w:lang w:val="pt_PT" w:bidi="pt_PT"/>
+        </w:rPr>
+        <w:t>οὗτοι</w:t>
       </w:r>
     </w:p>
     <w:p>
@@ -28777,6 +31357,21 @@
           <w:b/>
           <w:lang w:val="pt_PT" w:bidi="pt_PT"/>
         </w:rPr>
+        <w:t>καὶ φθαρήσονται</w:t>
+      </w:r>
+    </w:p>
+    <w:p>
+      <w:pPr/>
+      <w:r>
+        <w:rPr>
+          <w:lang w:val="pt_PT" w:bidi="pt_PT"/>
+        </w:rPr>
+      </w:r>
+      <w:r>
+        <w:rPr>
+          <w:b/>
+          <w:lang w:val="pt_PT" w:bidi="pt_PT"/>
+        </w:rPr>
         <w:t>"</w:t>
       </w:r>
       <w:r>
@@ -28969,6 +31564,21 @@
           <w:b/>
           <w:lang w:val="pt_PT" w:bidi="pt_PT"/>
         </w:rPr>
+        <w:t>ἐν τῇ φθορᾷ αὐτῶν</w:t>
+      </w:r>
+    </w:p>
+    <w:p>
+      <w:pPr/>
+      <w:r>
+        <w:rPr>
+          <w:lang w:val="pt_PT" w:bidi="pt_PT"/>
+        </w:rPr>
+      </w:r>
+      <w:r>
+        <w:rPr>
+          <w:b/>
+          <w:lang w:val="pt_PT" w:bidi="pt_PT"/>
+        </w:rPr>
         <w:t xml:space="preserve">"eles </w:t>
       </w:r>
       <w:r>
@@ -29072,6 +31682,21 @@
           <w:b/>
           <w:lang w:val="pt_PT" w:bidi="pt_PT"/>
         </w:rPr>
+        <w:t>ἐν τῇ φθορᾷ αὐτῶν</w:t>
+      </w:r>
+    </w:p>
+    <w:p>
+      <w:pPr/>
+      <w:r>
+        <w:rPr>
+          <w:lang w:val="pt_PT" w:bidi="pt_PT"/>
+        </w:rPr>
+      </w:r>
+      <w:r>
+        <w:rPr>
+          <w:b/>
+          <w:lang w:val="pt_PT" w:bidi="pt_PT"/>
+        </w:rPr>
         <w:t xml:space="preserve">"eles </w:t>
       </w:r>
       <w:r>
@@ -29195,6 +31820,21 @@
           <w:b/>
           <w:lang w:val="pt_PT" w:bidi="pt_PT"/>
         </w:rPr>
+        <w:t>οὗτοι &amp; ὡς ἄλογα ζῷα</w:t>
+      </w:r>
+    </w:p>
+    <w:p>
+      <w:pPr/>
+      <w:r>
+        <w:rPr>
+          <w:lang w:val="pt_PT" w:bidi="pt_PT"/>
+        </w:rPr>
+      </w:r>
+      <w:r>
+        <w:rPr>
+          <w:b/>
+          <w:lang w:val="pt_PT" w:bidi="pt_PT"/>
+        </w:rPr>
         <w:t>"</w:t>
       </w:r>
       <w:r>
@@ -29511,6 +32151,21 @@
           <w:b/>
           <w:lang w:val="pt_PT" w:bidi="pt_PT"/>
         </w:rPr>
+        <w:t>εἰς ἅλωσιν καὶ φθοράν</w:t>
+      </w:r>
+    </w:p>
+    <w:p>
+      <w:pPr/>
+      <w:r>
+        <w:rPr>
+          <w:lang w:val="pt_PT" w:bidi="pt_PT"/>
+        </w:rPr>
+      </w:r>
+      <w:r>
+        <w:rPr>
+          <w:b/>
+          <w:lang w:val="pt_PT" w:bidi="pt_PT"/>
+        </w:rPr>
         <w:t>"</w:t>
       </w:r>
       <w:r>
@@ -29621,6 +32276,21 @@
           <w:b/>
           <w:lang w:val="pt_PT" w:bidi="pt_PT"/>
         </w:rPr>
+        <w:t>εἰς ἅλωσιν καὶ φθοράν</w:t>
+      </w:r>
+    </w:p>
+    <w:p>
+      <w:pPr/>
+      <w:r>
+        <w:rPr>
+          <w:lang w:val="pt_PT" w:bidi="pt_PT"/>
+        </w:rPr>
+      </w:r>
+      <w:r>
+        <w:rPr>
+          <w:b/>
+          <w:lang w:val="pt_PT" w:bidi="pt_PT"/>
+        </w:rPr>
         <w:t xml:space="preserve">"para serem </w:t>
       </w:r>
       <w:r>
@@ -29846,6 +32516,21 @@
         <w:rPr>
           <w:lang w:val="pt_PT" w:bidi="pt_PT"/>
         </w:rPr>
+      </w:r>
+    </w:p>
+    <w:p>
+      <w:pPr/>
+      <w:r>
+        <w:rPr>
+          <w:lang w:val="pt_PT" w:bidi="pt_PT"/>
+        </w:rPr>
+      </w:r>
+      <w:r>
+        <w:rPr>
+          <w:b/>
+          <w:lang w:val="pt_PT" w:bidi="pt_PT"/>
+        </w:rPr>
+        <w:t>ἐν οἷς ἀγνοοῦσιν</w:t>
       </w:r>
     </w:p>
     <w:p>
@@ -30082,6 +32767,21 @@
           <w:b/>
           <w:lang w:val="pt_PT" w:bidi="pt_PT"/>
         </w:rPr>
+        <w:t>ἀδικούμενοι μισθὸν ἀδικίας</w:t>
+      </w:r>
+    </w:p>
+    <w:p>
+      <w:pPr/>
+      <w:r>
+        <w:rPr>
+          <w:lang w:val="pt_PT" w:bidi="pt_PT"/>
+        </w:rPr>
+      </w:r>
+      <w:r>
+        <w:rPr>
+          <w:b/>
+          <w:lang w:val="pt_PT" w:bidi="pt_PT"/>
+        </w:rPr>
         <w:t>"</w:t>
       </w:r>
       <w:r>
@@ -30179,6 +32879,21 @@
           <w:b/>
           <w:lang w:val="pt_PT" w:bidi="pt_PT"/>
         </w:rPr>
+        <w:t>ἀδικίας</w:t>
+      </w:r>
+    </w:p>
+    <w:p>
+      <w:pPr/>
+      <w:r>
+        <w:rPr>
+          <w:lang w:val="pt_PT" w:bidi="pt_PT"/>
+        </w:rPr>
+      </w:r>
+      <w:r>
+        <w:rPr>
+          <w:b/>
+          <w:lang w:val="pt_PT" w:bidi="pt_PT"/>
+        </w:rPr>
         <w:t>"</w:t>
       </w:r>
       <w:r>
@@ -30289,6 +33004,21 @@
           <w:b/>
           <w:lang w:val="pt_PT" w:bidi="pt_PT"/>
         </w:rPr>
+        <w:t>ἡδονὴν</w:t>
+      </w:r>
+    </w:p>
+    <w:p>
+      <w:pPr/>
+      <w:r>
+        <w:rPr>
+          <w:lang w:val="pt_PT" w:bidi="pt_PT"/>
+        </w:rPr>
+      </w:r>
+      <w:r>
+        <w:rPr>
+          <w:b/>
+          <w:lang w:val="pt_PT" w:bidi="pt_PT"/>
+        </w:rPr>
         <w:t>"Eles têm prazer em satisfazer".</w:t>
       </w:r>
     </w:p>
@@ -30385,6 +33115,21 @@
           <w:b/>
           <w:lang w:val="pt_PT" w:bidi="pt_PT"/>
         </w:rPr>
+        <w:t>τὴν ἐν ἡμέρᾳ τρυφήν</w:t>
+      </w:r>
+    </w:p>
+    <w:p>
+      <w:pPr/>
+      <w:r>
+        <w:rPr>
+          <w:lang w:val="pt_PT" w:bidi="pt_PT"/>
+        </w:rPr>
+      </w:r>
+      <w:r>
+        <w:rPr>
+          <w:b/>
+          <w:lang w:val="pt_PT" w:bidi="pt_PT"/>
+        </w:rPr>
         <w:t xml:space="preserve">"em </w:t>
       </w:r>
       <w:r>
@@ -30521,6 +33266,21 @@
           <w:b/>
           <w:lang w:val="pt_PT" w:bidi="pt_PT"/>
         </w:rPr>
+        <w:t>τὴν ἐν ἡμέρᾳ τρυφήν</w:t>
+      </w:r>
+    </w:p>
+    <w:p>
+      <w:pPr/>
+      <w:r>
+        <w:rPr>
+          <w:lang w:val="pt_PT" w:bidi="pt_PT"/>
+        </w:rPr>
+      </w:r>
+      <w:r>
+        <w:rPr>
+          <w:b/>
+          <w:lang w:val="pt_PT" w:bidi="pt_PT"/>
+        </w:rPr>
         <w:t>"</w:t>
       </w:r>
       <w:r>
@@ -30611,6 +33371,21 @@
           <w:b/>
           <w:lang w:val="pt_PT" w:bidi="pt_PT"/>
         </w:rPr>
+        <w:t>σπίλοι καὶ μῶμοι</w:t>
+      </w:r>
+    </w:p>
+    <w:p>
+      <w:pPr/>
+      <w:r>
+        <w:rPr>
+          <w:lang w:val="pt_PT" w:bidi="pt_PT"/>
+        </w:rPr>
+      </w:r>
+      <w:r>
+        <w:rPr>
+          <w:b/>
+          <w:lang w:val="pt_PT" w:bidi="pt_PT"/>
+        </w:rPr>
         <w:t>"</w:t>
       </w:r>
       <w:r>
@@ -30753,6 +33528,21 @@
           <w:b/>
           <w:lang w:val="pt_PT" w:bidi="pt_PT"/>
         </w:rPr>
+        <w:t>σπίλοι καὶ μῶμοι</w:t>
+      </w:r>
+    </w:p>
+    <w:p>
+      <w:pPr/>
+      <w:r>
+        <w:rPr>
+          <w:lang w:val="pt_PT" w:bidi="pt_PT"/>
+        </w:rPr>
+      </w:r>
+      <w:r>
+        <w:rPr>
+          <w:b/>
+          <w:lang w:val="pt_PT" w:bidi="pt_PT"/>
+        </w:rPr>
         <w:t>"</w:t>
       </w:r>
       <w:r>
@@ -30876,6 +33666,21 @@
           <w:b/>
           <w:lang w:val="pt_PT" w:bidi="pt_PT"/>
         </w:rPr>
+        <w:t>σπίλοι καὶ μῶμοι</w:t>
+      </w:r>
+    </w:p>
+    <w:p>
+      <w:pPr/>
+      <w:r>
+        <w:rPr>
+          <w:lang w:val="pt_PT" w:bidi="pt_PT"/>
+        </w:rPr>
+      </w:r>
+      <w:r>
+        <w:rPr>
+          <w:b/>
+          <w:lang w:val="pt_PT" w:bidi="pt_PT"/>
+        </w:rPr>
         <w:t>"</w:t>
       </w:r>
       <w:r>
@@ -30973,6 +33778,21 @@
           <w:b/>
           <w:lang w:val="pt_PT" w:bidi="pt_PT"/>
         </w:rPr>
+        <w:t>ἐντρυφῶντες ἐν ταῖς ἀπάταις αὐτῶν</w:t>
+      </w:r>
+    </w:p>
+    <w:p>
+      <w:pPr/>
+      <w:r>
+        <w:rPr>
+          <w:lang w:val="pt_PT" w:bidi="pt_PT"/>
+        </w:rPr>
+      </w:r>
+      <w:r>
+        <w:rPr>
+          <w:b/>
+          <w:lang w:val="pt_PT" w:bidi="pt_PT"/>
+        </w:rPr>
         <w:t>"</w:t>
       </w:r>
       <w:r>
@@ -31232,6 +34052,21 @@
           <w:b/>
           <w:lang w:val="pt_PT" w:bidi="pt_PT"/>
         </w:rPr>
+        <w:t>κατάρας τέκνα</w:t>
+      </w:r>
+    </w:p>
+    <w:p>
+      <w:pPr/>
+      <w:r>
+        <w:rPr>
+          <w:lang w:val="pt_PT" w:bidi="pt_PT"/>
+        </w:rPr>
+      </w:r>
+      <w:r>
+        <w:rPr>
+          <w:b/>
+          <w:lang w:val="pt_PT" w:bidi="pt_PT"/>
+        </w:rPr>
         <w:t>"</w:t>
       </w:r>
       <w:r>
@@ -31342,6 +34177,21 @@
           <w:b/>
           <w:lang w:val="pt_PT" w:bidi="pt_PT"/>
         </w:rPr>
+        <w:t>ὀφθαλμοὺς ἔχοντες μεστοὺς μοιχαλίδος</w:t>
+      </w:r>
+    </w:p>
+    <w:p>
+      <w:pPr/>
+      <w:r>
+        <w:rPr>
+          <w:lang w:val="pt_PT" w:bidi="pt_PT"/>
+        </w:rPr>
+      </w:r>
+      <w:r>
+        <w:rPr>
+          <w:b/>
+          <w:lang w:val="pt_PT" w:bidi="pt_PT"/>
+        </w:rPr>
         <w:t>"</w:t>
       </w:r>
       <w:r>
@@ -31431,6 +34281,21 @@
         <w:rPr>
           <w:lang w:val="pt_PT" w:bidi="pt_PT"/>
         </w:rPr>
+      </w:r>
+    </w:p>
+    <w:p>
+      <w:pPr/>
+      <w:r>
+        <w:rPr>
+          <w:lang w:val="pt_PT" w:bidi="pt_PT"/>
+        </w:rPr>
+      </w:r>
+      <w:r>
+        <w:rPr>
+          <w:b/>
+          <w:lang w:val="pt_PT" w:bidi="pt_PT"/>
+        </w:rPr>
+        <w:t>δελεάζοντες ψυχὰς ἀστηρίκτους</w:t>
       </w:r>
     </w:p>
     <w:p>
@@ -31895,6 +34760,21 @@
           <w:b/>
           <w:lang w:val="pt_PT" w:bidi="pt_PT"/>
         </w:rPr>
+        <w:t>καρδίαν γεγυμνασμένην πλεονεξίας ἔχοντες</w:t>
+      </w:r>
+    </w:p>
+    <w:p>
+      <w:pPr/>
+      <w:r>
+        <w:rPr>
+          <w:lang w:val="pt_PT" w:bidi="pt_PT"/>
+        </w:rPr>
+      </w:r>
+      <w:r>
+        <w:rPr>
+          <w:b/>
+          <w:lang w:val="pt_PT" w:bidi="pt_PT"/>
+        </w:rPr>
         <w:t>"</w:t>
       </w:r>
       <w:r>
@@ -32127,6 +35007,21 @@
           <w:b/>
           <w:lang w:val="pt_PT" w:bidi="pt_PT"/>
         </w:rPr>
+        <w:t>κατάρας τέκνα</w:t>
+      </w:r>
+    </w:p>
+    <w:p>
+      <w:pPr/>
+      <w:r>
+        <w:rPr>
+          <w:lang w:val="pt_PT" w:bidi="pt_PT"/>
+        </w:rPr>
+      </w:r>
+      <w:r>
+        <w:rPr>
+          <w:b/>
+          <w:lang w:val="pt_PT" w:bidi="pt_PT"/>
+        </w:rPr>
         <w:t>"</w:t>
       </w:r>
       <w:r>
@@ -32250,6 +35145,21 @@
           <w:b/>
           <w:lang w:val="pt_PT" w:bidi="pt_PT"/>
         </w:rPr>
+        <w:t>καταλειπόντες εὐθεῖαν ὁδὸν</w:t>
+      </w:r>
+    </w:p>
+    <w:p>
+      <w:pPr/>
+      <w:r>
+        <w:rPr>
+          <w:lang w:val="pt_PT" w:bidi="pt_PT"/>
+        </w:rPr>
+      </w:r>
+      <w:r>
+        <w:rPr>
+          <w:b/>
+          <w:lang w:val="pt_PT" w:bidi="pt_PT"/>
+        </w:rPr>
         <w:t>"</w:t>
       </w:r>
       <w:r>
@@ -32489,6 +35399,21 @@
           <w:b/>
           <w:lang w:val="pt_PT" w:bidi="pt_PT"/>
         </w:rPr>
+        <w:t>μισθὸν ἀδικίας</w:t>
+      </w:r>
+    </w:p>
+    <w:p>
+      <w:pPr/>
+      <w:r>
+        <w:rPr>
+          <w:lang w:val="pt_PT" w:bidi="pt_PT"/>
+        </w:rPr>
+      </w:r>
+      <w:r>
+        <w:rPr>
+          <w:b/>
+          <w:lang w:val="pt_PT" w:bidi="pt_PT"/>
+        </w:rPr>
         <w:t xml:space="preserve">"o dinheiro que ia receber </w:t>
       </w:r>
       <w:r>
@@ -32598,6 +35523,21 @@
         <w:rPr>
           <w:lang w:val="pt_PT" w:bidi="pt_PT"/>
         </w:rPr>
+      </w:r>
+    </w:p>
+    <w:p>
+      <w:pPr/>
+      <w:r>
+        <w:rPr>
+          <w:lang w:val="pt_PT" w:bidi="pt_PT"/>
+        </w:rPr>
+      </w:r>
+      <w:r>
+        <w:rPr>
+          <w:b/>
+          <w:lang w:val="pt_PT" w:bidi="pt_PT"/>
+        </w:rPr>
+        <w:t>εὐθεῖαν ὁδὸν</w:t>
       </w:r>
     </w:p>
     <w:p>
@@ -32727,6 +35667,21 @@
           <w:b/>
           <w:lang w:val="pt_PT" w:bidi="pt_PT"/>
         </w:rPr>
+        <w:t>ἐπλανήθησαν</w:t>
+      </w:r>
+    </w:p>
+    <w:p>
+      <w:pPr/>
+      <w:r>
+        <w:rPr>
+          <w:lang w:val="pt_PT" w:bidi="pt_PT"/>
+        </w:rPr>
+      </w:r>
+      <w:r>
+        <w:rPr>
+          <w:b/>
+          <w:lang w:val="pt_PT" w:bidi="pt_PT"/>
+        </w:rPr>
         <w:t>"</w:t>
       </w:r>
       <w:r>
@@ -32934,6 +35889,21 @@
           <w:b/>
           <w:lang w:val="pt_PT" w:bidi="pt_PT"/>
         </w:rPr>
+        <w:t>ἐξακολουθήσαντες τῇ ὁδῷ τοῦ Βαλαὰμ τοῦ Βοσὸρ, ὃς μισθὸν ἀδικίας ἠγάπησεν</w:t>
+      </w:r>
+    </w:p>
+    <w:p>
+      <w:pPr/>
+      <w:r>
+        <w:rPr>
+          <w:lang w:val="pt_PT" w:bidi="pt_PT"/>
+        </w:rPr>
+      </w:r>
+      <w:r>
+        <w:rPr>
+          <w:b/>
+          <w:lang w:val="pt_PT" w:bidi="pt_PT"/>
+        </w:rPr>
         <w:t>"</w:t>
       </w:r>
       <w:r>
@@ -33044,6 +36014,21 @@
           <w:b/>
           <w:lang w:val="pt_PT" w:bidi="pt_PT"/>
         </w:rPr>
+        <w:t>ἐξακολουθήσαντες τῇ ὁδῷ τοῦ Βαλαὰμ τοῦ Βοσὸρ</w:t>
+      </w:r>
+    </w:p>
+    <w:p>
+      <w:pPr/>
+      <w:r>
+        <w:rPr>
+          <w:lang w:val="pt_PT" w:bidi="pt_PT"/>
+        </w:rPr>
+      </w:r>
+      <w:r>
+        <w:rPr>
+          <w:b/>
+          <w:lang w:val="pt_PT" w:bidi="pt_PT"/>
+        </w:rPr>
         <w:t>"</w:t>
       </w:r>
       <w:r>
@@ -33258,6 +36243,21 @@
           <w:b/>
           <w:lang w:val="pt_PT" w:bidi="pt_PT"/>
         </w:rPr>
+        <w:t>τῇ ὁδῷ τοῦ Βαλαὰμ τοῦ Βοσὸρ</w:t>
+      </w:r>
+    </w:p>
+    <w:p>
+      <w:pPr/>
+      <w:r>
+        <w:rPr>
+          <w:lang w:val="pt_PT" w:bidi="pt_PT"/>
+        </w:rPr>
+      </w:r>
+      <w:r>
+        <w:rPr>
+          <w:b/>
+          <w:lang w:val="pt_PT" w:bidi="pt_PT"/>
+        </w:rPr>
         <w:t>"</w:t>
       </w:r>
       <w:r>
@@ -33368,6 +36368,21 @@
           <w:b/>
           <w:lang w:val="pt_PT" w:bidi="pt_PT"/>
         </w:rPr>
+        <w:t>ὃς μισθὸν ἀδικίας ἠγάπησεν</w:t>
+      </w:r>
+    </w:p>
+    <w:p>
+      <w:pPr/>
+      <w:r>
+        <w:rPr>
+          <w:lang w:val="pt_PT" w:bidi="pt_PT"/>
+        </w:rPr>
+      </w:r>
+      <w:r>
+        <w:rPr>
+          <w:b/>
+          <w:lang w:val="pt_PT" w:bidi="pt_PT"/>
+        </w:rPr>
         <w:t>"</w:t>
       </w:r>
       <w:r>
@@ -33478,6 +36493,21 @@
           <w:b/>
           <w:lang w:val="pt_PT" w:bidi="pt_PT"/>
         </w:rPr>
+        <w:t>ἔλεγξιν &amp; ἔσχεν</w:t>
+      </w:r>
+    </w:p>
+    <w:p>
+      <w:pPr/>
+      <w:r>
+        <w:rPr>
+          <w:lang w:val="pt_PT" w:bidi="pt_PT"/>
+        </w:rPr>
+      </w:r>
+      <w:r>
+        <w:rPr>
+          <w:b/>
+          <w:lang w:val="pt_PT" w:bidi="pt_PT"/>
+        </w:rPr>
         <w:t>"</w:t>
       </w:r>
       <w:r>
@@ -33601,6 +36631,21 @@
           <w:b/>
           <w:lang w:val="pt_PT" w:bidi="pt_PT"/>
         </w:rPr>
+        <w:t>ἔλεγξιν &amp; ἔσχεν</w:t>
+      </w:r>
+    </w:p>
+    <w:p>
+      <w:pPr/>
+      <w:r>
+        <w:rPr>
+          <w:lang w:val="pt_PT" w:bidi="pt_PT"/>
+        </w:rPr>
+      </w:r>
+      <w:r>
+        <w:rPr>
+          <w:b/>
+          <w:lang w:val="pt_PT" w:bidi="pt_PT"/>
+        </w:rPr>
         <w:t>"e foi repreendido".</w:t>
       </w:r>
     </w:p>
@@ -33684,6 +36729,21 @@
           <w:b/>
           <w:lang w:val="pt_PT" w:bidi="pt_PT"/>
         </w:rPr>
+        <w:t>ἰδίας παρανομίας</w:t>
+      </w:r>
+    </w:p>
+    <w:p>
+      <w:pPr/>
+      <w:r>
+        <w:rPr>
+          <w:lang w:val="pt_PT" w:bidi="pt_PT"/>
+        </w:rPr>
+      </w:r>
+      <w:r>
+        <w:rPr>
+          <w:b/>
+          <w:lang w:val="pt_PT" w:bidi="pt_PT"/>
+        </w:rPr>
         <w:t>"</w:t>
       </w:r>
       <w:r>
@@ -33794,6 +36854,21 @@
           <w:b/>
           <w:lang w:val="pt_PT" w:bidi="pt_PT"/>
         </w:rPr>
+        <w:t>τὴν τοῦ προφήτου παραφρονίαν</w:t>
+      </w:r>
+    </w:p>
+    <w:p>
+      <w:pPr/>
+      <w:r>
+        <w:rPr>
+          <w:lang w:val="pt_PT" w:bidi="pt_PT"/>
+        </w:rPr>
+      </w:r>
+      <w:r>
+        <w:rPr>
+          <w:b/>
+          <w:lang w:val="pt_PT" w:bidi="pt_PT"/>
+        </w:rPr>
         <w:t>"</w:t>
       </w:r>
       <w:r>
@@ -34000,6 +37075,21 @@
         <w:rPr>
           <w:lang w:val="pt_PT" w:bidi="pt_PT"/>
         </w:rPr>
+      </w:r>
+    </w:p>
+    <w:p>
+      <w:pPr/>
+      <w:r>
+        <w:rPr>
+          <w:lang w:val="pt_PT" w:bidi="pt_PT"/>
+        </w:rPr>
+      </w:r>
+      <w:r>
+        <w:rPr>
+          <w:b/>
+          <w:lang w:val="pt_PT" w:bidi="pt_PT"/>
+        </w:rPr>
+        <w:t>οὗτοί</w:t>
       </w:r>
     </w:p>
     <w:p>
@@ -34154,6 +37244,21 @@
           <w:b/>
           <w:lang w:val="pt_PT" w:bidi="pt_PT"/>
         </w:rPr>
+        <w:t>οὗτοί εἰσιν πηγαὶ ἄνυδροι</w:t>
+      </w:r>
+    </w:p>
+    <w:p>
+      <w:pPr/>
+      <w:r>
+        <w:rPr>
+          <w:lang w:val="pt_PT" w:bidi="pt_PT"/>
+        </w:rPr>
+      </w:r>
+      <w:r>
+        <w:rPr>
+          <w:b/>
+          <w:lang w:val="pt_PT" w:bidi="pt_PT"/>
+        </w:rPr>
         <w:t>"</w:t>
       </w:r>
       <w:r>
@@ -34277,6 +37382,21 @@
           <w:b/>
           <w:lang w:val="pt_PT" w:bidi="pt_PT"/>
         </w:rPr>
+        <w:t>ὁμίχλαι ὑπὸ λαίλαπος ἐλαυνόμεναι</w:t>
+      </w:r>
+    </w:p>
+    <w:p>
+      <w:pPr/>
+      <w:r>
+        <w:rPr>
+          <w:lang w:val="pt_PT" w:bidi="pt_PT"/>
+        </w:rPr>
+      </w:r>
+      <w:r>
+        <w:rPr>
+          <w:b/>
+          <w:lang w:val="pt_PT" w:bidi="pt_PT"/>
+        </w:rPr>
         <w:t>"</w:t>
       </w:r>
       <w:r>
@@ -34594,6 +37714,21 @@
           <w:b/>
           <w:lang w:val="pt_PT" w:bidi="pt_PT"/>
         </w:rPr>
+        <w:t>ὁ ζόφος τοῦ σκότους</w:t>
+      </w:r>
+    </w:p>
+    <w:p>
+      <w:pPr/>
+      <w:r>
+        <w:rPr>
+          <w:lang w:val="pt_PT" w:bidi="pt_PT"/>
+        </w:rPr>
+      </w:r>
+      <w:r>
+        <w:rPr>
+          <w:b/>
+          <w:lang w:val="pt_PT" w:bidi="pt_PT"/>
+        </w:rPr>
         <w:t>"</w:t>
       </w:r>
       <w:r>
@@ -34736,6 +37871,21 @@
           <w:b/>
           <w:lang w:val="pt_PT" w:bidi="pt_PT"/>
         </w:rPr>
+        <w:t>ὁ ζόφος τοῦ σκότους</w:t>
+      </w:r>
+    </w:p>
+    <w:p>
+      <w:pPr/>
+      <w:r>
+        <w:rPr>
+          <w:lang w:val="pt_PT" w:bidi="pt_PT"/>
+        </w:rPr>
+      </w:r>
+      <w:r>
+        <w:rPr>
+          <w:b/>
+          <w:lang w:val="pt_PT" w:bidi="pt_PT"/>
+        </w:rPr>
         <w:t>"um lugar na mais profunda escuridão".</w:t>
       </w:r>
     </w:p>
@@ -34832,6 +37982,21 @@
           <w:b/>
           <w:lang w:val="pt_PT" w:bidi="pt_PT"/>
         </w:rPr>
+        <w:t>γὰρ</w:t>
+      </w:r>
+    </w:p>
+    <w:p>
+      <w:pPr/>
+      <w:r>
+        <w:rPr>
+          <w:lang w:val="pt_PT" w:bidi="pt_PT"/>
+        </w:rPr>
+      </w:r>
+      <w:r>
+        <w:rPr>
+          <w:b/>
+          <w:lang w:val="pt_PT" w:bidi="pt_PT"/>
+        </w:rPr>
         <w:t>"</w:t>
       </w:r>
       <w:r>
@@ -35032,6 +38197,21 @@
           <w:b/>
           <w:lang w:val="pt_PT" w:bidi="pt_PT"/>
         </w:rPr>
+        <w:t>ὑπέρογκα &amp; ματαιότητος</w:t>
+      </w:r>
+    </w:p>
+    <w:p>
+      <w:pPr/>
+      <w:r>
+        <w:rPr>
+          <w:lang w:val="pt_PT" w:bidi="pt_PT"/>
+        </w:rPr>
+      </w:r>
+      <w:r>
+        <w:rPr>
+          <w:b/>
+          <w:lang w:val="pt_PT" w:bidi="pt_PT"/>
+        </w:rPr>
         <w:t>"</w:t>
       </w:r>
       <w:r>
@@ -35174,6 +38354,21 @@
           <w:b/>
           <w:lang w:val="pt_PT" w:bidi="pt_PT"/>
         </w:rPr>
+        <w:t>ματαιότητος</w:t>
+      </w:r>
+    </w:p>
+    <w:p>
+      <w:pPr/>
+      <w:r>
+        <w:rPr>
+          <w:lang w:val="pt_PT" w:bidi="pt_PT"/>
+        </w:rPr>
+      </w:r>
+      <w:r>
+        <w:rPr>
+          <w:b/>
+          <w:lang w:val="pt_PT" w:bidi="pt_PT"/>
+        </w:rPr>
         <w:t>"coisas orgulhosas e loucas".</w:t>
       </w:r>
     </w:p>
@@ -35269,6 +38464,21 @@
         <w:rPr>
           <w:lang w:val="pt_PT" w:bidi="pt_PT"/>
         </w:rPr>
+      </w:r>
+    </w:p>
+    <w:p>
+      <w:pPr/>
+      <w:r>
+        <w:rPr>
+          <w:lang w:val="pt_PT" w:bidi="pt_PT"/>
+        </w:rPr>
+      </w:r>
+      <w:r>
+        <w:rPr>
+          <w:b/>
+          <w:lang w:val="pt_PT" w:bidi="pt_PT"/>
+        </w:rPr>
+        <w:t>δελεάζουσιν ἐν ἐπιθυμίαις σαρκὸς</w:t>
       </w:r>
     </w:p>
     <w:p>
@@ -35411,6 +38621,21 @@
           <w:b/>
           <w:lang w:val="pt_PT" w:bidi="pt_PT"/>
         </w:rPr>
+        <w:t>ἐν ἐπιθυμίαις σαρκὸς</w:t>
+      </w:r>
+    </w:p>
+    <w:p>
+      <w:pPr/>
+      <w:r>
+        <w:rPr>
+          <w:lang w:val="pt_PT" w:bidi="pt_PT"/>
+        </w:rPr>
+      </w:r>
+      <w:r>
+        <w:rPr>
+          <w:b/>
+          <w:lang w:val="pt_PT" w:bidi="pt_PT"/>
+        </w:rPr>
         <w:t>"</w:t>
       </w:r>
       <w:r>
@@ -35520,6 +38745,21 @@
         <w:rPr>
           <w:lang w:val="pt_PT" w:bidi="pt_PT"/>
         </w:rPr>
+      </w:r>
+    </w:p>
+    <w:p>
+      <w:pPr/>
+      <w:r>
+        <w:rPr>
+          <w:lang w:val="pt_PT" w:bidi="pt_PT"/>
+        </w:rPr>
+      </w:r>
+      <w:r>
+        <w:rPr>
+          <w:b/>
+          <w:lang w:val="pt_PT" w:bidi="pt_PT"/>
+        </w:rPr>
+        <w:t>ἀσελγείαις</w:t>
       </w:r>
     </w:p>
     <w:p>
@@ -35655,6 +38895,21 @@
           <w:b/>
           <w:lang w:val="pt_PT" w:bidi="pt_PT"/>
         </w:rPr>
+        <w:t>τοὺς ὀλίγως ἀποφεύγοντας τοὺς ἐν πλάνῃ ἀναστρεφομένους</w:t>
+      </w:r>
+    </w:p>
+    <w:p>
+      <w:pPr/>
+      <w:r>
+        <w:rPr>
+          <w:lang w:val="pt_PT" w:bidi="pt_PT"/>
+        </w:rPr>
+      </w:r>
+      <w:r>
+        <w:rPr>
+          <w:b/>
+          <w:lang w:val="pt_PT" w:bidi="pt_PT"/>
+        </w:rPr>
         <w:t>"</w:t>
       </w:r>
       <w:r>
@@ -35778,6 +39033,21 @@
           <w:b/>
           <w:lang w:val="pt_PT" w:bidi="pt_PT"/>
         </w:rPr>
+        <w:t>ἐλευθερίαν αὐτοῖς ἐπαγγελλόμενοι</w:t>
+      </w:r>
+    </w:p>
+    <w:p>
+      <w:pPr/>
+      <w:r>
+        <w:rPr>
+          <w:lang w:val="pt_PT" w:bidi="pt_PT"/>
+        </w:rPr>
+      </w:r>
+      <w:r>
+        <w:rPr>
+          <w:b/>
+          <w:lang w:val="pt_PT" w:bidi="pt_PT"/>
+        </w:rPr>
         <w:t>"</w:t>
       </w:r>
       <w:r>
@@ -35855,6 +39125,21 @@
           <w:b/>
           <w:lang w:val="pt_PT" w:bidi="pt_PT"/>
         </w:rPr>
+        <w:t>ἐλευθερίαν αὐτοῖς ἐπαγγελλόμενοι</w:t>
+      </w:r>
+    </w:p>
+    <w:p>
+      <w:pPr/>
+      <w:r>
+        <w:rPr>
+          <w:lang w:val="pt_PT" w:bidi="pt_PT"/>
+        </w:rPr>
+      </w:r>
+      <w:r>
+        <w:rPr>
+          <w:b/>
+          <w:lang w:val="pt_PT" w:bidi="pt_PT"/>
+        </w:rPr>
         <w:t>"</w:t>
       </w:r>
       <w:r>
@@ -35965,6 +39250,21 @@
           <w:b/>
           <w:lang w:val="pt_PT" w:bidi="pt_PT"/>
         </w:rPr>
+        <w:t>ἐλευθερίαν αὐτοῖς ἐπαγγελλόμενοι</w:t>
+      </w:r>
+    </w:p>
+    <w:p>
+      <w:pPr/>
+      <w:r>
+        <w:rPr>
+          <w:lang w:val="pt_PT" w:bidi="pt_PT"/>
+        </w:rPr>
+      </w:r>
+      <w:r>
+        <w:rPr>
+          <w:b/>
+          <w:lang w:val="pt_PT" w:bidi="pt_PT"/>
+        </w:rPr>
         <w:t>"</w:t>
       </w:r>
       <w:r>
@@ -36198,6 +39498,21 @@
           <w:b/>
           <w:lang w:val="pt_PT" w:bidi="pt_PT"/>
         </w:rPr>
+        <w:t>δοῦλοι</w:t>
+      </w:r>
+    </w:p>
+    <w:p>
+      <w:pPr/>
+      <w:r>
+        <w:rPr>
+          <w:lang w:val="pt_PT" w:bidi="pt_PT"/>
+        </w:rPr>
+      </w:r>
+      <w:r>
+        <w:rPr>
+          <w:b/>
+          <w:lang w:val="pt_PT" w:bidi="pt_PT"/>
+        </w:rPr>
         <w:t xml:space="preserve">"eles mesmos </w:t>
       </w:r>
       <w:r>
@@ -36308,6 +39623,21 @@
           <w:b/>
           <w:lang w:val="pt_PT" w:bidi="pt_PT"/>
         </w:rPr>
+        <w:t>δοῦλοι &amp; τῆς φθορᾶς</w:t>
+      </w:r>
+    </w:p>
+    <w:p>
+      <w:pPr/>
+      <w:r>
+        <w:rPr>
+          <w:lang w:val="pt_PT" w:bidi="pt_PT"/>
+        </w:rPr>
+      </w:r>
+      <w:r>
+        <w:rPr>
+          <w:b/>
+          <w:lang w:val="pt_PT" w:bidi="pt_PT"/>
+        </w:rPr>
         <w:t>"</w:t>
       </w:r>
       <w:r>
@@ -36444,6 +39774,21 @@
           <w:b/>
           <w:lang w:val="pt_PT" w:bidi="pt_PT"/>
         </w:rPr>
+        <w:t>ᾧ γάρ τις ἥττηται, τούτῳ δεδούλωται</w:t>
+      </w:r>
+    </w:p>
+    <w:p>
+      <w:pPr/>
+      <w:r>
+        <w:rPr>
+          <w:lang w:val="pt_PT" w:bidi="pt_PT"/>
+        </w:rPr>
+      </w:r>
+      <w:r>
+        <w:rPr>
+          <w:b/>
+          <w:lang w:val="pt_PT" w:bidi="pt_PT"/>
+        </w:rPr>
         <w:t>"</w:t>
       </w:r>
       <w:r>
@@ -36638,6 +39983,21 @@
           <w:b/>
           <w:lang w:val="pt_PT" w:bidi="pt_PT"/>
         </w:rPr>
+        <w:t>γὰρ</w:t>
+      </w:r>
+    </w:p>
+    <w:p>
+      <w:pPr/>
+      <w:r>
+        <w:rPr>
+          <w:lang w:val="pt_PT" w:bidi="pt_PT"/>
+        </w:rPr>
+      </w:r>
+      <w:r>
+        <w:rPr>
+          <w:b/>
+          <w:lang w:val="pt_PT" w:bidi="pt_PT"/>
+        </w:rPr>
         <w:t>"</w:t>
       </w:r>
       <w:r>
@@ -36753,6 +40113,21 @@
           <w:b/>
           <w:lang w:val="pt_PT" w:bidi="pt_PT"/>
         </w:rPr>
+        <w:t>τούτοις</w:t>
+      </w:r>
+    </w:p>
+    <w:p>
+      <w:pPr/>
+      <w:r>
+        <w:rPr>
+          <w:lang w:val="pt_PT" w:bidi="pt_PT"/>
+        </w:rPr>
+      </w:r>
+      <w:r>
+        <w:rPr>
+          <w:b/>
+          <w:lang w:val="pt_PT" w:bidi="pt_PT"/>
+        </w:rPr>
         <w:t>"</w:t>
       </w:r>
       <w:r>
@@ -36861,6 +40236,21 @@
         <w:rPr>
           <w:lang w:val="pt_PT" w:bidi="pt_PT"/>
         </w:rPr>
+      </w:r>
+    </w:p>
+    <w:p>
+      <w:pPr/>
+      <w:r>
+        <w:rPr>
+          <w:lang w:val="pt_PT" w:bidi="pt_PT"/>
+        </w:rPr>
+      </w:r>
+      <w:r>
+        <w:rPr>
+          <w:b/>
+          <w:lang w:val="pt_PT" w:bidi="pt_PT"/>
+        </w:rPr>
+        <w:t>αὐτοῖς</w:t>
       </w:r>
     </w:p>
     <w:p>
@@ -37267,6 +40657,21 @@
           <w:b/>
           <w:lang w:val="pt_PT" w:bidi="pt_PT"/>
         </w:rPr>
+        <w:t>εἰ &amp; ἀποφυγόντες τὰ μιάσματα τοῦ κόσμου</w:t>
+      </w:r>
+    </w:p>
+    <w:p>
+      <w:pPr/>
+      <w:r>
+        <w:rPr>
+          <w:lang w:val="pt_PT" w:bidi="pt_PT"/>
+        </w:rPr>
+      </w:r>
+      <w:r>
+        <w:rPr>
+          <w:b/>
+          <w:lang w:val="pt_PT" w:bidi="pt_PT"/>
+        </w:rPr>
         <w:t>"</w:t>
       </w:r>
       <w:r>
@@ -37408,6 +40813,21 @@
           <w:b/>
           <w:lang w:val="pt_PT" w:bidi="pt_PT"/>
         </w:rPr>
+        <w:t>τὰ μιάσματα τοῦ κόσμου</w:t>
+      </w:r>
+    </w:p>
+    <w:p>
+      <w:pPr/>
+      <w:r>
+        <w:rPr>
+          <w:lang w:val="pt_PT" w:bidi="pt_PT"/>
+        </w:rPr>
+      </w:r>
+      <w:r>
+        <w:rPr>
+          <w:b/>
+          <w:lang w:val="pt_PT" w:bidi="pt_PT"/>
+        </w:rPr>
         <w:t>"</w:t>
       </w:r>
       <w:r>
@@ -37788,6 +41208,21 @@
           <w:b/>
           <w:lang w:val="pt_PT" w:bidi="pt_PT"/>
         </w:rPr>
+        <w:t>τοῦ Κυρίου ἡμῶν καὶ Σωτῆρος</w:t>
+      </w:r>
+    </w:p>
+    <w:p>
+      <w:pPr/>
+      <w:r>
+        <w:rPr>
+          <w:lang w:val="pt_PT" w:bidi="pt_PT"/>
+        </w:rPr>
+      </w:r>
+      <w:r>
+        <w:rPr>
+          <w:b/>
+          <w:lang w:val="pt_PT" w:bidi="pt_PT"/>
+        </w:rPr>
         <w:t>"</w:t>
       </w:r>
       <w:r>
@@ -38034,6 +41469,21 @@
           <w:b/>
           <w:lang w:val="pt_PT" w:bidi="pt_PT"/>
         </w:rPr>
+        <w:t>πάλιν ἐμπλακέντες</w:t>
+      </w:r>
+    </w:p>
+    <w:p>
+      <w:pPr/>
+      <w:r>
+        <w:rPr>
+          <w:lang w:val="pt_PT" w:bidi="pt_PT"/>
+        </w:rPr>
+      </w:r>
+      <w:r>
+        <w:rPr>
+          <w:b/>
+          <w:lang w:val="pt_PT" w:bidi="pt_PT"/>
+        </w:rPr>
         <w:t>"mas depois foram agarrados e dominados por elas".</w:t>
       </w:r>
     </w:p>
@@ -38143,6 +41593,21 @@
           <w:b/>
           <w:lang w:val="pt_PT" w:bidi="pt_PT"/>
         </w:rPr>
+        <w:t>γὰρ</w:t>
+      </w:r>
+    </w:p>
+    <w:p>
+      <w:pPr/>
+      <w:r>
+        <w:rPr>
+          <w:lang w:val="pt_PT" w:bidi="pt_PT"/>
+        </w:rPr>
+      </w:r>
+      <w:r>
+        <w:rPr>
+          <w:b/>
+          <w:lang w:val="pt_PT" w:bidi="pt_PT"/>
+        </w:rPr>
         <w:t>"Pois teria sido muito melhor".</w:t>
       </w:r>
     </w:p>
@@ -38225,6 +41690,21 @@
         <w:rPr>
           <w:lang w:val="pt_PT" w:bidi="pt_PT"/>
         </w:rPr>
+      </w:r>
+    </w:p>
+    <w:p>
+      <w:pPr/>
+      <w:r>
+        <w:rPr>
+          <w:lang w:val="pt_PT" w:bidi="pt_PT"/>
+        </w:rPr>
+      </w:r>
+      <w:r>
+        <w:rPr>
+          <w:b/>
+          <w:lang w:val="pt_PT" w:bidi="pt_PT"/>
+        </w:rPr>
+        <w:t>αὐτοῖς</w:t>
       </w:r>
     </w:p>
     <w:p>
@@ -38367,6 +41847,21 @@
           <w:b/>
           <w:lang w:val="pt_PT" w:bidi="pt_PT"/>
         </w:rPr>
+        <w:t>τὴν ὁδὸν τῆς δικαιοσύνης</w:t>
+      </w:r>
+    </w:p>
+    <w:p>
+      <w:pPr/>
+      <w:r>
+        <w:rPr>
+          <w:lang w:val="pt_PT" w:bidi="pt_PT"/>
+        </w:rPr>
+      </w:r>
+      <w:r>
+        <w:rPr>
+          <w:b/>
+          <w:lang w:val="pt_PT" w:bidi="pt_PT"/>
+        </w:rPr>
         <w:t>"</w:t>
       </w:r>
       <w:r>
@@ -38489,6 +41984,21 @@
         <w:rPr>
           <w:lang w:val="pt_PT" w:bidi="pt_PT"/>
         </w:rPr>
+      </w:r>
+    </w:p>
+    <w:p>
+      <w:pPr/>
+      <w:r>
+        <w:rPr>
+          <w:lang w:val="pt_PT" w:bidi="pt_PT"/>
+        </w:rPr>
+      </w:r>
+      <w:r>
+        <w:rPr>
+          <w:b/>
+          <w:lang w:val="pt_PT" w:bidi="pt_PT"/>
+        </w:rPr>
+        <w:t>τὴν ὁδὸν τῆς δικαιοσύνης</w:t>
       </w:r>
     </w:p>
     <w:p>
@@ -38662,6 +42172,21 @@
           <w:b/>
           <w:lang w:val="pt_PT" w:bidi="pt_PT"/>
         </w:rPr>
+        <w:t>ἐπιγνοῦσιν</w:t>
+      </w:r>
+    </w:p>
+    <w:p>
+      <w:pPr/>
+      <w:r>
+        <w:rPr>
+          <w:lang w:val="pt_PT" w:bidi="pt_PT"/>
+        </w:rPr>
+      </w:r>
+      <w:r>
+        <w:rPr>
+          <w:b/>
+          <w:lang w:val="pt_PT" w:bidi="pt_PT"/>
+        </w:rPr>
         <w:t>"</w:t>
       </w:r>
       <w:r>
@@ -39204,6 +42729,21 @@
           <w:b/>
           <w:lang w:val="pt_PT" w:bidi="pt_PT"/>
         </w:rPr>
+        <w:t>συμβέβηκεν αὐτοῖς τὸ τῆς ἀληθοῦς παροιμίας</w:t>
+      </w:r>
+    </w:p>
+    <w:p>
+      <w:pPr/>
+      <w:r>
+        <w:rPr>
+          <w:lang w:val="pt_PT" w:bidi="pt_PT"/>
+        </w:rPr>
+      </w:r>
+      <w:r>
+        <w:rPr>
+          <w:b/>
+          <w:lang w:val="pt_PT" w:bidi="pt_PT"/>
+        </w:rPr>
         <w:t>"</w:t>
       </w:r>
       <w:r>
@@ -39332,6 +42872,21 @@
         <w:rPr>
           <w:lang w:val="pt_PT" w:bidi="pt_PT"/>
         </w:rPr>
+      </w:r>
+    </w:p>
+    <w:p>
+      <w:pPr/>
+      <w:r>
+        <w:rPr>
+          <w:lang w:val="pt_PT" w:bidi="pt_PT"/>
+        </w:rPr>
+      </w:r>
+      <w:r>
+        <w:rPr>
+          <w:b/>
+          <w:lang w:val="pt_PT" w:bidi="pt_PT"/>
+        </w:rPr>
+        <w:t>αὐτοῖς</w:t>
       </w:r>
     </w:p>
     <w:p>
@@ -39499,6 +43054,21 @@
           <w:b/>
           <w:lang w:val="pt_PT" w:bidi="pt_PT"/>
         </w:rPr>
+        <w:t>κύων ἐπιστρέψας ἐπὶ τὸ ἴδιον ἐξέραμα, καί, ὗς λουσαμένη, εἰς κυλισμὸν βορβόρου</w:t>
+      </w:r>
+    </w:p>
+    <w:p>
+      <w:pPr/>
+      <w:r>
+        <w:rPr>
+          <w:lang w:val="pt_PT" w:bidi="pt_PT"/>
+        </w:rPr>
+      </w:r>
+      <w:r>
+        <w:rPr>
+          <w:b/>
+          <w:lang w:val="pt_PT" w:bidi="pt_PT"/>
+        </w:rPr>
         <w:t>"</w:t>
       </w:r>
       <w:r>
@@ -39602,6 +43172,21 @@
           <w:b/>
           <w:lang w:val="pt_PT" w:bidi="pt_PT"/>
         </w:rPr>
+        <w:t>κύων</w:t>
+      </w:r>
+    </w:p>
+    <w:p>
+      <w:pPr/>
+      <w:r>
+        <w:rPr>
+          <w:lang w:val="pt_PT" w:bidi="pt_PT"/>
+        </w:rPr>
+      </w:r>
+      <w:r>
+        <w:rPr>
+          <w:b/>
+          <w:lang w:val="pt_PT" w:bidi="pt_PT"/>
+        </w:rPr>
         <w:t>"</w:t>
       </w:r>
       <w:r>
@@ -39725,6 +43310,21 @@
           <w:b/>
           <w:lang w:val="pt_PT" w:bidi="pt_PT"/>
         </w:rPr>
+        <w:t>ὗς</w:t>
+      </w:r>
+    </w:p>
+    <w:p>
+      <w:pPr/>
+      <w:r>
+        <w:rPr>
+          <w:lang w:val="pt_PT" w:bidi="pt_PT"/>
+        </w:rPr>
+      </w:r>
+      <w:r>
+        <w:rPr>
+          <w:b/>
+          <w:lang w:val="pt_PT" w:bidi="pt_PT"/>
+        </w:rPr>
         <w:t>"A porca".</w:t>
       </w:r>
     </w:p>
@@ -39834,6 +43434,21 @@
           <w:b/>
           <w:lang w:val="pt_PT" w:bidi="pt_PT"/>
         </w:rPr>
+        <w:t>ἀγαπητοί</w:t>
+      </w:r>
+    </w:p>
+    <w:p>
+      <w:pPr/>
+      <w:r>
+        <w:rPr>
+          <w:lang w:val="pt_PT" w:bidi="pt_PT"/>
+        </w:rPr>
+      </w:r>
+      <w:r>
+        <w:rPr>
+          <w:b/>
+          <w:lang w:val="pt_PT" w:bidi="pt_PT"/>
+        </w:rPr>
         <w:t>"Meus queridos amigos".</w:t>
       </w:r>
     </w:p>
@@ -39924,6 +43539,21 @@
           <w:b/>
           <w:lang w:val="pt_PT" w:bidi="pt_PT"/>
         </w:rPr>
+        <w:t>ἐν αἷς</w:t>
+      </w:r>
+    </w:p>
+    <w:p>
+      <w:pPr/>
+      <w:r>
+        <w:rPr>
+          <w:lang w:val="pt_PT" w:bidi="pt_PT"/>
+        </w:rPr>
+      </w:r>
+      <w:r>
+        <w:rPr>
+          <w:b/>
+          <w:lang w:val="pt_PT" w:bidi="pt_PT"/>
+        </w:rPr>
         <w:t>"Nessas duas cartas".</w:t>
       </w:r>
     </w:p>
@@ -40019,6 +43649,21 @@
         <w:rPr>
           <w:lang w:val="pt_PT" w:bidi="pt_PT"/>
         </w:rPr>
+      </w:r>
+    </w:p>
+    <w:p>
+      <w:pPr/>
+      <w:r>
+        <w:rPr>
+          <w:lang w:val="pt_PT" w:bidi="pt_PT"/>
+        </w:rPr>
+      </w:r>
+      <w:r>
+        <w:rPr>
+          <w:b/>
+          <w:lang w:val="pt_PT" w:bidi="pt_PT"/>
+        </w:rPr>
+        <w:t>διεγείρω ὑμῶν ἐν ὑπομνήσει τὴν εἰλικρινῆ διάνοιαν</w:t>
       </w:r>
     </w:p>
     <w:p>
@@ -40147,6 +43792,21 @@
           <w:b/>
           <w:lang w:val="pt_PT" w:bidi="pt_PT"/>
         </w:rPr>
+        <w:t>ἐν ὑπομνήσει</w:t>
+      </w:r>
+    </w:p>
+    <w:p>
+      <w:pPr/>
+      <w:r>
+        <w:rPr>
+          <w:lang w:val="pt_PT" w:bidi="pt_PT"/>
+        </w:rPr>
+      </w:r>
+      <w:r>
+        <w:rPr>
+          <w:b/>
+          <w:lang w:val="pt_PT" w:bidi="pt_PT"/>
+        </w:rPr>
         <w:t>"na mente de vocês".</w:t>
       </w:r>
     </w:p>
@@ -40274,6 +43934,21 @@
           <w:b/>
           <w:lang w:val="pt_PT" w:bidi="pt_PT"/>
         </w:rPr>
+        <w:t>ὑμῶν &amp; τὴν εἰλικρινῆ διάνοιαν</w:t>
+      </w:r>
+    </w:p>
+    <w:p>
+      <w:pPr/>
+      <w:r>
+        <w:rPr>
+          <w:lang w:val="pt_PT" w:bidi="pt_PT"/>
+        </w:rPr>
+      </w:r>
+      <w:r>
+        <w:rPr>
+          <w:b/>
+          <w:lang w:val="pt_PT" w:bidi="pt_PT"/>
+        </w:rPr>
         <w:t>"pensamentos puros".</w:t>
       </w:r>
     </w:p>
@@ -40370,6 +44045,21 @@
           <w:b/>
           <w:lang w:val="pt_PT" w:bidi="pt_PT"/>
         </w:rPr>
+        <w:t>μνησθῆναι</w:t>
+      </w:r>
+    </w:p>
+    <w:p>
+      <w:pPr/>
+      <w:r>
+        <w:rPr>
+          <w:lang w:val="pt_PT" w:bidi="pt_PT"/>
+        </w:rPr>
+      </w:r>
+      <w:r>
+        <w:rPr>
+          <w:b/>
+          <w:lang w:val="pt_PT" w:bidi="pt_PT"/>
+        </w:rPr>
         <w:t>"Quero que lembrem".</w:t>
       </w:r>
     </w:p>
@@ -40466,6 +44156,21 @@
           <w:b/>
           <w:lang w:val="pt_PT" w:bidi="pt_PT"/>
         </w:rPr>
+        <w:t>τῶν ἀποστόλων ὑμῶν</w:t>
+      </w:r>
+    </w:p>
+    <w:p>
+      <w:pPr/>
+      <w:r>
+        <w:rPr>
+          <w:lang w:val="pt_PT" w:bidi="pt_PT"/>
+        </w:rPr>
+      </w:r>
+      <w:r>
+        <w:rPr>
+          <w:b/>
+          <w:lang w:val="pt_PT" w:bidi="pt_PT"/>
+        </w:rPr>
         <w:t>"por meio dos apóstolos".</w:t>
       </w:r>
     </w:p>
@@ -40542,6 +44247,21 @@
           <w:b/>
           <w:lang w:val="pt_PT" w:bidi="pt_PT"/>
         </w:rPr>
+        <w:t>τῶν ἀποστόλων ὑμῶν</w:t>
+      </w:r>
+    </w:p>
+    <w:p>
+      <w:pPr/>
+      <w:r>
+        <w:rPr>
+          <w:lang w:val="pt_PT" w:bidi="pt_PT"/>
+        </w:rPr>
+      </w:r>
+      <w:r>
+        <w:rPr>
+          <w:b/>
+          <w:lang w:val="pt_PT" w:bidi="pt_PT"/>
+        </w:rPr>
         <w:t>"por meio dos seus apóstolos".</w:t>
       </w:r>
     </w:p>
@@ -40721,6 +44441,21 @@
           <w:b/>
           <w:lang w:val="pt_PT" w:bidi="pt_PT"/>
         </w:rPr>
+        <w:t>τῶν προειρημένων ῥημάτων</w:t>
+      </w:r>
+    </w:p>
+    <w:p>
+      <w:pPr/>
+      <w:r>
+        <w:rPr>
+          <w:lang w:val="pt_PT" w:bidi="pt_PT"/>
+        </w:rPr>
+      </w:r>
+      <w:r>
+        <w:rPr>
+          <w:b/>
+          <w:lang w:val="pt_PT" w:bidi="pt_PT"/>
+        </w:rPr>
         <w:t>"palavras ditas há muito tempo".</w:t>
       </w:r>
     </w:p>
@@ -40803,6 +44538,21 @@
         <w:rPr>
           <w:lang w:val="pt_PT" w:bidi="pt_PT"/>
         </w:rPr>
+      </w:r>
+    </w:p>
+    <w:p>
+      <w:pPr/>
+      <w:r>
+        <w:rPr>
+          <w:lang w:val="pt_PT" w:bidi="pt_PT"/>
+        </w:rPr>
+      </w:r>
+      <w:r>
+        <w:rPr>
+          <w:b/>
+          <w:lang w:val="pt_PT" w:bidi="pt_PT"/>
+        </w:rPr>
+        <w:t>ὑπὸ τῶν ἁγίων προφητῶν</w:t>
       </w:r>
     </w:p>
     <w:p>
@@ -41110,6 +44860,21 @@
           <w:b/>
           <w:lang w:val="pt_PT" w:bidi="pt_PT"/>
         </w:rPr>
+        <w:t>τῆς &amp; ἐντολῆς τοῦ Κυρίου καὶ Σωτῆρος</w:t>
+      </w:r>
+    </w:p>
+    <w:p>
+      <w:pPr/>
+      <w:r>
+        <w:rPr>
+          <w:lang w:val="pt_PT" w:bidi="pt_PT"/>
+        </w:rPr>
+      </w:r>
+      <w:r>
+        <w:rPr>
+          <w:b/>
+          <w:lang w:val="pt_PT" w:bidi="pt_PT"/>
+        </w:rPr>
         <w:t>"do mandamento do nosso Senhor e Salvador".</w:t>
       </w:r>
     </w:p>
@@ -41206,6 +44971,21 @@
           <w:b/>
           <w:lang w:val="pt_PT" w:bidi="pt_PT"/>
         </w:rPr>
+        <w:t>τοῦ Κυρίου</w:t>
+      </w:r>
+    </w:p>
+    <w:p>
+      <w:pPr/>
+      <w:r>
+        <w:rPr>
+          <w:lang w:val="pt_PT" w:bidi="pt_PT"/>
+        </w:rPr>
+      </w:r>
+      <w:r>
+        <w:rPr>
+          <w:b/>
+          <w:lang w:val="pt_PT" w:bidi="pt_PT"/>
+        </w:rPr>
         <w:t>"do nosso Senhor e Salvador".</w:t>
       </w:r>
     </w:p>
@@ -41302,6 +45082,21 @@
           <w:b/>
           <w:lang w:val="pt_PT" w:bidi="pt_PT"/>
         </w:rPr>
+        <w:t>Σωτῆρος</w:t>
+      </w:r>
+    </w:p>
+    <w:p>
+      <w:pPr/>
+      <w:r>
+        <w:rPr>
+          <w:lang w:val="pt_PT" w:bidi="pt_PT"/>
+        </w:rPr>
+      </w:r>
+      <w:r>
+        <w:rPr>
+          <w:b/>
+          <w:lang w:val="pt_PT" w:bidi="pt_PT"/>
+        </w:rPr>
         <w:t>"Salvador".</w:t>
       </w:r>
     </w:p>
@@ -41384,6 +45179,21 @@
         <w:rPr>
           <w:lang w:val="pt_PT" w:bidi="pt_PT"/>
         </w:rPr>
+      </w:r>
+    </w:p>
+    <w:p>
+      <w:pPr/>
+      <w:r>
+        <w:rPr>
+          <w:lang w:val="pt_PT" w:bidi="pt_PT"/>
+        </w:rPr>
+      </w:r>
+      <w:r>
+        <w:rPr>
+          <w:b/>
+          <w:lang w:val="pt_PT" w:bidi="pt_PT"/>
+        </w:rPr>
+        <w:t>τοῦτο πρῶτον γινώσκοντες</w:t>
       </w:r>
     </w:p>
     <w:p>
@@ -41492,6 +45302,21 @@
           <w:b/>
           <w:lang w:val="pt_PT" w:bidi="pt_PT"/>
         </w:rPr>
+        <w:t>τοῦτο πρῶτον γινώσκοντες</w:t>
+      </w:r>
+    </w:p>
+    <w:p>
+      <w:pPr/>
+      <w:r>
+        <w:rPr>
+          <w:lang w:val="pt_PT" w:bidi="pt_PT"/>
+        </w:rPr>
+      </w:r>
+      <w:r>
+        <w:rPr>
+          <w:b/>
+          <w:lang w:val="pt_PT" w:bidi="pt_PT"/>
+        </w:rPr>
         <w:t>"Primeiro vocês precisam saber".</w:t>
       </w:r>
     </w:p>
@@ -41702,6 +45527,21 @@
           <w:b/>
           <w:lang w:val="pt_PT" w:bidi="pt_PT"/>
         </w:rPr>
+        <w:t>κατὰ τὰς ἰδίας ἐπιθυμίας αὐτῶν πορευόμενοι</w:t>
+      </w:r>
+    </w:p>
+    <w:p>
+      <w:pPr/>
+      <w:r>
+        <w:rPr>
+          <w:lang w:val="pt_PT" w:bidi="pt_PT"/>
+        </w:rPr>
+      </w:r>
+      <w:r>
+        <w:rPr>
+          <w:b/>
+          <w:lang w:val="pt_PT" w:bidi="pt_PT"/>
+        </w:rPr>
         <w:t>"vão aparecer homens dominados pelas suas próprias paixões".</w:t>
       </w:r>
     </w:p>
@@ -41907,6 +45747,21 @@
           <w:b/>
           <w:lang w:val="pt_PT" w:bidi="pt_PT"/>
         </w:rPr>
+        <w:t>καὶ λέγοντες</w:t>
+      </w:r>
+    </w:p>
+    <w:p>
+      <w:pPr/>
+      <w:r>
+        <w:rPr>
+          <w:lang w:val="pt_PT" w:bidi="pt_PT"/>
+        </w:rPr>
+      </w:r>
+      <w:r>
+        <w:rPr>
+          <w:b/>
+          <w:lang w:val="pt_PT" w:bidi="pt_PT"/>
+        </w:rPr>
         <w:t>"dizendo".</w:t>
       </w:r>
     </w:p>
@@ -42169,6 +46024,21 @@
           <w:b/>
           <w:lang w:val="pt_PT" w:bidi="pt_PT"/>
         </w:rPr>
+        <w:t>ποῦ ἐστιν ἡ ἐπαγγελία τῆς παρουσίας αὐτοῦ</w:t>
+      </w:r>
+    </w:p>
+    <w:p>
+      <w:pPr/>
+      <w:r>
+        <w:rPr>
+          <w:lang w:val="pt_PT" w:bidi="pt_PT"/>
+        </w:rPr>
+      </w:r>
+      <w:r>
+        <w:rPr>
+          <w:b/>
+          <w:lang w:val="pt_PT" w:bidi="pt_PT"/>
+        </w:rPr>
         <w:t>"Onde está ele?".</w:t>
       </w:r>
     </w:p>
@@ -42374,6 +46244,21 @@
           <w:b/>
           <w:lang w:val="pt_PT" w:bidi="pt_PT"/>
         </w:rPr>
+        <w:t>ἡ ἐπαγγελία τῆς παρουσίας αὐτοῦ</w:t>
+      </w:r>
+    </w:p>
+    <w:p>
+      <w:pPr/>
+      <w:r>
+        <w:rPr>
+          <w:lang w:val="pt_PT" w:bidi="pt_PT"/>
+        </w:rPr>
+      </w:r>
+      <w:r>
+        <w:rPr>
+          <w:b/>
+          <w:lang w:val="pt_PT" w:bidi="pt_PT"/>
+        </w:rPr>
         <w:t>"Onde está ele?".</w:t>
       </w:r>
     </w:p>
@@ -42470,6 +46355,21 @@
           <w:b/>
           <w:lang w:val="pt_PT" w:bidi="pt_PT"/>
         </w:rPr>
+        <w:t>τῆς παρουσίας αὐτοῦ</w:t>
+      </w:r>
+    </w:p>
+    <w:p>
+      <w:pPr/>
+      <w:r>
+        <w:rPr>
+          <w:lang w:val="pt_PT" w:bidi="pt_PT"/>
+        </w:rPr>
+      </w:r>
+      <w:r>
+        <w:rPr>
+          <w:b/>
+          <w:lang w:val="pt_PT" w:bidi="pt_PT"/>
+        </w:rPr>
         <w:t>"Ele prometeu vir, não foi?".</w:t>
       </w:r>
     </w:p>
@@ -42579,6 +46479,21 @@
           <w:b/>
           <w:lang w:val="pt_PT" w:bidi="pt_PT"/>
         </w:rPr>
+        <w:t>ἀφ’ ἧς γὰρ οἱ πατέρες ἐκοιμήθησαν</w:t>
+      </w:r>
+    </w:p>
+    <w:p>
+      <w:pPr/>
+      <w:r>
+        <w:rPr>
+          <w:lang w:val="pt_PT" w:bidi="pt_PT"/>
+        </w:rPr>
+      </w:r>
+      <w:r>
+        <w:rPr>
+          <w:b/>
+          <w:lang w:val="pt_PT" w:bidi="pt_PT"/>
+        </w:rPr>
         <w:t>"Os nossos pais morreram".</w:t>
       </w:r>
     </w:p>
@@ -42675,6 +46590,21 @@
           <w:b/>
           <w:lang w:val="pt_PT" w:bidi="pt_PT"/>
         </w:rPr>
+        <w:t>οἱ πατέρες ἐκοιμήθησαν</w:t>
+      </w:r>
+    </w:p>
+    <w:p>
+      <w:pPr/>
+      <w:r>
+        <w:rPr>
+          <w:lang w:val="pt_PT" w:bidi="pt_PT"/>
+        </w:rPr>
+      </w:r>
+      <w:r>
+        <w:rPr>
+          <w:b/>
+          <w:lang w:val="pt_PT" w:bidi="pt_PT"/>
+        </w:rPr>
         <w:t>"Os nossos pais morreram".</w:t>
       </w:r>
     </w:p>
@@ -43231,6 +47161,21 @@
           <w:b/>
           <w:lang w:val="pt_PT" w:bidi="pt_PT"/>
         </w:rPr>
+        <w:t>τῷ τοῦ Θεοῦ λόγῳ</w:t>
+      </w:r>
+    </w:p>
+    <w:p>
+      <w:pPr/>
+      <w:r>
+        <w:rPr>
+          <w:lang w:val="pt_PT" w:bidi="pt_PT"/>
+        </w:rPr>
+      </w:r>
+      <w:r>
+        <w:rPr>
+          <w:b/>
+          <w:lang w:val="pt_PT" w:bidi="pt_PT"/>
+        </w:rPr>
         <w:t>"Deus deu uma ordem".</w:t>
       </w:r>
     </w:p>
@@ -43340,6 +47285,21 @@
           <w:b/>
           <w:lang w:val="pt_PT" w:bidi="pt_PT"/>
         </w:rPr>
+        <w:t>δι’ ὧν</w:t>
+      </w:r>
+    </w:p>
+    <w:p>
+      <w:pPr/>
+      <w:r>
+        <w:rPr>
+          <w:lang w:val="pt_PT" w:bidi="pt_PT"/>
+        </w:rPr>
+      </w:r>
+      <w:r>
+        <w:rPr>
+          <w:b/>
+          <w:lang w:val="pt_PT" w:bidi="pt_PT"/>
+        </w:rPr>
         <w:t>"e também pela água".</w:t>
       </w:r>
     </w:p>
@@ -43449,6 +47409,21 @@
           <w:b/>
           <w:lang w:val="pt_PT" w:bidi="pt_PT"/>
         </w:rPr>
+        <w:t>ὕδατι κατακλυσθεὶς</w:t>
+      </w:r>
+    </w:p>
+    <w:p>
+      <w:pPr/>
+      <w:r>
+        <w:rPr>
+          <w:lang w:val="pt_PT" w:bidi="pt_PT"/>
+        </w:rPr>
+      </w:r>
+      <w:r>
+        <w:rPr>
+          <w:b/>
+          <w:lang w:val="pt_PT" w:bidi="pt_PT"/>
+        </w:rPr>
         <w:t>"pela água do dilúvio o mundo antigo foi destruído".</w:t>
       </w:r>
     </w:p>
@@ -43532,6 +47507,21 @@
           <w:b/>
           <w:lang w:val="pt_PT" w:bidi="pt_PT"/>
         </w:rPr>
+        <w:t>ὁ τότε κόσμος</w:t>
+      </w:r>
+    </w:p>
+    <w:p>
+      <w:pPr/>
+      <w:r>
+        <w:rPr>
+          <w:lang w:val="pt_PT" w:bidi="pt_PT"/>
+        </w:rPr>
+      </w:r>
+      <w:r>
+        <w:rPr>
+          <w:b/>
+          <w:lang w:val="pt_PT" w:bidi="pt_PT"/>
+        </w:rPr>
         <w:t>"o mundo antigo".</w:t>
       </w:r>
     </w:p>
@@ -43671,6 +47661,21 @@
           <w:b/>
           <w:lang w:val="pt_PT" w:bidi="pt_PT"/>
         </w:rPr>
+        <w:t>οἱ δὲ νῦν οὐρανοὶ καὶ ἡ γῆ</w:t>
+      </w:r>
+    </w:p>
+    <w:p>
+      <w:pPr/>
+      <w:r>
+        <w:rPr>
+          <w:lang w:val="pt_PT" w:bidi="pt_PT"/>
+        </w:rPr>
+      </w:r>
+      <w:r>
+        <w:rPr>
+          <w:b/>
+          <w:lang w:val="pt_PT" w:bidi="pt_PT"/>
+        </w:rPr>
         <w:t>"Mas os céus e a terra que agora".</w:t>
       </w:r>
     </w:p>
@@ -43836,6 +47841,21 @@
         <w:rPr>
           <w:lang w:val="pt_PT" w:bidi="pt_PT"/>
         </w:rPr>
+      </w:r>
+    </w:p>
+    <w:p>
+      <w:pPr/>
+      <w:r>
+        <w:rPr>
+          <w:lang w:val="pt_PT" w:bidi="pt_PT"/>
+        </w:rPr>
+      </w:r>
+      <w:r>
+        <w:rPr>
+          <w:b/>
+          <w:lang w:val="pt_PT" w:bidi="pt_PT"/>
+        </w:rPr>
+        <w:t>τῷ αὐτῷ λόγῳ</w:t>
       </w:r>
     </w:p>
     <w:p>
@@ -43977,6 +47997,21 @@
           <w:b/>
           <w:lang w:val="pt_PT" w:bidi="pt_PT"/>
         </w:rPr>
+        <w:t>πυρὶ</w:t>
+      </w:r>
+    </w:p>
+    <w:p>
+      <w:pPr/>
+      <w:r>
+        <w:rPr>
+          <w:lang w:val="pt_PT" w:bidi="pt_PT"/>
+        </w:rPr>
+      </w:r>
+      <w:r>
+        <w:rPr>
+          <w:b/>
+          <w:lang w:val="pt_PT" w:bidi="pt_PT"/>
+        </w:rPr>
         <w:t>"pelo fogo".</w:t>
       </w:r>
     </w:p>
@@ -44086,6 +48121,21 @@
           <w:b/>
           <w:lang w:val="pt_PT" w:bidi="pt_PT"/>
         </w:rPr>
+        <w:t>πυρὶ</w:t>
+      </w:r>
+    </w:p>
+    <w:p>
+      <w:pPr/>
+      <w:r>
+        <w:rPr>
+          <w:lang w:val="pt_PT" w:bidi="pt_PT"/>
+        </w:rPr>
+      </w:r>
+      <w:r>
+        <w:rPr>
+          <w:b/>
+          <w:lang w:val="pt_PT" w:bidi="pt_PT"/>
+        </w:rPr>
         <w:t>"pelo fogo".</w:t>
       </w:r>
     </w:p>
@@ -44182,6 +48232,21 @@
           <w:b/>
           <w:lang w:val="pt_PT" w:bidi="pt_PT"/>
         </w:rPr>
+        <w:t>τηρούμενοι εἰς ἡμέραν κρίσεως</w:t>
+      </w:r>
+    </w:p>
+    <w:p>
+      <w:pPr/>
+      <w:r>
+        <w:rPr>
+          <w:lang w:val="pt_PT" w:bidi="pt_PT"/>
+        </w:rPr>
+      </w:r>
+      <w:r>
+        <w:rPr>
+          <w:b/>
+          <w:lang w:val="pt_PT" w:bidi="pt_PT"/>
+        </w:rPr>
         <w:t>"Estão sendo guardados para o Dia do Julgamento".</w:t>
       </w:r>
     </w:p>
@@ -44265,6 +48330,21 @@
           <w:b/>
           <w:lang w:val="pt_PT" w:bidi="pt_PT"/>
         </w:rPr>
+        <w:t>εἰς ἡμέραν κρίσεως</w:t>
+      </w:r>
+    </w:p>
+    <w:p>
+      <w:pPr/>
+      <w:r>
+        <w:rPr>
+          <w:lang w:val="pt_PT" w:bidi="pt_PT"/>
+        </w:rPr>
+      </w:r>
+      <w:r>
+        <w:rPr>
+          <w:b/>
+          <w:lang w:val="pt_PT" w:bidi="pt_PT"/>
+        </w:rPr>
         <w:t>"para o Dia do Julgamento".</w:t>
       </w:r>
     </w:p>
@@ -44436,6 +48516,21 @@
         <w:rPr>
           <w:lang w:val="pt_PT" w:bidi="pt_PT"/>
         </w:rPr>
+      </w:r>
+    </w:p>
+    <w:p>
+      <w:pPr/>
+      <w:r>
+        <w:rPr>
+          <w:lang w:val="pt_PT" w:bidi="pt_PT"/>
+        </w:rPr>
+      </w:r>
+      <w:r>
+        <w:rPr>
+          <w:b/>
+          <w:lang w:val="pt_PT" w:bidi="pt_PT"/>
+        </w:rPr>
+        <w:t>τῶν ἀσεβῶν ἀνθρώπων</w:t>
       </w:r>
     </w:p>
     <w:p>
@@ -44921,6 +49016,21 @@
           <w:b/>
           <w:lang w:val="pt_PT" w:bidi="pt_PT"/>
         </w:rPr>
+        <w:t>ὥς τινες βραδύτητα ἡγοῦνται</w:t>
+      </w:r>
+    </w:p>
+    <w:p>
+      <w:pPr/>
+      <w:r>
+        <w:rPr>
+          <w:lang w:val="pt_PT" w:bidi="pt_PT"/>
+        </w:rPr>
+      </w:r>
+      <w:r>
+        <w:rPr>
+          <w:b/>
+          <w:lang w:val="pt_PT" w:bidi="pt_PT"/>
+        </w:rPr>
         <w:t>"como alguns pensam".</w:t>
       </w:r>
     </w:p>
@@ -45035,6 +49145,21 @@
           <w:b/>
           <w:lang w:val="pt_PT" w:bidi="pt_PT"/>
         </w:rPr>
+        <w:t>ἀλλὰ μακροθυμεῖ εἰς ὑμᾶς</w:t>
+      </w:r>
+    </w:p>
+    <w:p>
+      <w:pPr/>
+      <w:r>
+        <w:rPr>
+          <w:lang w:val="pt_PT" w:bidi="pt_PT"/>
+        </w:rPr>
+      </w:r>
+      <w:r>
+        <w:rPr>
+          <w:b/>
+          <w:lang w:val="pt_PT" w:bidi="pt_PT"/>
+        </w:rPr>
         <w:t>"ele tem paciência com vocês".</w:t>
       </w:r>
     </w:p>
@@ -45201,6 +49326,21 @@
           <w:b/>
           <w:lang w:val="pt_PT" w:bidi="pt_PT"/>
         </w:rPr>
+        <w:t>ἀλλὰ πάντας εἰς μετάνοιαν χωρῆσαι</w:t>
+      </w:r>
+    </w:p>
+    <w:p>
+      <w:pPr/>
+      <w:r>
+        <w:rPr>
+          <w:lang w:val="pt_PT" w:bidi="pt_PT"/>
+        </w:rPr>
+      </w:r>
+      <w:r>
+        <w:rPr>
+          <w:b/>
+          <w:lang w:val="pt_PT" w:bidi="pt_PT"/>
+        </w:rPr>
         <w:t>"mas deseja que todos se arrependam dos seus pecados".</w:t>
       </w:r>
     </w:p>
@@ -45393,6 +49533,21 @@
           <w:b/>
           <w:lang w:val="pt_PT" w:bidi="pt_PT"/>
         </w:rPr>
+        <w:t>δὲ</w:t>
+      </w:r>
+    </w:p>
+    <w:p>
+      <w:pPr/>
+      <w:r>
+        <w:rPr>
+          <w:lang w:val="pt_PT" w:bidi="pt_PT"/>
+        </w:rPr>
+      </w:r>
+      <w:r>
+        <w:rPr>
+          <w:b/>
+          <w:lang w:val="pt_PT" w:bidi="pt_PT"/>
+        </w:rPr>
         <w:t>"Porém".</w:t>
       </w:r>
     </w:p>
@@ -45489,6 +49644,21 @@
           <w:b/>
           <w:lang w:val="pt_PT" w:bidi="pt_PT"/>
         </w:rPr>
+        <w:t>ἥξει &amp; ἡμέρα Κυρίου ὡς κλέπτης</w:t>
+      </w:r>
+    </w:p>
+    <w:p>
+      <w:pPr/>
+      <w:r>
+        <w:rPr>
+          <w:lang w:val="pt_PT" w:bidi="pt_PT"/>
+        </w:rPr>
+      </w:r>
+      <w:r>
+        <w:rPr>
+          <w:b/>
+          <w:lang w:val="pt_PT" w:bidi="pt_PT"/>
+        </w:rPr>
         <w:t>"o Dia do Senhor chegará como um ladrão".</w:t>
       </w:r>
     </w:p>
@@ -45598,6 +49768,21 @@
           <w:b/>
           <w:lang w:val="pt_PT" w:bidi="pt_PT"/>
         </w:rPr>
+        <w:t>κλέπτης, ἐν ᾗ</w:t>
+      </w:r>
+    </w:p>
+    <w:p>
+      <w:pPr/>
+      <w:r>
+        <w:rPr>
+          <w:lang w:val="pt_PT" w:bidi="pt_PT"/>
+        </w:rPr>
+      </w:r>
+      <w:r>
+        <w:rPr>
+          <w:b/>
+          <w:lang w:val="pt_PT" w:bidi="pt_PT"/>
+        </w:rPr>
         <w:t>"como um ladrão. Naquele dia...".</w:t>
       </w:r>
     </w:p>
@@ -45777,6 +49962,21 @@
           <w:b/>
           <w:lang w:val="pt_PT" w:bidi="pt_PT"/>
         </w:rPr>
+        <w:t>στοιχεῖα &amp; λυθήσεται</w:t>
+      </w:r>
+    </w:p>
+    <w:p>
+      <w:pPr/>
+      <w:r>
+        <w:rPr>
+          <w:lang w:val="pt_PT" w:bidi="pt_PT"/>
+        </w:rPr>
+      </w:r>
+      <w:r>
+        <w:rPr>
+          <w:b/>
+          <w:lang w:val="pt_PT" w:bidi="pt_PT"/>
+        </w:rPr>
         <w:t>"e tudo o que há no Universo será queimado".</w:t>
       </w:r>
     </w:p>
@@ -46160,6 +50360,21 @@
           <w:b/>
           <w:lang w:val="pt_PT" w:bidi="pt_PT"/>
         </w:rPr>
+        <w:t>γῆ καὶ τὰ ἐν αὐτῇ ἔργα εὑρεθήσεται</w:t>
+      </w:r>
+    </w:p>
+    <w:p>
+      <w:pPr/>
+      <w:r>
+        <w:rPr>
+          <w:lang w:val="pt_PT" w:bidi="pt_PT"/>
+        </w:rPr>
+      </w:r>
+      <w:r>
+        <w:rPr>
+          <w:b/>
+          <w:lang w:val="pt_PT" w:bidi="pt_PT"/>
+        </w:rPr>
         <w:t>"a terra e tudo o que existe nela vão sumir".</w:t>
       </w:r>
     </w:p>
@@ -46249,6 +50464,21 @@
           <w:b/>
           <w:lang w:val="pt_PT" w:bidi="pt_PT"/>
         </w:rPr>
+        <w:t>τούτων οὕτως πάντων λυομένων</w:t>
+      </w:r>
+    </w:p>
+    <w:p>
+      <w:pPr/>
+      <w:r>
+        <w:rPr>
+          <w:lang w:val="pt_PT" w:bidi="pt_PT"/>
+        </w:rPr>
+      </w:r>
+      <w:r>
+        <w:rPr>
+          <w:b/>
+          <w:lang w:val="pt_PT" w:bidi="pt_PT"/>
+        </w:rPr>
         <w:t>"Sabendo que tudo isso vai ser destruído assim".</w:t>
       </w:r>
     </w:p>
@@ -46415,6 +50645,21 @@
           <w:b/>
           <w:lang w:val="pt_PT" w:bidi="pt_PT"/>
         </w:rPr>
+        <w:t>τούτων</w:t>
+      </w:r>
+    </w:p>
+    <w:p>
+      <w:pPr/>
+      <w:r>
+        <w:rPr>
+          <w:lang w:val="pt_PT" w:bidi="pt_PT"/>
+        </w:rPr>
+      </w:r>
+      <w:r>
+        <w:rPr>
+          <w:b/>
+          <w:lang w:val="pt_PT" w:bidi="pt_PT"/>
+        </w:rPr>
         <w:t>"tudo isso".</w:t>
       </w:r>
     </w:p>
@@ -46511,6 +50756,21 @@
           <w:b/>
           <w:lang w:val="pt_PT" w:bidi="pt_PT"/>
         </w:rPr>
+        <w:t>ποταποὺς δεῖ ὑπάρχειν ὑμᾶς</w:t>
+      </w:r>
+    </w:p>
+    <w:p>
+      <w:pPr/>
+      <w:r>
+        <w:rPr>
+          <w:lang w:val="pt_PT" w:bidi="pt_PT"/>
+        </w:rPr>
+      </w:r>
+      <w:r>
+        <w:rPr>
+          <w:b/>
+          <w:lang w:val="pt_PT" w:bidi="pt_PT"/>
+        </w:rPr>
         <w:t>"então que tipo de gente vocês precisam ser?".</w:t>
       </w:r>
     </w:p>
@@ -46594,6 +50854,21 @@
           <w:b/>
           <w:lang w:val="pt_PT" w:bidi="pt_PT"/>
         </w:rPr>
+        <w:t>ἐν ἁγίαις ἀναστροφαῖς καὶ εὐσεβείαις</w:t>
+      </w:r>
+    </w:p>
+    <w:p>
+      <w:pPr/>
+      <w:r>
+        <w:rPr>
+          <w:lang w:val="pt_PT" w:bidi="pt_PT"/>
+        </w:rPr>
+      </w:r>
+      <w:r>
+        <w:rPr>
+          <w:b/>
+          <w:lang w:val="pt_PT" w:bidi="pt_PT"/>
+        </w:rPr>
         <w:t>"A vida de vocês deve ser agradável a Deus e dedicada a ele".</w:t>
       </w:r>
     </w:p>
@@ -46677,6 +50952,21 @@
           <w:b/>
           <w:lang w:val="pt_PT" w:bidi="pt_PT"/>
         </w:rPr>
+        <w:t>προσδοκῶντας καὶ σπεύδοντας</w:t>
+      </w:r>
+    </w:p>
+    <w:p>
+      <w:pPr/>
+      <w:r>
+        <w:rPr>
+          <w:lang w:val="pt_PT" w:bidi="pt_PT"/>
+        </w:rPr>
+      </w:r>
+      <w:r>
+        <w:rPr>
+          <w:b/>
+          <w:lang w:val="pt_PT" w:bidi="pt_PT"/>
+        </w:rPr>
         <w:t>"Esperem a vinda do Dia de Deus e façam o possível para que venha logo".</w:t>
       </w:r>
     </w:p>
@@ -46766,6 +51056,21 @@
           <w:b/>
           <w:lang w:val="pt_PT" w:bidi="pt_PT"/>
         </w:rPr>
+        <w:t>δι’ ἣν</w:t>
+      </w:r>
+    </w:p>
+    <w:p>
+      <w:pPr/>
+      <w:r>
+        <w:rPr>
+          <w:lang w:val="pt_PT" w:bidi="pt_PT"/>
+        </w:rPr>
+      </w:r>
+      <w:r>
+        <w:rPr>
+          <w:b/>
+          <w:lang w:val="pt_PT" w:bidi="pt_PT"/>
+        </w:rPr>
         <w:t>"Naquele dia os céus".</w:t>
       </w:r>
     </w:p>
@@ -46862,6 +51167,21 @@
           <w:b/>
           <w:lang w:val="pt_PT" w:bidi="pt_PT"/>
         </w:rPr>
+        <w:t>πυρούμενοι</w:t>
+      </w:r>
+    </w:p>
+    <w:p>
+      <w:pPr/>
+      <w:r>
+        <w:rPr>
+          <w:lang w:val="pt_PT" w:bidi="pt_PT"/>
+        </w:rPr>
+      </w:r>
+      <w:r>
+        <w:rPr>
+          <w:b/>
+          <w:lang w:val="pt_PT" w:bidi="pt_PT"/>
+        </w:rPr>
         <w:t>"serão destruídos com fogo".</w:t>
       </w:r>
     </w:p>
@@ -46994,6 +51314,21 @@
         <w:rPr>
           <w:lang w:val="pt_PT" w:bidi="pt_PT"/>
         </w:rPr>
+      </w:r>
+    </w:p>
+    <w:p>
+      <w:pPr/>
+      <w:r>
+        <w:rPr>
+          <w:lang w:val="pt_PT" w:bidi="pt_PT"/>
+        </w:rPr>
+      </w:r>
+      <w:r>
+        <w:rPr>
+          <w:b/>
+          <w:lang w:val="pt_PT" w:bidi="pt_PT"/>
+        </w:rPr>
+        <w:t>στοιχεῖα καυσούμενα, τήκεται</w:t>
       </w:r>
     </w:p>
     <w:p>
@@ -47191,6 +51526,21 @@
           <w:b/>
           <w:lang w:val="pt_PT" w:bidi="pt_PT"/>
         </w:rPr>
+        <w:t>καινοὺς &amp; οὐρανοὺς καὶ γῆν καινὴν, κατὰ τὸ ἐπάγγελμα αὐτοῦ προσδοκῶμεν</w:t>
+      </w:r>
+    </w:p>
+    <w:p>
+      <w:pPr/>
+      <w:r>
+        <w:rPr>
+          <w:lang w:val="pt_PT" w:bidi="pt_PT"/>
+        </w:rPr>
+      </w:r>
+      <w:r>
+        <w:rPr>
+          <w:b/>
+          <w:lang w:val="pt_PT" w:bidi="pt_PT"/>
+        </w:rPr>
         <w:t>"Porém Deus prometeu, e nós estamos esperando um novo céu e uma nova terra, onde tudo será feito de acordo com a vontade dele".</w:t>
       </w:r>
     </w:p>
@@ -47274,6 +51624,21 @@
           <w:b/>
           <w:lang w:val="pt_PT" w:bidi="pt_PT"/>
         </w:rPr>
+        <w:t>κατὰ τὸ ἐπάγγελμα αὐτοῦ</w:t>
+      </w:r>
+    </w:p>
+    <w:p>
+      <w:pPr/>
+      <w:r>
+        <w:rPr>
+          <w:lang w:val="pt_PT" w:bidi="pt_PT"/>
+        </w:rPr>
+      </w:r>
+      <w:r>
+        <w:rPr>
+          <w:b/>
+          <w:lang w:val="pt_PT" w:bidi="pt_PT"/>
+        </w:rPr>
         <w:t>"Porém Deus prometeu".</w:t>
       </w:r>
     </w:p>
@@ -47369,6 +51734,21 @@
         <w:rPr>
           <w:lang w:val="pt_PT" w:bidi="pt_PT"/>
         </w:rPr>
+      </w:r>
+    </w:p>
+    <w:p>
+      <w:pPr/>
+      <w:r>
+        <w:rPr>
+          <w:lang w:val="pt_PT" w:bidi="pt_PT"/>
+        </w:rPr>
+      </w:r>
+      <w:r>
+        <w:rPr>
+          <w:b/>
+          <w:lang w:val="pt_PT" w:bidi="pt_PT"/>
+        </w:rPr>
+        <w:t>τὸ ἐπάγγελμα αὐτοῦ</w:t>
       </w:r>
     </w:p>
     <w:p>
@@ -47490,6 +51870,21 @@
           <w:b/>
           <w:lang w:val="pt_PT" w:bidi="pt_PT"/>
         </w:rPr>
+        <w:t>ἐν οἷς δικαιοσύνη κατοικεῖ</w:t>
+      </w:r>
+    </w:p>
+    <w:p>
+      <w:pPr/>
+      <w:r>
+        <w:rPr>
+          <w:lang w:val="pt_PT" w:bidi="pt_PT"/>
+        </w:rPr>
+      </w:r>
+      <w:r>
+        <w:rPr>
+          <w:b/>
+          <w:lang w:val="pt_PT" w:bidi="pt_PT"/>
+        </w:rPr>
         <w:t>"onde tudo será feito de acordo com a vontade dele".</w:t>
       </w:r>
     </w:p>
@@ -47599,6 +51994,21 @@
           <w:b/>
           <w:lang w:val="pt_PT" w:bidi="pt_PT"/>
         </w:rPr>
+        <w:t>ἐν οἷς δικαιοσύνη κατοικεῖ</w:t>
+      </w:r>
+    </w:p>
+    <w:p>
+      <w:pPr/>
+      <w:r>
+        <w:rPr>
+          <w:lang w:val="pt_PT" w:bidi="pt_PT"/>
+        </w:rPr>
+      </w:r>
+      <w:r>
+        <w:rPr>
+          <w:b/>
+          <w:lang w:val="pt_PT" w:bidi="pt_PT"/>
+        </w:rPr>
         <w:t>"onde tudo será feito de acordo com a vontade dele".</w:t>
       </w:r>
     </w:p>
@@ -47694,6 +52104,21 @@
         <w:rPr>
           <w:lang w:val="pt_PT" w:bidi="pt_PT"/>
         </w:rPr>
+      </w:r>
+    </w:p>
+    <w:p>
+      <w:pPr/>
+      <w:r>
+        <w:rPr>
+          <w:lang w:val="pt_PT" w:bidi="pt_PT"/>
+        </w:rPr>
+      </w:r>
+      <w:r>
+        <w:rPr>
+          <w:b/>
+          <w:lang w:val="pt_PT" w:bidi="pt_PT"/>
+        </w:rPr>
+        <w:t>διό</w:t>
       </w:r>
     </w:p>
     <w:p>
@@ -47822,6 +52247,21 @@
           <w:b/>
           <w:lang w:val="pt_PT" w:bidi="pt_PT"/>
         </w:rPr>
+        <w:t>ἀγαπητοί</w:t>
+      </w:r>
+    </w:p>
+    <w:p>
+      <w:pPr/>
+      <w:r>
+        <w:rPr>
+          <w:lang w:val="pt_PT" w:bidi="pt_PT"/>
+        </w:rPr>
+      </w:r>
+      <w:r>
+        <w:rPr>
+          <w:b/>
+          <w:lang w:val="pt_PT" w:bidi="pt_PT"/>
+        </w:rPr>
         <w:t>"meus amigos".</w:t>
       </w:r>
     </w:p>
@@ -47936,6 +52376,21 @@
           <w:b/>
           <w:lang w:val="pt_PT" w:bidi="pt_PT"/>
         </w:rPr>
+        <w:t>ταῦτα</w:t>
+      </w:r>
+    </w:p>
+    <w:p>
+      <w:pPr/>
+      <w:r>
+        <w:rPr>
+          <w:lang w:val="pt_PT" w:bidi="pt_PT"/>
+        </w:rPr>
+      </w:r>
+      <w:r>
+        <w:rPr>
+          <w:b/>
+          <w:lang w:val="pt_PT" w:bidi="pt_PT"/>
+        </w:rPr>
         <w:t>"enquanto vocês esperam aquele dia".</w:t>
       </w:r>
     </w:p>
@@ -48159,6 +52614,21 @@
           <w:b/>
           <w:lang w:val="pt_PT" w:bidi="pt_PT"/>
         </w:rPr>
+        <w:t>ἄσπιλοι καὶ ἀμώμητοι</w:t>
+      </w:r>
+    </w:p>
+    <w:p>
+      <w:pPr/>
+      <w:r>
+        <w:rPr>
+          <w:lang w:val="pt_PT" w:bidi="pt_PT"/>
+        </w:rPr>
+      </w:r>
+      <w:r>
+        <w:rPr>
+          <w:b/>
+          <w:lang w:val="pt_PT" w:bidi="pt_PT"/>
+        </w:rPr>
         <w:t>"sem mancha e sem culpa".</w:t>
       </w:r>
     </w:p>
@@ -48281,6 +52751,21 @@
           <w:b/>
           <w:lang w:val="pt_PT" w:bidi="pt_PT"/>
         </w:rPr>
+        <w:t>αὐτῷ</w:t>
+      </w:r>
+    </w:p>
+    <w:p>
+      <w:pPr/>
+      <w:r>
+        <w:rPr>
+          <w:lang w:val="pt_PT" w:bidi="pt_PT"/>
+        </w:rPr>
+      </w:r>
+      <w:r>
+        <w:rPr>
+          <w:b/>
+          <w:lang w:val="pt_PT" w:bidi="pt_PT"/>
+        </w:rPr>
         <w:t>"diante dele".</w:t>
       </w:r>
     </w:p>
@@ -48377,6 +52862,21 @@
           <w:b/>
           <w:lang w:val="pt_PT" w:bidi="pt_PT"/>
         </w:rPr>
+        <w:t>ἐν εἰρήνῃ</w:t>
+      </w:r>
+    </w:p>
+    <w:p>
+      <w:pPr/>
+      <w:r>
+        <w:rPr>
+          <w:lang w:val="pt_PT" w:bidi="pt_PT"/>
+        </w:rPr>
+      </w:r>
+      <w:r>
+        <w:rPr>
+          <w:b/>
+          <w:lang w:val="pt_PT" w:bidi="pt_PT"/>
+        </w:rPr>
         <w:t>"estar em paz com Deus".</w:t>
       </w:r>
     </w:p>
@@ -48439,6 +52939,21 @@
         <w:rPr>
           <w:lang w:val="pt_PT" w:bidi="pt_PT"/>
         </w:rPr>
+      </w:r>
+    </w:p>
+    <w:p>
+      <w:pPr/>
+      <w:r>
+        <w:rPr>
+          <w:lang w:val="pt_PT" w:bidi="pt_PT"/>
+        </w:rPr>
+      </w:r>
+      <w:r>
+        <w:rPr>
+          <w:b/>
+          <w:lang w:val="pt_PT" w:bidi="pt_PT"/>
+        </w:rPr>
+        <w:t>τὴν τοῦ Κυρίου ἡμῶν μακροθυμίαν, σωτηρίαν ἡγεῖσθε</w:t>
       </w:r>
     </w:p>
     <w:p>
@@ -48676,6 +53191,21 @@
           <w:b/>
           <w:lang w:val="pt_PT" w:bidi="pt_PT"/>
         </w:rPr>
+        <w:t>σωτηρίαν</w:t>
+      </w:r>
+    </w:p>
+    <w:p>
+      <w:pPr/>
+      <w:r>
+        <w:rPr>
+          <w:lang w:val="pt_PT" w:bidi="pt_PT"/>
+        </w:rPr>
+      </w:r>
+      <w:r>
+        <w:rPr>
+          <w:b/>
+          <w:lang w:val="pt_PT" w:bidi="pt_PT"/>
+        </w:rPr>
         <w:t>"para vocês serem salvos".</w:t>
       </w:r>
     </w:p>
@@ -49073,6 +53603,21 @@
           <w:b/>
           <w:lang w:val="pt_PT" w:bidi="pt_PT"/>
         </w:rPr>
+        <w:t>ἐν πάσαις ταῖς ἐπιστολαῖς</w:t>
+      </w:r>
+    </w:p>
+    <w:p>
+      <w:pPr/>
+      <w:r>
+        <w:rPr>
+          <w:lang w:val="pt_PT" w:bidi="pt_PT"/>
+        </w:rPr>
+      </w:r>
+      <w:r>
+        <w:rPr>
+          <w:b/>
+          <w:lang w:val="pt_PT" w:bidi="pt_PT"/>
+        </w:rPr>
         <w:t>"E foi isso mesmo que ele disse em todas as suas cartas".</w:t>
       </w:r>
     </w:p>
@@ -49168,6 +53713,21 @@
         <w:rPr>
           <w:lang w:val="pt_PT" w:bidi="pt_PT"/>
         </w:rPr>
+      </w:r>
+    </w:p>
+    <w:p>
+      <w:pPr/>
+      <w:r>
+        <w:rPr>
+          <w:lang w:val="pt_PT" w:bidi="pt_PT"/>
+        </w:rPr>
+      </w:r>
+      <w:r>
+        <w:rPr>
+          <w:b/>
+          <w:lang w:val="pt_PT" w:bidi="pt_PT"/>
+        </w:rPr>
+        <w:t>λαλῶν ἐν αὐταῖς περὶ τούτων</w:t>
       </w:r>
     </w:p>
     <w:p>
@@ -49332,6 +53892,21 @@
           <w:b/>
           <w:lang w:val="pt_PT" w:bidi="pt_PT"/>
         </w:rPr>
+        <w:t>ἃ οἱ ἀμαθεῖς καὶ ἀστήρικτοι στρεβλοῦσιν</w:t>
+      </w:r>
+    </w:p>
+    <w:p>
+      <w:pPr/>
+      <w:r>
+        <w:rPr>
+          <w:lang w:val="pt_PT" w:bidi="pt_PT"/>
+        </w:rPr>
+      </w:r>
+      <w:r>
+        <w:rPr>
+          <w:b/>
+          <w:lang w:val="pt_PT" w:bidi="pt_PT"/>
+        </w:rPr>
         <w:t>"que os ignorantes e os fracos na fé explicam de maneira errada".</w:t>
       </w:r>
     </w:p>
@@ -49428,6 +54003,21 @@
           <w:b/>
           <w:lang w:val="pt_PT" w:bidi="pt_PT"/>
         </w:rPr>
+        <w:t>ἃ οἱ ἀμαθεῖς καὶ ἀστήρικτοι στρεβλοῦσιν</w:t>
+      </w:r>
+    </w:p>
+    <w:p>
+      <w:pPr/>
+      <w:r>
+        <w:rPr>
+          <w:lang w:val="pt_PT" w:bidi="pt_PT"/>
+        </w:rPr>
+      </w:r>
+      <w:r>
+        <w:rPr>
+          <w:b/>
+          <w:lang w:val="pt_PT" w:bidi="pt_PT"/>
+        </w:rPr>
         <w:t>"que os ignorantes e os fracos na fé explicam de maneira errada".</w:t>
       </w:r>
     </w:p>
@@ -49537,6 +54127,21 @@
           <w:b/>
           <w:lang w:val="pt_PT" w:bidi="pt_PT"/>
         </w:rPr>
+        <w:t>ὡς καὶ τὰς λοιπὰς Γραφὰς</w:t>
+      </w:r>
+    </w:p>
+    <w:p>
+      <w:pPr/>
+      <w:r>
+        <w:rPr>
+          <w:lang w:val="pt_PT" w:bidi="pt_PT"/>
+        </w:rPr>
+      </w:r>
+      <w:r>
+        <w:rPr>
+          <w:b/>
+          <w:lang w:val="pt_PT" w:bidi="pt_PT"/>
+        </w:rPr>
         <w:t>"como fazem também com outras partes das Escrituras Sagradas".</w:t>
       </w:r>
     </w:p>
@@ -49633,6 +54238,21 @@
           <w:b/>
           <w:lang w:val="pt_PT" w:bidi="pt_PT"/>
         </w:rPr>
+        <w:t>πρὸς τὴν ἰδίαν αὐτῶν ἀπώλειαν</w:t>
+      </w:r>
+    </w:p>
+    <w:p>
+      <w:pPr/>
+      <w:r>
+        <w:rPr>
+          <w:lang w:val="pt_PT" w:bidi="pt_PT"/>
+        </w:rPr>
+      </w:r>
+      <w:r>
+        <w:rPr>
+          <w:b/>
+          <w:lang w:val="pt_PT" w:bidi="pt_PT"/>
+        </w:rPr>
         <w:t>"a sua própria destruição".</w:t>
       </w:r>
     </w:p>
@@ -49742,6 +54362,21 @@
           <w:b/>
           <w:lang w:val="pt_PT" w:bidi="pt_PT"/>
         </w:rPr>
+        <w:t>πρὸς τὴν ἰδίαν αὐτῶν ἀπώλειαν</w:t>
+      </w:r>
+    </w:p>
+    <w:p>
+      <w:pPr/>
+      <w:r>
+        <w:rPr>
+          <w:lang w:val="pt_PT" w:bidi="pt_PT"/>
+        </w:rPr>
+      </w:r>
+      <w:r>
+        <w:rPr>
+          <w:b/>
+          <w:lang w:val="pt_PT" w:bidi="pt_PT"/>
+        </w:rPr>
         <w:t>"a sua própria destruição".</w:t>
       </w:r>
     </w:p>
@@ -49838,6 +54473,21 @@
           <w:b/>
           <w:lang w:val="pt_PT" w:bidi="pt_PT"/>
         </w:rPr>
+        <w:t>οὖν</w:t>
+      </w:r>
+    </w:p>
+    <w:p>
+      <w:pPr/>
+      <w:r>
+        <w:rPr>
+          <w:lang w:val="pt_PT" w:bidi="pt_PT"/>
+        </w:rPr>
+      </w:r>
+      <w:r>
+        <w:rPr>
+          <w:b/>
+          <w:lang w:val="pt_PT" w:bidi="pt_PT"/>
+        </w:rPr>
         <w:t>"Portanto".</w:t>
       </w:r>
     </w:p>
@@ -49920,6 +54570,21 @@
         <w:rPr>
           <w:lang w:val="pt_PT" w:bidi="pt_PT"/>
         </w:rPr>
+      </w:r>
+    </w:p>
+    <w:p>
+      <w:pPr/>
+      <w:r>
+        <w:rPr>
+          <w:lang w:val="pt_PT" w:bidi="pt_PT"/>
+        </w:rPr>
+      </w:r>
+      <w:r>
+        <w:rPr>
+          <w:b/>
+          <w:lang w:val="pt_PT" w:bidi="pt_PT"/>
+        </w:rPr>
+        <w:t>ἀγαπητοί</w:t>
       </w:r>
     </w:p>
     <w:p>
@@ -50066,6 +54731,21 @@
           <w:b/>
           <w:lang w:val="pt_PT" w:bidi="pt_PT"/>
         </w:rPr>
+        <w:t>προγινώσκοντες</w:t>
+      </w:r>
+    </w:p>
+    <w:p>
+      <w:pPr/>
+      <w:r>
+        <w:rPr>
+          <w:lang w:val="pt_PT" w:bidi="pt_PT"/>
+        </w:rPr>
+      </w:r>
+      <w:r>
+        <w:rPr>
+          <w:b/>
+          <w:lang w:val="pt_PT" w:bidi="pt_PT"/>
+        </w:rPr>
         <w:t>"já sabem disso".</w:t>
       </w:r>
     </w:p>
@@ -50546,6 +55226,21 @@
           <w:b/>
           <w:lang w:val="pt_PT" w:bidi="pt_PT"/>
         </w:rPr>
+        <w:t>τῇ τῶν ἀθέσμων πλάνῃ συναπαχθέντες</w:t>
+      </w:r>
+    </w:p>
+    <w:p>
+      <w:pPr/>
+      <w:r>
+        <w:rPr>
+          <w:lang w:val="pt_PT" w:bidi="pt_PT"/>
+        </w:rPr>
+      </w:r>
+      <w:r>
+        <w:rPr>
+          <w:b/>
+          <w:lang w:val="pt_PT" w:bidi="pt_PT"/>
+        </w:rPr>
         <w:t>"tomem cuidado para não serem levados pelos erros de pessoas imorais".</w:t>
       </w:r>
     </w:p>
@@ -50890,6 +55585,21 @@
           <w:b/>
           <w:lang w:val="pt_PT" w:bidi="pt_PT"/>
         </w:rPr>
+        <w:t>χάριτι</w:t>
+      </w:r>
+    </w:p>
+    <w:p>
+      <w:pPr/>
+      <w:r>
+        <w:rPr>
+          <w:lang w:val="pt_PT" w:bidi="pt_PT"/>
+        </w:rPr>
+      </w:r>
+      <w:r>
+        <w:rPr>
+          <w:b/>
+          <w:lang w:val="pt_PT" w:bidi="pt_PT"/>
+        </w:rPr>
         <w:t>"graça".</w:t>
       </w:r>
     </w:p>
@@ -50986,6 +55696,21 @@
           <w:b/>
           <w:lang w:val="pt_PT" w:bidi="pt_PT"/>
         </w:rPr>
+        <w:t>γνώσει</w:t>
+      </w:r>
+    </w:p>
+    <w:p>
+      <w:pPr/>
+      <w:r>
+        <w:rPr>
+          <w:lang w:val="pt_PT" w:bidi="pt_PT"/>
+        </w:rPr>
+      </w:r>
+      <w:r>
+        <w:rPr>
+          <w:b/>
+          <w:lang w:val="pt_PT" w:bidi="pt_PT"/>
+        </w:rPr>
         <w:t>"conhecimento".</w:t>
       </w:r>
     </w:p>
@@ -51082,6 +55807,21 @@
           <w:b/>
           <w:lang w:val="pt_PT" w:bidi="pt_PT"/>
         </w:rPr>
+        <w:t>τοῦ Κυρίου ἡμῶν καὶ Σωτῆρος</w:t>
+      </w:r>
+    </w:p>
+    <w:p>
+      <w:pPr/>
+      <w:r>
+        <w:rPr>
+          <w:lang w:val="pt_PT" w:bidi="pt_PT"/>
+        </w:rPr>
+      </w:r>
+      <w:r>
+        <w:rPr>
+          <w:b/>
+          <w:lang w:val="pt_PT" w:bidi="pt_PT"/>
+        </w:rPr>
         <w:t>"do nosso Senhor e Salvador Jesus Cristo".</w:t>
       </w:r>
     </w:p>
@@ -51191,6 +55931,21 @@
           <w:b/>
           <w:lang w:val="pt_PT" w:bidi="pt_PT"/>
         </w:rPr>
+        <w:t>αὐτῷ ἡ δόξα</w:t>
+      </w:r>
+    </w:p>
+    <w:p>
+      <w:pPr/>
+      <w:r>
+        <w:rPr>
+          <w:lang w:val="pt_PT" w:bidi="pt_PT"/>
+        </w:rPr>
+      </w:r>
+      <w:r>
+        <w:rPr>
+          <w:b/>
+          <w:lang w:val="pt_PT" w:bidi="pt_PT"/>
+        </w:rPr>
         <w:t>"Glória a ele, agora".</w:t>
       </w:r>
     </w:p>
@@ -51273,6 +56028,21 @@
         <w:rPr>
           <w:lang w:val="pt_PT" w:bidi="pt_PT"/>
         </w:rPr>
+      </w:r>
+    </w:p>
+    <w:p>
+      <w:pPr/>
+      <w:r>
+        <w:rPr>
+          <w:lang w:val="pt_PT" w:bidi="pt_PT"/>
+        </w:rPr>
+      </w:r>
+      <w:r>
+        <w:rPr>
+          <w:b/>
+          <w:lang w:val="pt_PT" w:bidi="pt_PT"/>
+        </w:rPr>
+        <w:t>εἰς ἡμέραν αἰῶνος</w:t>
       </w:r>
     </w:p>
     <w:p>

--- a/por/docx/61.content.docx
+++ b/por/docx/61.content.docx
@@ -426,6 +426,21 @@
           <w:b/>
           <w:lang w:val="pt_PT" w:bidi="pt_PT"/>
         </w:rPr>
+        <w:t>δοῦλος καὶ ἀπόστολος Ἰησοῦ Χριστοῦ</w:t>
+      </w:r>
+    </w:p>
+    <w:p>
+      <w:pPr/>
+      <w:r>
+        <w:rPr>
+          <w:lang w:val="pt_PT" w:bidi="pt_PT"/>
+        </w:rPr>
+      </w:r>
+      <w:r>
+        <w:rPr>
+          <w:b/>
+          <w:lang w:val="pt_PT" w:bidi="pt_PT"/>
+        </w:rPr>
         <w:t>"servo e apóstolo de Jesus Cristo".</w:t>
       </w:r>
     </w:p>
@@ -633,6 +648,21 @@
           <w:b/>
           <w:lang w:val="pt_PT" w:bidi="pt_PT"/>
         </w:rPr>
+        <w:t>τοῖς ἰσότιμον ἡμῖν λαχοῦσιν πίστιν</w:t>
+      </w:r>
+    </w:p>
+    <w:p>
+      <w:pPr/>
+      <w:r>
+        <w:rPr>
+          <w:lang w:val="pt_PT" w:bidi="pt_PT"/>
+        </w:rPr>
+      </w:r>
+      <w:r>
+        <w:rPr>
+          <w:b/>
+          <w:lang w:val="pt_PT" w:bidi="pt_PT"/>
+        </w:rPr>
         <w:t>"</w:t>
       </w:r>
       <w:r>
@@ -743,6 +773,21 @@
           <w:b/>
           <w:lang w:val="pt_PT" w:bidi="pt_PT"/>
         </w:rPr>
+        <w:t>τοῖς ἰσότιμον &amp; λαχοῦσιν πίστιν</w:t>
+      </w:r>
+    </w:p>
+    <w:p>
+      <w:pPr/>
+      <w:r>
+        <w:rPr>
+          <w:lang w:val="pt_PT" w:bidi="pt_PT"/>
+        </w:rPr>
+      </w:r>
+      <w:r>
+        <w:rPr>
+          <w:b/>
+          <w:lang w:val="pt_PT" w:bidi="pt_PT"/>
+        </w:rPr>
         <w:t>"receberam uma fé tão preciosa".</w:t>
       </w:r>
     </w:p>
@@ -977,6 +1022,21 @@
           <w:b/>
           <w:lang w:val="pt_PT" w:bidi="pt_PT"/>
         </w:rPr>
+        <w:t>ἐν δικαιοσύνῃ</w:t>
+      </w:r>
+    </w:p>
+    <w:p>
+      <w:pPr/>
+      <w:r>
+        <w:rPr>
+          <w:lang w:val="pt_PT" w:bidi="pt_PT"/>
+        </w:rPr>
+      </w:r>
+      <w:r>
+        <w:rPr>
+          <w:b/>
+          <w:lang w:val="pt_PT" w:bidi="pt_PT"/>
+        </w:rPr>
         <w:t>"</w:t>
       </w:r>
       <w:r>
@@ -1356,6 +1416,21 @@
           <w:b/>
           <w:lang w:val="pt_PT" w:bidi="pt_PT"/>
         </w:rPr>
+        <w:t>χάρις &amp; καὶ εἰρήνη πληθυνθείη</w:t>
+      </w:r>
+    </w:p>
+    <w:p>
+      <w:pPr/>
+      <w:r>
+        <w:rPr>
+          <w:lang w:val="pt_PT" w:bidi="pt_PT"/>
+        </w:rPr>
+      </w:r>
+      <w:r>
+        <w:rPr>
+          <w:b/>
+          <w:lang w:val="pt_PT" w:bidi="pt_PT"/>
+        </w:rPr>
         <w:t>"</w:t>
       </w:r>
       <w:r>
@@ -1840,6 +1915,21 @@
           <w:b/>
           <w:lang w:val="pt_PT" w:bidi="pt_PT"/>
         </w:rPr>
+        <w:t>ἐν ἐπιγνώσει τοῦ Θεοῦ, καὶ Ἰησοῦ τοῦ Κυρίου ἡμῶν</w:t>
+      </w:r>
+    </w:p>
+    <w:p>
+      <w:pPr/>
+      <w:r>
+        <w:rPr>
+          <w:lang w:val="pt_PT" w:bidi="pt_PT"/>
+        </w:rPr>
+      </w:r>
+      <w:r>
+        <w:rPr>
+          <w:b/>
+          <w:lang w:val="pt_PT" w:bidi="pt_PT"/>
+        </w:rPr>
         <w:t>"</w:t>
       </w:r>
       <w:r>
@@ -1950,6 +2040,21 @@
           <w:b/>
           <w:lang w:val="pt_PT" w:bidi="pt_PT"/>
         </w:rPr>
+        <w:t>ἐν ἐπιγνώσει τοῦ Θεοῦ, καὶ Ἰησοῦ τοῦ Κυρίου ἡμῶν</w:t>
+      </w:r>
+    </w:p>
+    <w:p>
+      <w:pPr/>
+      <w:r>
+        <w:rPr>
+          <w:lang w:val="pt_PT" w:bidi="pt_PT"/>
+        </w:rPr>
+      </w:r>
+      <w:r>
+        <w:rPr>
+          <w:b/>
+          <w:lang w:val="pt_PT" w:bidi="pt_PT"/>
+        </w:rPr>
         <w:t>"</w:t>
       </w:r>
       <w:r>
@@ -2143,6 +2248,21 @@
         <w:rPr>
           <w:lang w:val="pt_PT" w:bidi="pt_PT"/>
         </w:rPr>
+      </w:r>
+    </w:p>
+    <w:p>
+      <w:pPr/>
+      <w:r>
+        <w:rPr>
+          <w:lang w:val="pt_PT" w:bidi="pt_PT"/>
+        </w:rPr>
+      </w:r>
+      <w:r>
+        <w:rPr>
+          <w:b/>
+          <w:lang w:val="pt_PT" w:bidi="pt_PT"/>
+        </w:rPr>
+        <w:t>ὡς &amp; ἡμῖν τῆς θείας δυνάμεως αὐτοῦ &amp; δεδωρημένης</w:t>
       </w:r>
     </w:p>
     <w:p>
@@ -2297,6 +2417,21 @@
           <w:b/>
           <w:lang w:val="pt_PT" w:bidi="pt_PT"/>
         </w:rPr>
+        <w:t>διὰ τῆς ἐπιγνώσεως τοῦ καλέσαντος ἡμᾶς</w:t>
+      </w:r>
+    </w:p>
+    <w:p>
+      <w:pPr/>
+      <w:r>
+        <w:rPr>
+          <w:lang w:val="pt_PT" w:bidi="pt_PT"/>
+        </w:rPr>
+      </w:r>
+      <w:r>
+        <w:rPr>
+          <w:b/>
+          <w:lang w:val="pt_PT" w:bidi="pt_PT"/>
+        </w:rPr>
         <w:t>"</w:t>
       </w:r>
       <w:r>
@@ -2407,6 +2542,21 @@
           <w:b/>
           <w:lang w:val="pt_PT" w:bidi="pt_PT"/>
         </w:rPr>
+        <w:t>τοῦ καλέσαντος ἡμᾶς</w:t>
+      </w:r>
+    </w:p>
+    <w:p>
+      <w:pPr/>
+      <w:r>
+        <w:rPr>
+          <w:lang w:val="pt_PT" w:bidi="pt_PT"/>
+        </w:rPr>
+      </w:r>
+      <w:r>
+        <w:rPr>
+          <w:b/>
+          <w:lang w:val="pt_PT" w:bidi="pt_PT"/>
+        </w:rPr>
         <w:t>"</w:t>
       </w:r>
       <w:r>
@@ -2595,6 +2745,21 @@
           <w:b/>
           <w:lang w:val="pt_PT" w:bidi="pt_PT"/>
         </w:rPr>
+        <w:t>διὰ δόξης καὶ ἀρετῆς</w:t>
+      </w:r>
+    </w:p>
+    <w:p>
+      <w:pPr/>
+      <w:r>
+        <w:rPr>
+          <w:lang w:val="pt_PT" w:bidi="pt_PT"/>
+        </w:rPr>
+      </w:r>
+      <w:r>
+        <w:rPr>
+          <w:b/>
+          <w:lang w:val="pt_PT" w:bidi="pt_PT"/>
+        </w:rPr>
         <w:t>"</w:t>
       </w:r>
       <w:r>
@@ -2842,6 +3007,21 @@
           <w:b/>
           <w:lang w:val="pt_PT" w:bidi="pt_PT"/>
         </w:rPr>
+        <w:t>ἡμῖν</w:t>
+      </w:r>
+    </w:p>
+    <w:p>
+      <w:pPr/>
+      <w:r>
+        <w:rPr>
+          <w:lang w:val="pt_PT" w:bidi="pt_PT"/>
+        </w:rPr>
+      </w:r>
+      <w:r>
+        <w:rPr>
+          <w:b/>
+          <w:lang w:val="pt_PT" w:bidi="pt_PT"/>
+        </w:rPr>
         <w:t>"nos tem dado".</w:t>
       </w:r>
     </w:p>
@@ -3483,6 +3663,21 @@
           <w:b/>
           <w:lang w:val="pt_PT" w:bidi="pt_PT"/>
         </w:rPr>
+        <w:t>πρὸς ζωὴν καὶ εὐσέβειαν</w:t>
+      </w:r>
+    </w:p>
+    <w:p>
+      <w:pPr/>
+      <w:r>
+        <w:rPr>
+          <w:lang w:val="pt_PT" w:bidi="pt_PT"/>
+        </w:rPr>
+      </w:r>
+      <w:r>
+        <w:rPr>
+          <w:b/>
+          <w:lang w:val="pt_PT" w:bidi="pt_PT"/>
+        </w:rPr>
         <w:t>"</w:t>
       </w:r>
       <w:r>
@@ -4830,6 +5025,21 @@
           <w:b/>
           <w:lang w:val="pt_PT" w:bidi="pt_PT"/>
         </w:rPr>
+        <w:t>τὰ τίμια καὶ μέγιστα ἡμῖν ἐπαγγέλματα δεδώρηται</w:t>
+      </w:r>
+    </w:p>
+    <w:p>
+      <w:pPr/>
+      <w:r>
+        <w:rPr>
+          <w:lang w:val="pt_PT" w:bidi="pt_PT"/>
+        </w:rPr>
+      </w:r>
+      <w:r>
+        <w:rPr>
+          <w:b/>
+          <w:lang w:val="pt_PT" w:bidi="pt_PT"/>
+        </w:rPr>
         <w:t>"</w:t>
       </w:r>
       <w:r>
@@ -4966,6 +5176,21 @@
           <w:b/>
           <w:lang w:val="pt_PT" w:bidi="pt_PT"/>
         </w:rPr>
+        <w:t>ἵνα διὰ τούτων γένησθε θείας κοινωνοὶ φύσεως</w:t>
+      </w:r>
+    </w:p>
+    <w:p>
+      <w:pPr/>
+      <w:r>
+        <w:rPr>
+          <w:lang w:val="pt_PT" w:bidi="pt_PT"/>
+        </w:rPr>
+      </w:r>
+      <w:r>
+        <w:rPr>
+          <w:b/>
+          <w:lang w:val="pt_PT" w:bidi="pt_PT"/>
+        </w:rPr>
         <w:t>"</w:t>
       </w:r>
       <w:r>
@@ -5653,6 +5878,21 @@
           <w:b/>
           <w:lang w:val="pt_PT" w:bidi="pt_PT"/>
         </w:rPr>
+        <w:t>σπουδὴν πᾶσαν παρεισενέγκαντες</w:t>
+      </w:r>
+    </w:p>
+    <w:p>
+      <w:pPr/>
+      <w:r>
+        <w:rPr>
+          <w:lang w:val="pt_PT" w:bidi="pt_PT"/>
+        </w:rPr>
+      </w:r>
+      <w:r>
+        <w:rPr>
+          <w:b/>
+          <w:lang w:val="pt_PT" w:bidi="pt_PT"/>
+        </w:rPr>
         <w:t>"façam todo o possível".</w:t>
       </w:r>
     </w:p>
@@ -7627,6 +7867,21 @@
         <w:rPr>
           <w:lang w:val="pt_PT" w:bidi="pt_PT"/>
         </w:rPr>
+      </w:r>
+    </w:p>
+    <w:p>
+      <w:pPr/>
+      <w:r>
+        <w:rPr>
+          <w:lang w:val="pt_PT" w:bidi="pt_PT"/>
+        </w:rPr>
+      </w:r>
+      <w:r>
+        <w:rPr>
+          <w:b/>
+          <w:lang w:val="pt_PT" w:bidi="pt_PT"/>
+        </w:rPr>
+        <w:t>ταῦτα γὰρ ὑμῖν ὑπάρχοντα καὶ πλεονάζοντα</w:t>
       </w:r>
     </w:p>
     <w:p>
@@ -7769,6 +8024,21 @@
           <w:b/>
           <w:lang w:val="pt_PT" w:bidi="pt_PT"/>
         </w:rPr>
+        <w:t>ταῦτα γὰρ ὑμῖν ὑπάρχοντα καὶ πλεονάζοντα, οὐκ ἀργοὺς οὐδὲ ἀκάρπους καθίστησιν</w:t>
+      </w:r>
+    </w:p>
+    <w:p>
+      <w:pPr/>
+      <w:r>
+        <w:rPr>
+          <w:lang w:val="pt_PT" w:bidi="pt_PT"/>
+        </w:rPr>
+      </w:r>
+      <w:r>
+        <w:rPr>
+          <w:b/>
+          <w:lang w:val="pt_PT" w:bidi="pt_PT"/>
+        </w:rPr>
         <w:t>"</w:t>
       </w:r>
       <w:r>
@@ -8170,6 +8440,21 @@
           <w:b/>
           <w:lang w:val="pt_PT" w:bidi="pt_PT"/>
         </w:rPr>
+        <w:t>οὐκ ἀργοὺς οὐδὲ ἀκάρπους καθίστησιν</w:t>
+      </w:r>
+    </w:p>
+    <w:p>
+      <w:pPr/>
+      <w:r>
+        <w:rPr>
+          <w:lang w:val="pt_PT" w:bidi="pt_PT"/>
+        </w:rPr>
+      </w:r>
+      <w:r>
+        <w:rPr>
+          <w:b/>
+          <w:lang w:val="pt_PT" w:bidi="pt_PT"/>
+        </w:rPr>
         <w:t>"serão cada vez mais ativos e produzirão muita coisa boa".</w:t>
       </w:r>
     </w:p>
@@ -8415,6 +8700,21 @@
         <w:rPr>
           <w:lang w:val="pt_PT" w:bidi="pt_PT"/>
         </w:rPr>
+      </w:r>
+    </w:p>
+    <w:p>
+      <w:pPr/>
+      <w:r>
+        <w:rPr>
+          <w:lang w:val="pt_PT" w:bidi="pt_PT"/>
+        </w:rPr>
+      </w:r>
+      <w:r>
+        <w:rPr>
+          <w:b/>
+          <w:lang w:val="pt_PT" w:bidi="pt_PT"/>
+        </w:rPr>
+        <w:t>εἰς τὴν τοῦ Κυρίου ἡμῶν, Ἰησοῦ Χριστοῦ, ἐπίγνωσιν</w:t>
       </w:r>
     </w:p>
     <w:p>
@@ -8686,6 +8986,21 @@
           <w:b/>
           <w:lang w:val="pt_PT" w:bidi="pt_PT"/>
         </w:rPr>
+        <w:t>ᾧ &amp; μὴ πάρεστιν ταῦτα, τυφλός ἐστιν</w:t>
+      </w:r>
+    </w:p>
+    <w:p>
+      <w:pPr/>
+      <w:r>
+        <w:rPr>
+          <w:lang w:val="pt_PT" w:bidi="pt_PT"/>
+        </w:rPr>
+      </w:r>
+      <w:r>
+        <w:rPr>
+          <w:b/>
+          <w:lang w:val="pt_PT" w:bidi="pt_PT"/>
+        </w:rPr>
         <w:t>"</w:t>
       </w:r>
       <w:r>
@@ -9224,6 +9539,21 @@
           <w:b/>
           <w:lang w:val="pt_PT" w:bidi="pt_PT"/>
         </w:rPr>
+        <w:t>λήθην λαβὼν τοῦ καθαρισμοῦ</w:t>
+      </w:r>
+    </w:p>
+    <w:p>
+      <w:pPr/>
+      <w:r>
+        <w:rPr>
+          <w:lang w:val="pt_PT" w:bidi="pt_PT"/>
+        </w:rPr>
+      </w:r>
+      <w:r>
+        <w:rPr>
+          <w:b/>
+          <w:lang w:val="pt_PT" w:bidi="pt_PT"/>
+        </w:rPr>
         <w:t>"</w:t>
       </w:r>
       <w:r>
@@ -9347,6 +9677,21 @@
           <w:b/>
           <w:lang w:val="pt_PT" w:bidi="pt_PT"/>
         </w:rPr>
+        <w:t>τοῦ καθαρισμοῦ τῶν πάλαι αὐτοῦ ἁμαρτιῶν</w:t>
+      </w:r>
+    </w:p>
+    <w:p>
+      <w:pPr/>
+      <w:r>
+        <w:rPr>
+          <w:lang w:val="pt_PT" w:bidi="pt_PT"/>
+        </w:rPr>
+      </w:r>
+      <w:r>
+        <w:rPr>
+          <w:b/>
+          <w:lang w:val="pt_PT" w:bidi="pt_PT"/>
+        </w:rPr>
         <w:t>"</w:t>
       </w:r>
       <w:r>
@@ -9456,6 +9801,21 @@
         <w:rPr>
           <w:lang w:val="pt_PT" w:bidi="pt_PT"/>
         </w:rPr>
+      </w:r>
+    </w:p>
+    <w:p>
+      <w:pPr/>
+      <w:r>
+        <w:rPr>
+          <w:lang w:val="pt_PT" w:bidi="pt_PT"/>
+        </w:rPr>
+      </w:r>
+      <w:r>
+        <w:rPr>
+          <w:b/>
+          <w:lang w:val="pt_PT" w:bidi="pt_PT"/>
+        </w:rPr>
+        <w:t>τοῦ καθαρισμοῦ τῶν πάλαι αὐτοῦ ἁμαρτιῶν</w:t>
       </w:r>
     </w:p>
     <w:p>
@@ -10211,6 +10571,21 @@
           <w:b/>
           <w:lang w:val="pt_PT" w:bidi="pt_PT"/>
         </w:rPr>
+        <w:t>ταῦτα γὰρ ποιοῦντες οὐ μὴ πταίσητέ ποτε</w:t>
+      </w:r>
+    </w:p>
+    <w:p>
+      <w:pPr/>
+      <w:r>
+        <w:rPr>
+          <w:lang w:val="pt_PT" w:bidi="pt_PT"/>
+        </w:rPr>
+      </w:r>
+      <w:r>
+        <w:rPr>
+          <w:b/>
+          <w:lang w:val="pt_PT" w:bidi="pt_PT"/>
+        </w:rPr>
         <w:t>"</w:t>
       </w:r>
       <w:r>
@@ -10294,6 +10669,21 @@
         <w:rPr>
           <w:lang w:val="pt_PT" w:bidi="pt_PT"/>
         </w:rPr>
+      </w:r>
+    </w:p>
+    <w:p>
+      <w:pPr/>
+      <w:r>
+        <w:rPr>
+          <w:lang w:val="pt_PT" w:bidi="pt_PT"/>
+        </w:rPr>
+      </w:r>
+      <w:r>
+        <w:rPr>
+          <w:b/>
+          <w:lang w:val="pt_PT" w:bidi="pt_PT"/>
+        </w:rPr>
+        <w:t>οὐ μὴ πταίσητέ ποτε</w:t>
       </w:r>
     </w:p>
     <w:p>
@@ -10823,6 +11213,21 @@
           <w:b/>
           <w:lang w:val="pt_PT" w:bidi="pt_PT"/>
         </w:rPr>
+        <w:t>πλουσίως ἐπιχορηγηθήσεται ὑμῖν ἡ εἴσοδος εἰς τὴν αἰώνιον βασιλείαν</w:t>
+      </w:r>
+    </w:p>
+    <w:p>
+      <w:pPr/>
+      <w:r>
+        <w:rPr>
+          <w:lang w:val="pt_PT" w:bidi="pt_PT"/>
+        </w:rPr>
+      </w:r>
+      <w:r>
+        <w:rPr>
+          <w:b/>
+          <w:lang w:val="pt_PT" w:bidi="pt_PT"/>
+        </w:rPr>
         <w:t>"</w:t>
       </w:r>
       <w:r>
@@ -10906,6 +11311,21 @@
         <w:rPr>
           <w:lang w:val="pt_PT" w:bidi="pt_PT"/>
         </w:rPr>
+      </w:r>
+    </w:p>
+    <w:p>
+      <w:pPr/>
+      <w:r>
+        <w:rPr>
+          <w:lang w:val="pt_PT" w:bidi="pt_PT"/>
+        </w:rPr>
+      </w:r>
+      <w:r>
+        <w:rPr>
+          <w:b/>
+          <w:lang w:val="pt_PT" w:bidi="pt_PT"/>
+        </w:rPr>
+        <w:t>εἰς τὴν αἰώνιον βασιλείαν τοῦ Κυρίου ἡμῶν καὶ Σωτῆρος, Ἰησοῦ Χριστοῦ</w:t>
       </w:r>
     </w:p>
     <w:p>
@@ -11306,6 +11726,21 @@
           <w:b/>
           <w:lang w:val="pt_PT" w:bidi="pt_PT"/>
         </w:rPr>
+        <w:t>ἐστηριγμένους ἐν</w:t>
+      </w:r>
+    </w:p>
+    <w:p>
+      <w:pPr/>
+      <w:r>
+        <w:rPr>
+          <w:lang w:val="pt_PT" w:bidi="pt_PT"/>
+        </w:rPr>
+      </w:r>
+      <w:r>
+        <w:rPr>
+          <w:b/>
+          <w:lang w:val="pt_PT" w:bidi="pt_PT"/>
+        </w:rPr>
         <w:t>"</w:t>
       </w:r>
       <w:r>
@@ -11403,6 +11838,21 @@
           <w:b/>
           <w:lang w:val="pt_PT" w:bidi="pt_PT"/>
         </w:rPr>
+        <w:t>ἐστηριγμένους ἐν τῇ παρούσῃ ἀληθείᾳ</w:t>
+      </w:r>
+    </w:p>
+    <w:p>
+      <w:pPr/>
+      <w:r>
+        <w:rPr>
+          <w:lang w:val="pt_PT" w:bidi="pt_PT"/>
+        </w:rPr>
+      </w:r>
+      <w:r>
+        <w:rPr>
+          <w:b/>
+          <w:lang w:val="pt_PT" w:bidi="pt_PT"/>
+        </w:rPr>
         <w:t>"</w:t>
       </w:r>
       <w:r>
@@ -11499,6 +11949,21 @@
         <w:rPr>
           <w:lang w:val="pt_PT" w:bidi="pt_PT"/>
         </w:rPr>
+      </w:r>
+    </w:p>
+    <w:p>
+      <w:pPr/>
+      <w:r>
+        <w:rPr>
+          <w:lang w:val="pt_PT" w:bidi="pt_PT"/>
+        </w:rPr>
+      </w:r>
+      <w:r>
+        <w:rPr>
+          <w:b/>
+          <w:lang w:val="pt_PT" w:bidi="pt_PT"/>
+        </w:rPr>
+        <w:t>ἐν τῇ παρούσῃ ἀληθείᾳ</w:t>
       </w:r>
     </w:p>
     <w:p>
@@ -12498,6 +12963,21 @@
           <w:b/>
           <w:lang w:val="pt_PT" w:bidi="pt_PT"/>
         </w:rPr>
+        <w:t>ταχινή ἐστιν ἡ ἀπόθεσις τοῦ σκηνώματός μου</w:t>
+      </w:r>
+    </w:p>
+    <w:p>
+      <w:pPr/>
+      <w:r>
+        <w:rPr>
+          <w:lang w:val="pt_PT" w:bidi="pt_PT"/>
+        </w:rPr>
+      </w:r>
+      <w:r>
+        <w:rPr>
+          <w:b/>
+          <w:lang w:val="pt_PT" w:bidi="pt_PT"/>
+        </w:rPr>
         <w:t>"</w:t>
       </w:r>
       <w:r>
@@ -12627,6 +13107,21 @@
           <w:b/>
           <w:lang w:val="pt_PT" w:bidi="pt_PT"/>
         </w:rPr>
+        <w:t>ταχινή ἐστιν ἡ ἀπόθεσις τοῦ σκηνώματός μου</w:t>
+      </w:r>
+    </w:p>
+    <w:p>
+      <w:pPr/>
+      <w:r>
+        <w:rPr>
+          <w:lang w:val="pt_PT" w:bidi="pt_PT"/>
+        </w:rPr>
+      </w:r>
+      <w:r>
+        <w:rPr>
+          <w:b/>
+          <w:lang w:val="pt_PT" w:bidi="pt_PT"/>
+        </w:rPr>
         <w:t>"logo terei de deixar este corpo mortal".</w:t>
       </w:r>
     </w:p>
@@ -12749,6 +13244,21 @@
           <w:b/>
           <w:lang w:val="pt_PT" w:bidi="pt_PT"/>
         </w:rPr>
+        <w:t>καθὼς καὶ ὁ Κύριος ἡμῶν, Ἰησοῦς Χριστὸς, ἐδήλωσέν μοι</w:t>
+      </w:r>
+    </w:p>
+    <w:p>
+      <w:pPr/>
+      <w:r>
+        <w:rPr>
+          <w:lang w:val="pt_PT" w:bidi="pt_PT"/>
+        </w:rPr>
+      </w:r>
+      <w:r>
+        <w:rPr>
+          <w:b/>
+          <w:lang w:val="pt_PT" w:bidi="pt_PT"/>
+        </w:rPr>
         <w:t>"</w:t>
       </w:r>
       <w:r>
@@ -12923,6 +13433,21 @@
         <w:rPr>
           <w:lang w:val="pt_PT" w:bidi="pt_PT"/>
         </w:rPr>
+      </w:r>
+    </w:p>
+    <w:p>
+      <w:pPr/>
+      <w:r>
+        <w:rPr>
+          <w:lang w:val="pt_PT" w:bidi="pt_PT"/>
+        </w:rPr>
+      </w:r>
+      <w:r>
+        <w:rPr>
+          <w:b/>
+          <w:lang w:val="pt_PT" w:bidi="pt_PT"/>
+        </w:rPr>
+        <w:t>ἑκάστοτε, ἔχειν ὑμᾶς &amp; τὴν τούτων μνήμην ποιεῖσθαι</w:t>
       </w:r>
     </w:p>
     <w:p>
@@ -13499,6 +14024,21 @@
           <w:b/>
           <w:lang w:val="pt_PT" w:bidi="pt_PT"/>
         </w:rPr>
+        <w:t>οὐ &amp; ἐγνωρίσαμεν</w:t>
+      </w:r>
+    </w:p>
+    <w:p>
+      <w:pPr/>
+      <w:r>
+        <w:rPr>
+          <w:lang w:val="pt_PT" w:bidi="pt_PT"/>
+        </w:rPr>
+      </w:r>
+      <w:r>
+        <w:rPr>
+          <w:b/>
+          <w:lang w:val="pt_PT" w:bidi="pt_PT"/>
+        </w:rPr>
         <w:t>"</w:t>
       </w:r>
       <w:r>
@@ -13852,6 +14392,21 @@
           <w:b/>
           <w:lang w:val="pt_PT" w:bidi="pt_PT"/>
         </w:rPr>
+        <w:t>τοῦ Κυρίου ἡμῶν Ἰησοῦ Χριστοῦ</w:t>
+      </w:r>
+    </w:p>
+    <w:p>
+      <w:pPr/>
+      <w:r>
+        <w:rPr>
+          <w:lang w:val="pt_PT" w:bidi="pt_PT"/>
+        </w:rPr>
+      </w:r>
+      <w:r>
+        <w:rPr>
+          <w:b/>
+          <w:lang w:val="pt_PT" w:bidi="pt_PT"/>
+        </w:rPr>
         <w:t>"do nosso Senhor Jesus Cristo".</w:t>
       </w:r>
     </w:p>
@@ -14026,6 +14581,21 @@
         <w:rPr>
           <w:lang w:val="pt_PT" w:bidi="pt_PT"/>
         </w:rPr>
+      </w:r>
+    </w:p>
+    <w:p>
+      <w:pPr/>
+      <w:r>
+        <w:rPr>
+          <w:lang w:val="pt_PT" w:bidi="pt_PT"/>
+        </w:rPr>
+      </w:r>
+      <w:r>
+        <w:rPr>
+          <w:b/>
+          <w:lang w:val="pt_PT" w:bidi="pt_PT"/>
+        </w:rPr>
+        <w:t>τῆς ἐκείνου μεγαλειότητος</w:t>
       </w:r>
     </w:p>
     <w:p>
@@ -14417,6 +14987,21 @@
           <w:b/>
           <w:lang w:val="pt_PT" w:bidi="pt_PT"/>
         </w:rPr>
+        <w:t>παρὰ Θεοῦ Πατρὸς</w:t>
+      </w:r>
+    </w:p>
+    <w:p>
+      <w:pPr/>
+      <w:r>
+        <w:rPr>
+          <w:lang w:val="pt_PT" w:bidi="pt_PT"/>
+        </w:rPr>
+      </w:r>
+      <w:r>
+        <w:rPr>
+          <w:b/>
+          <w:lang w:val="pt_PT" w:bidi="pt_PT"/>
+        </w:rPr>
         <w:t>"</w:t>
       </w:r>
       <w:r>
@@ -14521,6 +15106,21 @@
           <w:b/>
           <w:lang w:val="pt_PT" w:bidi="pt_PT"/>
         </w:rPr>
+        <w:t>λαβὼν &amp; παρὰ Θεοῦ Πατρὸς τιμὴν καὶ δόξαν</w:t>
+      </w:r>
+    </w:p>
+    <w:p>
+      <w:pPr/>
+      <w:r>
+        <w:rPr>
+          <w:lang w:val="pt_PT" w:bidi="pt_PT"/>
+        </w:rPr>
+      </w:r>
+      <w:r>
+        <w:rPr>
+          <w:b/>
+          <w:lang w:val="pt_PT" w:bidi="pt_PT"/>
+        </w:rPr>
         <w:t>"</w:t>
       </w:r>
       <w:r>
@@ -14644,6 +15244,21 @@
           <w:b/>
           <w:lang w:val="pt_PT" w:bidi="pt_PT"/>
         </w:rPr>
+        <w:t>φωνῆς ἐνεχθείσης αὐτῷ τοιᾶσδε ὑπὸ τῆς Μεγαλοπρεποῦς Δόξης</w:t>
+      </w:r>
+    </w:p>
+    <w:p>
+      <w:pPr/>
+      <w:r>
+        <w:rPr>
+          <w:lang w:val="pt_PT" w:bidi="pt_PT"/>
+        </w:rPr>
+      </w:r>
+      <w:r>
+        <w:rPr>
+          <w:b/>
+          <w:lang w:val="pt_PT" w:bidi="pt_PT"/>
+        </w:rPr>
         <w:t>"</w:t>
       </w:r>
       <w:r>
@@ -14741,6 +15356,21 @@
           <w:b/>
           <w:lang w:val="pt_PT" w:bidi="pt_PT"/>
         </w:rPr>
+        <w:t>φωνῆς ἐνεχθείσης αὐτῷ τοιᾶσδε ὑπὸ τῆς Μεγαλοπρεποῦς Δόξης</w:t>
+      </w:r>
+    </w:p>
+    <w:p>
+      <w:pPr/>
+      <w:r>
+        <w:rPr>
+          <w:lang w:val="pt_PT" w:bidi="pt_PT"/>
+        </w:rPr>
+      </w:r>
+      <w:r>
+        <w:rPr>
+          <w:b/>
+          <w:lang w:val="pt_PT" w:bidi="pt_PT"/>
+        </w:rPr>
         <w:t>"</w:t>
       </w:r>
       <w:r>
@@ -15193,6 +15823,21 @@
           <w:b/>
           <w:lang w:val="pt_PT" w:bidi="pt_PT"/>
         </w:rPr>
+        <w:t>μου &amp; μου &amp; ἐγὼ</w:t>
+      </w:r>
+    </w:p>
+    <w:p>
+      <w:pPr/>
+      <w:r>
+        <w:rPr>
+          <w:lang w:val="pt_PT" w:bidi="pt_PT"/>
+        </w:rPr>
+      </w:r>
+      <w:r>
+        <w:rPr>
+          <w:b/>
+          <w:lang w:val="pt_PT" w:bidi="pt_PT"/>
+        </w:rPr>
         <w:t>"Este é o meu Filho querido, que me dá muita alegria".</w:t>
       </w:r>
     </w:p>
@@ -15302,6 +15947,21 @@
           <w:b/>
           <w:lang w:val="pt_PT" w:bidi="pt_PT"/>
         </w:rPr>
+        <w:t>ταύτην τὴν φωνὴν ἡμεῖς ἠκούσαμεν ἐξ οὐρανοῦ, ἐνεχθεῖσαν</w:t>
+      </w:r>
+    </w:p>
+    <w:p>
+      <w:pPr/>
+      <w:r>
+        <w:rPr>
+          <w:lang w:val="pt_PT" w:bidi="pt_PT"/>
+        </w:rPr>
+      </w:r>
+      <w:r>
+        <w:rPr>
+          <w:b/>
+          <w:lang w:val="pt_PT" w:bidi="pt_PT"/>
+        </w:rPr>
         <w:t>"</w:t>
       </w:r>
       <w:r>
@@ -15398,6 +16058,21 @@
         <w:rPr>
           <w:lang w:val="pt_PT" w:bidi="pt_PT"/>
         </w:rPr>
+      </w:r>
+    </w:p>
+    <w:p>
+      <w:pPr/>
+      <w:r>
+        <w:rPr>
+          <w:lang w:val="pt_PT" w:bidi="pt_PT"/>
+        </w:rPr>
+      </w:r>
+      <w:r>
+        <w:rPr>
+          <w:b/>
+          <w:lang w:val="pt_PT" w:bidi="pt_PT"/>
+        </w:rPr>
+        <w:t>ἐξ οὐρανοῦ, ἐνεχθεῖσαν</w:t>
       </w:r>
     </w:p>
     <w:p>
@@ -16424,6 +17099,21 @@
           <w:b/>
           <w:lang w:val="pt_PT" w:bidi="pt_PT"/>
         </w:rPr>
+        <w:t>ᾧ καλῶς ποιεῖτε προσέχοντες</w:t>
+      </w:r>
+    </w:p>
+    <w:p>
+      <w:pPr/>
+      <w:r>
+        <w:rPr>
+          <w:lang w:val="pt_PT" w:bidi="pt_PT"/>
+        </w:rPr>
+      </w:r>
+      <w:r>
+        <w:rPr>
+          <w:b/>
+          <w:lang w:val="pt_PT" w:bidi="pt_PT"/>
+        </w:rPr>
         <w:t>"</w:t>
       </w:r>
       <w:r>
@@ -17851,6 +18541,21 @@
           <w:b/>
           <w:lang w:val="pt_PT" w:bidi="pt_PT"/>
         </w:rPr>
+        <w:t>οὐ &amp; θελήματι ἀνθρώπου ἠνέχθη προφητεία ποτέ</w:t>
+      </w:r>
+    </w:p>
+    <w:p>
+      <w:pPr/>
+      <w:r>
+        <w:rPr>
+          <w:lang w:val="pt_PT" w:bidi="pt_PT"/>
+        </w:rPr>
+      </w:r>
+      <w:r>
+        <w:rPr>
+          <w:b/>
+          <w:lang w:val="pt_PT" w:bidi="pt_PT"/>
+        </w:rPr>
         <w:t>"</w:t>
       </w:r>
       <w:r>
@@ -17948,6 +18653,21 @@
           <w:b/>
           <w:lang w:val="pt_PT" w:bidi="pt_PT"/>
         </w:rPr>
+        <w:t>οὐ &amp; θελήματι ἀνθρώπου ἠνέχθη προφητεία ποτέ</w:t>
+      </w:r>
+    </w:p>
+    <w:p>
+      <w:pPr/>
+      <w:r>
+        <w:rPr>
+          <w:lang w:val="pt_PT" w:bidi="pt_PT"/>
+        </w:rPr>
+      </w:r>
+      <w:r>
+        <w:rPr>
+          <w:b/>
+          <w:lang w:val="pt_PT" w:bidi="pt_PT"/>
+        </w:rPr>
         <w:t>"</w:t>
       </w:r>
       <w:r>
@@ -18202,6 +18922,21 @@
           <w:b/>
           <w:lang w:val="pt_PT" w:bidi="pt_PT"/>
         </w:rPr>
+        <w:t>ὑπὸ Πνεύματος Ἁγίου φερόμενοι, ἐλάλησαν ἀπὸ Θεοῦ ἄνθρωποι</w:t>
+      </w:r>
+    </w:p>
+    <w:p>
+      <w:pPr/>
+      <w:r>
+        <w:rPr>
+          <w:lang w:val="pt_PT" w:bidi="pt_PT"/>
+        </w:rPr>
+      </w:r>
+      <w:r>
+        <w:rPr>
+          <w:b/>
+          <w:lang w:val="pt_PT" w:bidi="pt_PT"/>
+        </w:rPr>
         <w:t>"</w:t>
       </w:r>
       <w:r>
@@ -18706,6 +19441,21 @@
           <w:b/>
           <w:lang w:val="pt_PT" w:bidi="pt_PT"/>
         </w:rPr>
+        <w:t>ἐπάγοντες ἑαυτοῖς ταχινὴν ἀπώλειαν</w:t>
+      </w:r>
+    </w:p>
+    <w:p>
+      <w:pPr/>
+      <w:r>
+        <w:rPr>
+          <w:lang w:val="pt_PT" w:bidi="pt_PT"/>
+        </w:rPr>
+      </w:r>
+      <w:r>
+        <w:rPr>
+          <w:b/>
+          <w:lang w:val="pt_PT" w:bidi="pt_PT"/>
+        </w:rPr>
         <w:t xml:space="preserve">"E isso </w:t>
       </w:r>
       <w:r>
@@ -18941,6 +19691,21 @@
           <w:b/>
           <w:lang w:val="pt_PT" w:bidi="pt_PT"/>
         </w:rPr>
+        <w:t>αἱρέσεις ἀπωλείας</w:t>
+      </w:r>
+    </w:p>
+    <w:p>
+      <w:pPr/>
+      <w:r>
+        <w:rPr>
+          <w:lang w:val="pt_PT" w:bidi="pt_PT"/>
+        </w:rPr>
+      </w:r>
+      <w:r>
+        <w:rPr>
+          <w:b/>
+          <w:lang w:val="pt_PT" w:bidi="pt_PT"/>
+        </w:rPr>
         <w:t xml:space="preserve">"Eles ensinarão </w:t>
       </w:r>
       <w:r>
@@ -19442,6 +20207,21 @@
           <w:b/>
           <w:lang w:val="pt_PT" w:bidi="pt_PT"/>
         </w:rPr>
+        <w:t>τὸν ἀγοράσαντα αὐτοὺς Δεσπότην</w:t>
+      </w:r>
+    </w:p>
+    <w:p>
+      <w:pPr/>
+      <w:r>
+        <w:rPr>
+          <w:lang w:val="pt_PT" w:bidi="pt_PT"/>
+        </w:rPr>
+      </w:r>
+      <w:r>
+        <w:rPr>
+          <w:b/>
+          <w:lang w:val="pt_PT" w:bidi="pt_PT"/>
+        </w:rPr>
         <w:t>"</w:t>
       </w:r>
       <w:r>
@@ -20852,6 +21632,21 @@
           <w:b/>
           <w:lang w:val="pt_PT" w:bidi="pt_PT"/>
         </w:rPr>
+        <w:t>ἡ ὁδὸς τῆς ἀληθείας βλασφημηθήσεται</w:t>
+      </w:r>
+    </w:p>
+    <w:p>
+      <w:pPr/>
+      <w:r>
+        <w:rPr>
+          <w:lang w:val="pt_PT" w:bidi="pt_PT"/>
+        </w:rPr>
+      </w:r>
+      <w:r>
+        <w:rPr>
+          <w:b/>
+          <w:lang w:val="pt_PT" w:bidi="pt_PT"/>
+        </w:rPr>
         <w:t>"</w:t>
       </w:r>
       <w:r>
@@ -20949,6 +21744,21 @@
           <w:b/>
           <w:lang w:val="pt_PT" w:bidi="pt_PT"/>
         </w:rPr>
+        <w:t>ἡ ὁδὸς τῆς ἀληθείας βλασφημηθήσεται</w:t>
+      </w:r>
+    </w:p>
+    <w:p>
+      <w:pPr/>
+      <w:r>
+        <w:rPr>
+          <w:lang w:val="pt_PT" w:bidi="pt_PT"/>
+        </w:rPr>
+      </w:r>
+      <w:r>
+        <w:rPr>
+          <w:b/>
+          <w:lang w:val="pt_PT" w:bidi="pt_PT"/>
+        </w:rPr>
         <w:t>"</w:t>
       </w:r>
       <w:r>
@@ -21164,6 +21974,21 @@
           <w:b/>
           <w:lang w:val="pt_PT" w:bidi="pt_PT"/>
         </w:rPr>
+        <w:t>τὸ κρίμα ἔκπαλαι οὐκ ἀργεῖ, καὶ ἡ ἀπώλεια αὐτῶν οὐ νυστάζει</w:t>
+      </w:r>
+    </w:p>
+    <w:p>
+      <w:pPr/>
+      <w:r>
+        <w:rPr>
+          <w:lang w:val="pt_PT" w:bidi="pt_PT"/>
+        </w:rPr>
+      </w:r>
+      <w:r>
+        <w:rPr>
+          <w:b/>
+          <w:lang w:val="pt_PT" w:bidi="pt_PT"/>
+        </w:rPr>
         <w:t>"</w:t>
       </w:r>
       <w:r>
@@ -21318,6 +22143,21 @@
         <w:rPr>
           <w:lang w:val="pt_PT" w:bidi="pt_PT"/>
         </w:rPr>
+      </w:r>
+    </w:p>
+    <w:p>
+      <w:pPr/>
+      <w:r>
+        <w:rPr>
+          <w:lang w:val="pt_PT" w:bidi="pt_PT"/>
+        </w:rPr>
+      </w:r>
+      <w:r>
+        <w:rPr>
+          <w:b/>
+          <w:lang w:val="pt_PT" w:bidi="pt_PT"/>
+        </w:rPr>
+        <w:t>οἷς τὸ κρίμα ἔκπαλαι οὐκ ἀργεῖ, καὶ ἡ ἀπώλεια αὐτῶν οὐ νυστάζει</w:t>
       </w:r>
     </w:p>
     <w:p>
@@ -22015,6 +22855,21 @@
           <w:b/>
           <w:lang w:val="pt_PT" w:bidi="pt_PT"/>
         </w:rPr>
+        <w:t>οἷς τὸ κρίμα ἔκπαλαι οὐκ ἀργεῖ</w:t>
+      </w:r>
+    </w:p>
+    <w:p>
+      <w:pPr/>
+      <w:r>
+        <w:rPr>
+          <w:lang w:val="pt_PT" w:bidi="pt_PT"/>
+        </w:rPr>
+      </w:r>
+      <w:r>
+        <w:rPr>
+          <w:b/>
+          <w:lang w:val="pt_PT" w:bidi="pt_PT"/>
+        </w:rPr>
         <w:t>"</w:t>
       </w:r>
       <w:r>
@@ -22156,6 +23011,21 @@
           <w:b/>
           <w:lang w:val="pt_PT" w:bidi="pt_PT"/>
         </w:rPr>
+        <w:t>οἷς τὸ κρίμα ἔκπαλαι οὐκ ἀργεῖ</w:t>
+      </w:r>
+    </w:p>
+    <w:p>
+      <w:pPr/>
+      <w:r>
+        <w:rPr>
+          <w:lang w:val="pt_PT" w:bidi="pt_PT"/>
+        </w:rPr>
+      </w:r>
+      <w:r>
+        <w:rPr>
+          <w:b/>
+          <w:lang w:val="pt_PT" w:bidi="pt_PT"/>
+        </w:rPr>
         <w:t>"Mas faz muito tempo que o Juiz está alerta".</w:t>
       </w:r>
     </w:p>
@@ -22245,6 +23115,21 @@
           <w:b/>
           <w:lang w:val="pt_PT" w:bidi="pt_PT"/>
         </w:rPr>
+        <w:t>οἷς τὸ κρίμα ἔκπαλαι οὐκ ἀργεῖ, καὶ ἡ ἀπώλεια αὐτῶν οὐ νυστάζει</w:t>
+      </w:r>
+    </w:p>
+    <w:p>
+      <w:pPr/>
+      <w:r>
+        <w:rPr>
+          <w:lang w:val="pt_PT" w:bidi="pt_PT"/>
+        </w:rPr>
+      </w:r>
+      <w:r>
+        <w:rPr>
+          <w:b/>
+          <w:lang w:val="pt_PT" w:bidi="pt_PT"/>
+        </w:rPr>
         <w:t>"</w:t>
       </w:r>
       <w:r>
@@ -22328,6 +23213,21 @@
         <w:rPr>
           <w:lang w:val="pt_PT" w:bidi="pt_PT"/>
         </w:rPr>
+      </w:r>
+    </w:p>
+    <w:p>
+      <w:pPr/>
+      <w:r>
+        <w:rPr>
+          <w:lang w:val="pt_PT" w:bidi="pt_PT"/>
+        </w:rPr>
+      </w:r>
+      <w:r>
+        <w:rPr>
+          <w:b/>
+          <w:lang w:val="pt_PT" w:bidi="pt_PT"/>
+        </w:rPr>
+        <w:t>οἷς τὸ κρίμα ἔκπαλαι οὐκ ἀργεῖ, καὶ ἡ ἀπώλεια αὐτῶν οὐ νυστάζει</w:t>
       </w:r>
     </w:p>
     <w:p>
@@ -23301,6 +24201,21 @@
           <w:b/>
           <w:lang w:val="pt_PT" w:bidi="pt_PT"/>
         </w:rPr>
+        <w:t>ἀγγέλων ἁμαρτησάντων</w:t>
+      </w:r>
+    </w:p>
+    <w:p>
+      <w:pPr/>
+      <w:r>
+        <w:rPr>
+          <w:lang w:val="pt_PT" w:bidi="pt_PT"/>
+        </w:rPr>
+      </w:r>
+      <w:r>
+        <w:rPr>
+          <w:b/>
+          <w:lang w:val="pt_PT" w:bidi="pt_PT"/>
+        </w:rPr>
         <w:t>"</w:t>
       </w:r>
       <w:r>
@@ -24357,6 +25272,21 @@
           <w:b/>
           <w:lang w:val="pt_PT" w:bidi="pt_PT"/>
         </w:rPr>
+        <w:t>ἀρχαίου κόσμου οὐκ ἐφείσατο</w:t>
+      </w:r>
+    </w:p>
+    <w:p>
+      <w:pPr/>
+      <w:r>
+        <w:rPr>
+          <w:lang w:val="pt_PT" w:bidi="pt_PT"/>
+        </w:rPr>
+      </w:r>
+      <w:r>
+        <w:rPr>
+          <w:b/>
+          <w:lang w:val="pt_PT" w:bidi="pt_PT"/>
+        </w:rPr>
         <w:t>"</w:t>
       </w:r>
       <w:r>
@@ -25269,6 +26199,21 @@
           <w:b/>
           <w:lang w:val="pt_PT" w:bidi="pt_PT"/>
         </w:rPr>
+        <w:t>κατακλυσμὸν κόσμῳ ἀσεβῶν ἐπάξας</w:t>
+      </w:r>
+    </w:p>
+    <w:p>
+      <w:pPr/>
+      <w:r>
+        <w:rPr>
+          <w:lang w:val="pt_PT" w:bidi="pt_PT"/>
+        </w:rPr>
+      </w:r>
+      <w:r>
+        <w:rPr>
+          <w:b/>
+          <w:lang w:val="pt_PT" w:bidi="pt_PT"/>
+        </w:rPr>
         <w:t>"</w:t>
       </w:r>
       <w:r>
@@ -25506,6 +26451,21 @@
           <w:b/>
           <w:lang w:val="pt_PT" w:bidi="pt_PT"/>
         </w:rPr>
+        <w:t>καὶ πόλεις Σοδόμων καὶ Γομόρρας τεφρώσας καταστροφῇ κατέκρινεν</w:t>
+      </w:r>
+    </w:p>
+    <w:p>
+      <w:pPr/>
+      <w:r>
+        <w:rPr>
+          <w:lang w:val="pt_PT" w:bidi="pt_PT"/>
+        </w:rPr>
+      </w:r>
+      <w:r>
+        <w:rPr>
+          <w:b/>
+          <w:lang w:val="pt_PT" w:bidi="pt_PT"/>
+        </w:rPr>
         <w:t>"</w:t>
       </w:r>
       <w:r>
@@ -25629,6 +26589,21 @@
           <w:b/>
           <w:lang w:val="pt_PT" w:bidi="pt_PT"/>
         </w:rPr>
+        <w:t>πόλεις Σοδόμων καὶ Γομόρρας τεφρώσας</w:t>
+      </w:r>
+    </w:p>
+    <w:p>
+      <w:pPr/>
+      <w:r>
+        <w:rPr>
+          <w:lang w:val="pt_PT" w:bidi="pt_PT"/>
+        </w:rPr>
+      </w:r>
+      <w:r>
+        <w:rPr>
+          <w:b/>
+          <w:lang w:val="pt_PT" w:bidi="pt_PT"/>
+        </w:rPr>
         <w:t>"</w:t>
       </w:r>
       <w:r>
@@ -25719,6 +26694,21 @@
           <w:b/>
           <w:lang w:val="pt_PT" w:bidi="pt_PT"/>
         </w:rPr>
+        <w:t>καταστροφῇ κατέκρινεν</w:t>
+      </w:r>
+    </w:p>
+    <w:p>
+      <w:pPr/>
+      <w:r>
+        <w:rPr>
+          <w:lang w:val="pt_PT" w:bidi="pt_PT"/>
+        </w:rPr>
+      </w:r>
+      <w:r>
+        <w:rPr>
+          <w:b/>
+          <w:lang w:val="pt_PT" w:bidi="pt_PT"/>
+        </w:rPr>
         <w:t>"</w:t>
       </w:r>
       <w:r>
@@ -25952,6 +26942,21 @@
         <w:rPr>
           <w:lang w:val="pt_PT" w:bidi="pt_PT"/>
         </w:rPr>
+      </w:r>
+    </w:p>
+    <w:p>
+      <w:pPr/>
+      <w:r>
+        <w:rPr>
+          <w:lang w:val="pt_PT" w:bidi="pt_PT"/>
+        </w:rPr>
+      </w:r>
+      <w:r>
+        <w:rPr>
+          <w:b/>
+          <w:lang w:val="pt_PT" w:bidi="pt_PT"/>
+        </w:rPr>
+        <w:t>ὑπόδειγμα μελλόντων ἀσεβέσιν τεθεικώς</w:t>
       </w:r>
     </w:p>
     <w:p>
@@ -26472,6 +27477,21 @@
           <w:b/>
           <w:lang w:val="pt_PT" w:bidi="pt_PT"/>
         </w:rPr>
+        <w:t>καταπονούμενον ὑπὸ τῆς τῶν ἀθέσμων ἐν ἀσελγείᾳ ἀναστροφῆς</w:t>
+      </w:r>
+    </w:p>
+    <w:p>
+      <w:pPr/>
+      <w:r>
+        <w:rPr>
+          <w:lang w:val="pt_PT" w:bidi="pt_PT"/>
+        </w:rPr>
+      </w:r>
+      <w:r>
+        <w:rPr>
+          <w:b/>
+          <w:lang w:val="pt_PT" w:bidi="pt_PT"/>
+        </w:rPr>
         <w:t>"</w:t>
       </w:r>
       <w:r>
@@ -26582,6 +27602,21 @@
           <w:b/>
           <w:lang w:val="pt_PT" w:bidi="pt_PT"/>
         </w:rPr>
+        <w:t>καταπονούμενον ὑπὸ τῆς τῶν ἀθέσμων ἐν ἀσελγείᾳ ἀναστροφῆς</w:t>
+      </w:r>
+    </w:p>
+    <w:p>
+      <w:pPr/>
+      <w:r>
+        <w:rPr>
+          <w:lang w:val="pt_PT" w:bidi="pt_PT"/>
+        </w:rPr>
+      </w:r>
+      <w:r>
+        <w:rPr>
+          <w:b/>
+          <w:lang w:val="pt_PT" w:bidi="pt_PT"/>
+        </w:rPr>
         <w:t>"</w:t>
       </w:r>
       <w:r>
@@ -26691,6 +27726,21 @@
           <w:b/>
           <w:lang w:val="pt_PT" w:bidi="pt_PT"/>
         </w:rPr>
+        <w:t>ὑπὸ τῆς τῶν ἀθέσμων ἐν ἀσελγείᾳ ἀναστροφῆς</w:t>
+      </w:r>
+    </w:p>
+    <w:p>
+      <w:pPr/>
+      <w:r>
+        <w:rPr>
+          <w:lang w:val="pt_PT" w:bidi="pt_PT"/>
+        </w:rPr>
+      </w:r>
+      <w:r>
+        <w:rPr>
+          <w:b/>
+          <w:lang w:val="pt_PT" w:bidi="pt_PT"/>
+        </w:rPr>
         <w:t>"</w:t>
       </w:r>
       <w:r>
@@ -26814,6 +27864,21 @@
           <w:b/>
           <w:lang w:val="pt_PT" w:bidi="pt_PT"/>
         </w:rPr>
+        <w:t>ὑπὸ τῆς τῶν ἀθέσμων &amp; ἀναστροφῆς</w:t>
+      </w:r>
+    </w:p>
+    <w:p>
+      <w:pPr/>
+      <w:r>
+        <w:rPr>
+          <w:lang w:val="pt_PT" w:bidi="pt_PT"/>
+        </w:rPr>
+      </w:r>
+      <w:r>
+        <w:rPr>
+          <w:b/>
+          <w:lang w:val="pt_PT" w:bidi="pt_PT"/>
+        </w:rPr>
         <w:t>"porque conhecia a vida daquela gente imoral".</w:t>
       </w:r>
     </w:p>
@@ -26923,6 +27988,21 @@
           <w:b/>
           <w:lang w:val="pt_PT" w:bidi="pt_PT"/>
         </w:rPr>
+        <w:t>τῆς τῶν ἀθέσμων ἐν ἀσελγείᾳ ἀναστροφῆς</w:t>
+      </w:r>
+    </w:p>
+    <w:p>
+      <w:pPr/>
+      <w:r>
+        <w:rPr>
+          <w:lang w:val="pt_PT" w:bidi="pt_PT"/>
+        </w:rPr>
+      </w:r>
+      <w:r>
+        <w:rPr>
+          <w:b/>
+          <w:lang w:val="pt_PT" w:bidi="pt_PT"/>
+        </w:rPr>
         <w:t>"porque conhecia a vida daquela gente imoral".</w:t>
       </w:r>
     </w:p>
@@ -27023,6 +28103,21 @@
         <w:rPr>
           <w:lang w:val="pt_PT" w:bidi="pt_PT"/>
         </w:rPr>
+      </w:r>
+    </w:p>
+    <w:p>
+      <w:pPr/>
+      <w:r>
+        <w:rPr>
+          <w:lang w:val="pt_PT" w:bidi="pt_PT"/>
+        </w:rPr>
+      </w:r>
+      <w:r>
+        <w:rPr>
+          <w:b/>
+          <w:lang w:val="pt_PT" w:bidi="pt_PT"/>
+        </w:rPr>
+        <w:t>τῆς τῶν ἀθέσμων ἐν ἀσελγείᾳ ἀναστροφῆς</w:t>
       </w:r>
     </w:p>
     <w:p>
@@ -27425,6 +28520,21 @@
           <w:b/>
           <w:lang w:val="pt_PT" w:bidi="pt_PT"/>
         </w:rPr>
+        <w:t>βλέμματι γὰρ καὶ ἀκοῇ</w:t>
+      </w:r>
+    </w:p>
+    <w:p>
+      <w:pPr/>
+      <w:r>
+        <w:rPr>
+          <w:lang w:val="pt_PT" w:bidi="pt_PT"/>
+        </w:rPr>
+      </w:r>
+      <w:r>
+        <w:rPr>
+          <w:b/>
+          <w:lang w:val="pt_PT" w:bidi="pt_PT"/>
+        </w:rPr>
         <w:t>"</w:t>
       </w:r>
       <w:r>
@@ -27634,6 +28744,21 @@
           <w:b/>
           <w:lang w:val="pt_PT" w:bidi="pt_PT"/>
         </w:rPr>
+        <w:t>ἐνκατοικῶν ἐν αὐτοῖς</w:t>
+      </w:r>
+    </w:p>
+    <w:p>
+      <w:pPr/>
+      <w:r>
+        <w:rPr>
+          <w:lang w:val="pt_PT" w:bidi="pt_PT"/>
+        </w:rPr>
+      </w:r>
+      <w:r>
+        <w:rPr>
+          <w:b/>
+          <w:lang w:val="pt_PT" w:bidi="pt_PT"/>
+        </w:rPr>
         <w:t>"</w:t>
       </w:r>
       <w:r>
@@ -27977,6 +29102,21 @@
         <w:rPr>
           <w:lang w:val="pt_PT" w:bidi="pt_PT"/>
         </w:rPr>
+      </w:r>
+    </w:p>
+    <w:p>
+      <w:pPr/>
+      <w:r>
+        <w:rPr>
+          <w:lang w:val="pt_PT" w:bidi="pt_PT"/>
+        </w:rPr>
+      </w:r>
+      <w:r>
+        <w:rPr>
+          <w:b/>
+          <w:lang w:val="pt_PT" w:bidi="pt_PT"/>
+        </w:rPr>
+        <w:t>ψυχὴν δικαίαν &amp; ἐβασάνιζεν</w:t>
       </w:r>
     </w:p>
     <w:p>
@@ -28435,6 +29575,21 @@
           <w:b/>
           <w:lang w:val="pt_PT" w:bidi="pt_PT"/>
         </w:rPr>
+        <w:t>ἀδίκους δὲ εἰς ἡμέραν κρίσεως κολαζομένους τηρεῖν</w:t>
+      </w:r>
+    </w:p>
+    <w:p>
+      <w:pPr/>
+      <w:r>
+        <w:rPr>
+          <w:lang w:val="pt_PT" w:bidi="pt_PT"/>
+        </w:rPr>
+      </w:r>
+      <w:r>
+        <w:rPr>
+          <w:b/>
+          <w:lang w:val="pt_PT" w:bidi="pt_PT"/>
+        </w:rPr>
         <w:t>"</w:t>
       </w:r>
       <w:r>
@@ -28558,6 +29713,21 @@
           <w:b/>
           <w:lang w:val="pt_PT" w:bidi="pt_PT"/>
         </w:rPr>
+        <w:t>πειρασμοῦ &amp; ἀδίκους δὲ εἰς ἡμέραν κρίσεως κολαζομένους τηρεῖν</w:t>
+      </w:r>
+    </w:p>
+    <w:p>
+      <w:pPr/>
+      <w:r>
+        <w:rPr>
+          <w:lang w:val="pt_PT" w:bidi="pt_PT"/>
+        </w:rPr>
+      </w:r>
+      <w:r>
+        <w:rPr>
+          <w:b/>
+          <w:lang w:val="pt_PT" w:bidi="pt_PT"/>
+        </w:rPr>
         <w:t>"</w:t>
       </w:r>
       <w:r>
@@ -28772,6 +29942,21 @@
         <w:rPr>
           <w:lang w:val="pt_PT" w:bidi="pt_PT"/>
         </w:rPr>
+      </w:r>
+    </w:p>
+    <w:p>
+      <w:pPr/>
+      <w:r>
+        <w:rPr>
+          <w:lang w:val="pt_PT" w:bidi="pt_PT"/>
+        </w:rPr>
+      </w:r>
+      <w:r>
+        <w:rPr>
+          <w:b/>
+          <w:lang w:val="pt_PT" w:bidi="pt_PT"/>
+        </w:rPr>
+        <w:t>ἀδίκους &amp; κολαζομένους τηρεῖν</w:t>
       </w:r>
     </w:p>
     <w:p>
@@ -29504,6 +30689,21 @@
           <w:b/>
           <w:lang w:val="pt_PT" w:bidi="pt_PT"/>
         </w:rPr>
+        <w:t>δόξας &amp; βλασφημοῦντες</w:t>
+      </w:r>
+    </w:p>
+    <w:p>
+      <w:pPr/>
+      <w:r>
+        <w:rPr>
+          <w:lang w:val="pt_PT" w:bidi="pt_PT"/>
+        </w:rPr>
+      </w:r>
+      <w:r>
+        <w:rPr>
+          <w:b/>
+          <w:lang w:val="pt_PT" w:bidi="pt_PT"/>
+        </w:rPr>
         <w:t>"</w:t>
       </w:r>
       <w:r>
@@ -29975,6 +31175,21 @@
           <w:b/>
           <w:lang w:val="pt_PT" w:bidi="pt_PT"/>
         </w:rPr>
+        <w:t>ἐν ἐπιθυμίᾳ μιασμοῦ</w:t>
+      </w:r>
+    </w:p>
+    <w:p>
+      <w:pPr/>
+      <w:r>
+        <w:rPr>
+          <w:lang w:val="pt_PT" w:bidi="pt_PT"/>
+        </w:rPr>
+      </w:r>
+      <w:r>
+        <w:rPr>
+          <w:b/>
+          <w:lang w:val="pt_PT" w:bidi="pt_PT"/>
+        </w:rPr>
         <w:t>"</w:t>
       </w:r>
       <w:r>
@@ -30064,6 +31279,21 @@
         <w:rPr>
           <w:lang w:val="pt_PT" w:bidi="pt_PT"/>
         </w:rPr>
+      </w:r>
+    </w:p>
+    <w:p>
+      <w:pPr/>
+      <w:r>
+        <w:rPr>
+          <w:lang w:val="pt_PT" w:bidi="pt_PT"/>
+        </w:rPr>
+      </w:r>
+      <w:r>
+        <w:rPr>
+          <w:b/>
+          <w:lang w:val="pt_PT" w:bidi="pt_PT"/>
+        </w:rPr>
+        <w:t>ἐν ἐπιθυμίᾳ μιασμοῦ</w:t>
       </w:r>
     </w:p>
     <w:p>
@@ -31118,6 +32348,21 @@
           <w:b/>
           <w:lang w:val="pt_PT" w:bidi="pt_PT"/>
         </w:rPr>
+        <w:t>οὐ φέρουσιν κατ’ αὐτῶν &amp; βλάσφημον κρίσιν</w:t>
+      </w:r>
+    </w:p>
+    <w:p>
+      <w:pPr/>
+      <w:r>
+        <w:rPr>
+          <w:lang w:val="pt_PT" w:bidi="pt_PT"/>
+        </w:rPr>
+      </w:r>
+      <w:r>
+        <w:rPr>
+          <w:b/>
+          <w:lang w:val="pt_PT" w:bidi="pt_PT"/>
+        </w:rPr>
         <w:t>"</w:t>
       </w:r>
       <w:r>
@@ -31469,6 +32714,21 @@
           <w:b/>
           <w:lang w:val="pt_PT" w:bidi="pt_PT"/>
         </w:rPr>
+        <w:t>καὶ φθαρήσονται</w:t>
+      </w:r>
+    </w:p>
+    <w:p>
+      <w:pPr/>
+      <w:r>
+        <w:rPr>
+          <w:lang w:val="pt_PT" w:bidi="pt_PT"/>
+        </w:rPr>
+      </w:r>
+      <w:r>
+        <w:rPr>
+          <w:b/>
+          <w:lang w:val="pt_PT" w:bidi="pt_PT"/>
+        </w:rPr>
         <w:t>"eles serão destruídos".</w:t>
       </w:r>
     </w:p>
@@ -31945,6 +33205,21 @@
           <w:b/>
           <w:lang w:val="pt_PT" w:bidi="pt_PT"/>
         </w:rPr>
+        <w:t>γεγεννημένα φυσικὰ εἰς ἅλωσιν καὶ φθοράν</w:t>
+      </w:r>
+    </w:p>
+    <w:p>
+      <w:pPr/>
+      <w:r>
+        <w:rPr>
+          <w:lang w:val="pt_PT" w:bidi="pt_PT"/>
+        </w:rPr>
+      </w:r>
+      <w:r>
+        <w:rPr>
+          <w:b/>
+          <w:lang w:val="pt_PT" w:bidi="pt_PT"/>
+        </w:rPr>
         <w:t>"</w:t>
       </w:r>
       <w:r>
@@ -32042,6 +33317,21 @@
           <w:b/>
           <w:lang w:val="pt_PT" w:bidi="pt_PT"/>
         </w:rPr>
+        <w:t>γεγεννημένα φυσικὰ εἰς ἅλωσιν καὶ φθοράν</w:t>
+      </w:r>
+    </w:p>
+    <w:p>
+      <w:pPr/>
+      <w:r>
+        <w:rPr>
+          <w:lang w:val="pt_PT" w:bidi="pt_PT"/>
+        </w:rPr>
+      </w:r>
+      <w:r>
+        <w:rPr>
+          <w:b/>
+          <w:lang w:val="pt_PT" w:bidi="pt_PT"/>
+        </w:rPr>
         <w:t>"</w:t>
       </w:r>
       <w:r>
@@ -32413,6 +33703,21 @@
         <w:rPr>
           <w:lang w:val="pt_PT" w:bidi="pt_PT"/>
         </w:rPr>
+      </w:r>
+    </w:p>
+    <w:p>
+      <w:pPr/>
+      <w:r>
+        <w:rPr>
+          <w:lang w:val="pt_PT" w:bidi="pt_PT"/>
+        </w:rPr>
+      </w:r>
+      <w:r>
+        <w:rPr>
+          <w:b/>
+          <w:lang w:val="pt_PT" w:bidi="pt_PT"/>
+        </w:rPr>
+        <w:t>ἐν οἷς ἀγνοοῦσιν βλασφημοῦντες</w:t>
       </w:r>
     </w:p>
     <w:p>
@@ -32639,6 +33944,21 @@
           <w:b/>
           <w:lang w:val="pt_PT" w:bidi="pt_PT"/>
         </w:rPr>
+        <w:t>ἐν τῇ φθορᾷ αὐτῶν καὶ φθαρήσονται</w:t>
+      </w:r>
+    </w:p>
+    <w:p>
+      <w:pPr/>
+      <w:r>
+        <w:rPr>
+          <w:lang w:val="pt_PT" w:bidi="pt_PT"/>
+        </w:rPr>
+      </w:r>
+      <w:r>
+        <w:rPr>
+          <w:b/>
+          <w:lang w:val="pt_PT" w:bidi="pt_PT"/>
+        </w:rPr>
         <w:t>"</w:t>
       </w:r>
       <w:r>
@@ -33916,6 +35236,21 @@
           <w:b/>
           <w:lang w:val="pt_PT" w:bidi="pt_PT"/>
         </w:rPr>
+        <w:t>ὀφθαλμοὺς ἔχοντες μεστοὺς μοιχαλίδος</w:t>
+      </w:r>
+    </w:p>
+    <w:p>
+      <w:pPr/>
+      <w:r>
+        <w:rPr>
+          <w:lang w:val="pt_PT" w:bidi="pt_PT"/>
+        </w:rPr>
+      </w:r>
+      <w:r>
+        <w:rPr>
+          <w:b/>
+          <w:lang w:val="pt_PT" w:bidi="pt_PT"/>
+        </w:rPr>
         <w:t>"</w:t>
       </w:r>
       <w:r>
@@ -34425,6 +35760,21 @@
           <w:b/>
           <w:lang w:val="pt_PT" w:bidi="pt_PT"/>
         </w:rPr>
+        <w:t>δελεάζοντες ψυχὰς ἀστηρίκτους</w:t>
+      </w:r>
+    </w:p>
+    <w:p>
+      <w:pPr/>
+      <w:r>
+        <w:rPr>
+          <w:lang w:val="pt_PT" w:bidi="pt_PT"/>
+        </w:rPr>
+      </w:r>
+      <w:r>
+        <w:rPr>
+          <w:b/>
+          <w:lang w:val="pt_PT" w:bidi="pt_PT"/>
+        </w:rPr>
         <w:t>"</w:t>
       </w:r>
       <w:r>
@@ -34534,6 +35884,21 @@
         <w:rPr>
           <w:lang w:val="pt_PT" w:bidi="pt_PT"/>
         </w:rPr>
+      </w:r>
+    </w:p>
+    <w:p>
+      <w:pPr/>
+      <w:r>
+        <w:rPr>
+          <w:lang w:val="pt_PT" w:bidi="pt_PT"/>
+        </w:rPr>
+      </w:r>
+      <w:r>
+        <w:rPr>
+          <w:b/>
+          <w:lang w:val="pt_PT" w:bidi="pt_PT"/>
+        </w:rPr>
+        <w:t>καρδίαν γεγυμνασμένην πλεονεξίας ἔχοντες</w:t>
       </w:r>
     </w:p>
     <w:p>
@@ -34663,6 +36028,21 @@
           <w:b/>
           <w:lang w:val="pt_PT" w:bidi="pt_PT"/>
         </w:rPr>
+        <w:t>καρδίαν γεγυμνασμένην πλεονεξίας ἔχοντες</w:t>
+      </w:r>
+    </w:p>
+    <w:p>
+      <w:pPr/>
+      <w:r>
+        <w:rPr>
+          <w:lang w:val="pt_PT" w:bidi="pt_PT"/>
+        </w:rPr>
+      </w:r>
+      <w:r>
+        <w:rPr>
+          <w:b/>
+          <w:lang w:val="pt_PT" w:bidi="pt_PT"/>
+        </w:rPr>
         <w:t>"</w:t>
       </w:r>
       <w:r>
@@ -34898,6 +36278,21 @@
           <w:b/>
           <w:lang w:val="pt_PT" w:bidi="pt_PT"/>
         </w:rPr>
+        <w:t>καρδίαν γεγυμνασμένην πλεονεξίας ἔχοντες</w:t>
+      </w:r>
+    </w:p>
+    <w:p>
+      <w:pPr/>
+      <w:r>
+        <w:rPr>
+          <w:lang w:val="pt_PT" w:bidi="pt_PT"/>
+        </w:rPr>
+      </w:r>
+      <w:r>
+        <w:rPr>
+          <w:b/>
+          <w:lang w:val="pt_PT" w:bidi="pt_PT"/>
+        </w:rPr>
         <w:t>"e só pensam em ganhar dinheiro".</w:t>
       </w:r>
     </w:p>
@@ -35243,6 +36638,21 @@
         <w:rPr>
           <w:lang w:val="pt_PT" w:bidi="pt_PT"/>
         </w:rPr>
+      </w:r>
+    </w:p>
+    <w:p>
+      <w:pPr/>
+      <w:r>
+        <w:rPr>
+          <w:lang w:val="pt_PT" w:bidi="pt_PT"/>
+        </w:rPr>
+      </w:r>
+      <w:r>
+        <w:rPr>
+          <w:b/>
+          <w:lang w:val="pt_PT" w:bidi="pt_PT"/>
+        </w:rPr>
+        <w:t>ὃς μισθὸν ἀδικίας ἠγάπησεν</w:t>
       </w:r>
     </w:p>
     <w:p>
@@ -35792,6 +37202,21 @@
           <w:b/>
           <w:lang w:val="pt_PT" w:bidi="pt_PT"/>
         </w:rPr>
+        <w:t>ἐπλανήθησαν</w:t>
+      </w:r>
+    </w:p>
+    <w:p>
+      <w:pPr/>
+      <w:r>
+        <w:rPr>
+          <w:lang w:val="pt_PT" w:bidi="pt_PT"/>
+        </w:rPr>
+      </w:r>
+      <w:r>
+        <w:rPr>
+          <w:b/>
+          <w:lang w:val="pt_PT" w:bidi="pt_PT"/>
+        </w:rPr>
         <w:t>"</w:t>
       </w:r>
       <w:r>
@@ -36139,6 +37564,21 @@
           <w:b/>
           <w:lang w:val="pt_PT" w:bidi="pt_PT"/>
         </w:rPr>
+        <w:t>τοῦ Βαλαὰμ τοῦ Βοσὸρ</w:t>
+      </w:r>
+    </w:p>
+    <w:p>
+      <w:pPr/>
+      <w:r>
+        <w:rPr>
+          <w:lang w:val="pt_PT" w:bidi="pt_PT"/>
+        </w:rPr>
+      </w:r>
+      <w:r>
+        <w:rPr>
+          <w:b/>
+          <w:lang w:val="pt_PT" w:bidi="pt_PT"/>
+        </w:rPr>
         <w:t>"</w:t>
       </w:r>
       <w:r>
@@ -36965,6 +38405,21 @@
         <w:rPr>
           <w:lang w:val="pt_PT" w:bidi="pt_PT"/>
         </w:rPr>
+      </w:r>
+    </w:p>
+    <w:p>
+      <w:pPr/>
+      <w:r>
+        <w:rPr>
+          <w:lang w:val="pt_PT" w:bidi="pt_PT"/>
+        </w:rPr>
+      </w:r>
+      <w:r>
+        <w:rPr>
+          <w:b/>
+          <w:lang w:val="pt_PT" w:bidi="pt_PT"/>
+        </w:rPr>
+        <w:t>ἐκώλυσεν τὴν τοῦ προφήτου παραφρονίαν</w:t>
       </w:r>
     </w:p>
     <w:p>
@@ -37520,6 +38975,21 @@
           <w:b/>
           <w:lang w:val="pt_PT" w:bidi="pt_PT"/>
         </w:rPr>
+        <w:t>οὗτοί εἰσιν πηγαὶ ἄνυδροι, καὶ ὁμίχλαι ὑπὸ λαίλαπος ἐλαυνόμεναι</w:t>
+      </w:r>
+    </w:p>
+    <w:p>
+      <w:pPr/>
+      <w:r>
+        <w:rPr>
+          <w:lang w:val="pt_PT" w:bidi="pt_PT"/>
+        </w:rPr>
+      </w:r>
+      <w:r>
+        <w:rPr>
+          <w:b/>
+          <w:lang w:val="pt_PT" w:bidi="pt_PT"/>
+        </w:rPr>
         <w:t>"</w:t>
       </w:r>
       <w:r>
@@ -37617,6 +39087,21 @@
           <w:b/>
           <w:lang w:val="pt_PT" w:bidi="pt_PT"/>
         </w:rPr>
+        <w:t>οἷς ὁ ζόφος τοῦ σκότους τετήρηται</w:t>
+      </w:r>
+    </w:p>
+    <w:p>
+      <w:pPr/>
+      <w:r>
+        <w:rPr>
+          <w:lang w:val="pt_PT" w:bidi="pt_PT"/>
+        </w:rPr>
+      </w:r>
+      <w:r>
+        <w:rPr>
+          <w:b/>
+          <w:lang w:val="pt_PT" w:bidi="pt_PT"/>
+        </w:rPr>
         <w:t>"</w:t>
       </w:r>
       <w:r>
@@ -38106,6 +39591,21 @@
         <w:rPr>
           <w:lang w:val="pt_PT" w:bidi="pt_PT"/>
         </w:rPr>
+      </w:r>
+    </w:p>
+    <w:p>
+      <w:pPr/>
+      <w:r>
+        <w:rPr>
+          <w:lang w:val="pt_PT" w:bidi="pt_PT"/>
+        </w:rPr>
+      </w:r>
+      <w:r>
+        <w:rPr>
+          <w:b/>
+          <w:lang w:val="pt_PT" w:bidi="pt_PT"/>
+        </w:rPr>
+        <w:t>ὑπέρογκα &amp; ματαιότητος φθεγγόμενοι</w:t>
       </w:r>
     </w:p>
     <w:p>
@@ -39388,6 +40888,21 @@
           <w:b/>
           <w:lang w:val="pt_PT" w:bidi="pt_PT"/>
         </w:rPr>
+        <w:t>αὐτοὶ δοῦλοι ὑπάρχοντες τῆς φθορᾶς</w:t>
+      </w:r>
+    </w:p>
+    <w:p>
+      <w:pPr/>
+      <w:r>
+        <w:rPr>
+          <w:lang w:val="pt_PT" w:bidi="pt_PT"/>
+        </w:rPr>
+      </w:r>
+      <w:r>
+        <w:rPr>
+          <w:b/>
+          <w:lang w:val="pt_PT" w:bidi="pt_PT"/>
+        </w:rPr>
         <w:t>"</w:t>
       </w:r>
       <w:r>
@@ -39872,6 +41387,21 @@
         <w:rPr>
           <w:lang w:val="pt_PT" w:bidi="pt_PT"/>
         </w:rPr>
+      </w:r>
+    </w:p>
+    <w:p>
+      <w:pPr/>
+      <w:r>
+        <w:rPr>
+          <w:lang w:val="pt_PT" w:bidi="pt_PT"/>
+        </w:rPr>
+      </w:r>
+      <w:r>
+        <w:rPr>
+          <w:b/>
+          <w:lang w:val="pt_PT" w:bidi="pt_PT"/>
+        </w:rPr>
+        <w:t>ᾧ γάρ τις ἥττηται, τούτῳ δεδούλωται</w:t>
       </w:r>
     </w:p>
     <w:p>
@@ -40424,6 +41954,21 @@
           <w:b/>
           <w:lang w:val="pt_PT" w:bidi="pt_PT"/>
         </w:rPr>
+        <w:t>γέγονεν αὐτοῖς τὰ ἔσχατα χείρονα τῶν πρώτων</w:t>
+      </w:r>
+    </w:p>
+    <w:p>
+      <w:pPr/>
+      <w:r>
+        <w:rPr>
+          <w:lang w:val="pt_PT" w:bidi="pt_PT"/>
+        </w:rPr>
+      </w:r>
+      <w:r>
+        <w:rPr>
+          <w:b/>
+          <w:lang w:val="pt_PT" w:bidi="pt_PT"/>
+        </w:rPr>
         <w:t>"</w:t>
       </w:r>
       <w:r>
@@ -40546,6 +42091,21 @@
         <w:rPr>
           <w:lang w:val="pt_PT" w:bidi="pt_PT"/>
         </w:rPr>
+      </w:r>
+    </w:p>
+    <w:p>
+      <w:pPr/>
+      <w:r>
+        <w:rPr>
+          <w:lang w:val="pt_PT" w:bidi="pt_PT"/>
+        </w:rPr>
+      </w:r>
+      <w:r>
+        <w:rPr>
+          <w:b/>
+          <w:lang w:val="pt_PT" w:bidi="pt_PT"/>
+        </w:rPr>
+        <w:t>εἰ &amp; ἀποφυγόντες τὰ μιάσματα τοῦ κόσμου, ἐν ἐπιγνώσει τοῦ Κυρίου ἡμῶν καὶ Σωτῆρος, Ἰησοῦ Χριστοῦ, τούτοις δὲ πάλιν ἐμπλακέντες ἡττῶνται, γέγονεν αὐτοῖς τὰ ἔσχατα χείρονα τῶν πρώτων</w:t>
       </w:r>
     </w:p>
     <w:p>
@@ -40957,6 +42517,21 @@
           <w:b/>
           <w:lang w:val="pt_PT" w:bidi="pt_PT"/>
         </w:rPr>
+        <w:t>τὰ μιάσματα τοῦ κόσμου</w:t>
+      </w:r>
+    </w:p>
+    <w:p>
+      <w:pPr/>
+      <w:r>
+        <w:rPr>
+          <w:lang w:val="pt_PT" w:bidi="pt_PT"/>
+        </w:rPr>
+      </w:r>
+      <w:r>
+        <w:rPr>
+          <w:b/>
+          <w:lang w:val="pt_PT" w:bidi="pt_PT"/>
+        </w:rPr>
         <w:t xml:space="preserve">"das </w:t>
       </w:r>
       <w:r>
@@ -41053,6 +42628,21 @@
         <w:rPr>
           <w:lang w:val="pt_PT" w:bidi="pt_PT"/>
         </w:rPr>
+      </w:r>
+    </w:p>
+    <w:p>
+      <w:pPr/>
+      <w:r>
+        <w:rPr>
+          <w:lang w:val="pt_PT" w:bidi="pt_PT"/>
+        </w:rPr>
+      </w:r>
+      <w:r>
+        <w:rPr>
+          <w:b/>
+          <w:lang w:val="pt_PT" w:bidi="pt_PT"/>
+        </w:rPr>
+        <w:t>ἐν ἐπιγνώσει τοῦ Κυρίου ἡμῶν καὶ Σωτῆρος, Ἰησοῦ Χριστοῦ</w:t>
       </w:r>
     </w:p>
     <w:p>
@@ -41372,6 +42962,21 @@
           <w:b/>
           <w:lang w:val="pt_PT" w:bidi="pt_PT"/>
         </w:rPr>
+        <w:t>τούτοις &amp; πάλιν ἐμπλακέντες ἡττῶνται</w:t>
+      </w:r>
+    </w:p>
+    <w:p>
+      <w:pPr/>
+      <w:r>
+        <w:rPr>
+          <w:lang w:val="pt_PT" w:bidi="pt_PT"/>
+        </w:rPr>
+      </w:r>
+      <w:r>
+        <w:rPr>
+          <w:b/>
+          <w:lang w:val="pt_PT" w:bidi="pt_PT"/>
+        </w:rPr>
         <w:t>"</w:t>
       </w:r>
       <w:r>
@@ -42277,6 +43882,21 @@
           <w:b/>
           <w:lang w:val="pt_PT" w:bidi="pt_PT"/>
         </w:rPr>
+        <w:t>ὑποστρέψαι ἐκ τῆς &amp; ἁγίας ἐντολῆς</w:t>
+      </w:r>
+    </w:p>
+    <w:p>
+      <w:pPr/>
+      <w:r>
+        <w:rPr>
+          <w:lang w:val="pt_PT" w:bidi="pt_PT"/>
+        </w:rPr>
+      </w:r>
+      <w:r>
+        <w:rPr>
+          <w:b/>
+          <w:lang w:val="pt_PT" w:bidi="pt_PT"/>
+        </w:rPr>
         <w:t xml:space="preserve">"voltarem atrás </w:t>
       </w:r>
       <w:r>
@@ -42387,6 +44007,21 @@
           <w:b/>
           <w:lang w:val="pt_PT" w:bidi="pt_PT"/>
         </w:rPr>
+        <w:t>τῆς παραδοθείσης &amp; ἁγίας ἐντολῆς</w:t>
+      </w:r>
+    </w:p>
+    <w:p>
+      <w:pPr/>
+      <w:r>
+        <w:rPr>
+          <w:lang w:val="pt_PT" w:bidi="pt_PT"/>
+        </w:rPr>
+      </w:r>
+      <w:r>
+        <w:rPr>
+          <w:b/>
+          <w:lang w:val="pt_PT" w:bidi="pt_PT"/>
+        </w:rPr>
         <w:t>"</w:t>
       </w:r>
       <w:r>
@@ -42522,6 +44157,21 @@
           <w:b/>
           <w:lang w:val="pt_PT" w:bidi="pt_PT"/>
         </w:rPr>
+        <w:t>τῆς παραδοθείσης &amp; ἁγίας ἐντολῆς</w:t>
+      </w:r>
+    </w:p>
+    <w:p>
+      <w:pPr/>
+      <w:r>
+        <w:rPr>
+          <w:lang w:val="pt_PT" w:bidi="pt_PT"/>
+        </w:rPr>
+      </w:r>
+      <w:r>
+        <w:rPr>
+          <w:b/>
+          <w:lang w:val="pt_PT" w:bidi="pt_PT"/>
+        </w:rPr>
         <w:t>"</w:t>
       </w:r>
       <w:r>
@@ -42618,6 +44268,21 @@
         <w:rPr>
           <w:lang w:val="pt_PT" w:bidi="pt_PT"/>
         </w:rPr>
+      </w:r>
+    </w:p>
+    <w:p>
+      <w:pPr/>
+      <w:r>
+        <w:rPr>
+          <w:lang w:val="pt_PT" w:bidi="pt_PT"/>
+        </w:rPr>
+      </w:r>
+      <w:r>
+        <w:rPr>
+          <w:b/>
+          <w:lang w:val="pt_PT" w:bidi="pt_PT"/>
+        </w:rPr>
+        <w:t>τῆς παραδοθείσης αὐτοῖς ἁγίας ἐντολῆς</w:t>
       </w:r>
     </w:p>
     <w:p>
@@ -44358,6 +46023,21 @@
           <w:b/>
           <w:lang w:val="pt_PT" w:bidi="pt_PT"/>
         </w:rPr>
+        <w:t>τῶν προειρημένων ῥημάτων, ὑπὸ τῶν ἁγίων προφητῶν</w:t>
+      </w:r>
+    </w:p>
+    <w:p>
+      <w:pPr/>
+      <w:r>
+        <w:rPr>
+          <w:lang w:val="pt_PT" w:bidi="pt_PT"/>
+        </w:rPr>
+      </w:r>
+      <w:r>
+        <w:rPr>
+          <w:b/>
+          <w:lang w:val="pt_PT" w:bidi="pt_PT"/>
+        </w:rPr>
         <w:t>"palavras ditas há muito tempo pelos santos profetas".</w:t>
       </w:r>
     </w:p>
@@ -44681,6 +46361,21 @@
           <w:b/>
           <w:lang w:val="pt_PT" w:bidi="pt_PT"/>
         </w:rPr>
+        <w:t>τῆς τῶν ἀποστόλων ὑμῶν ἐντολῆς τοῦ Κυρίου καὶ Σωτῆρος</w:t>
+      </w:r>
+    </w:p>
+    <w:p>
+      <w:pPr/>
+      <w:r>
+        <w:rPr>
+          <w:lang w:val="pt_PT" w:bidi="pt_PT"/>
+        </w:rPr>
+      </w:r>
+      <w:r>
+        <w:rPr>
+          <w:b/>
+          <w:lang w:val="pt_PT" w:bidi="pt_PT"/>
+        </w:rPr>
         <w:t>"do mandamento do nosso Senhor e Salvador que foi dado a vocês por meio dos apóstolos".</w:t>
       </w:r>
     </w:p>
@@ -44750,6 +46445,21 @@
         <w:rPr>
           <w:lang w:val="pt_PT" w:bidi="pt_PT"/>
         </w:rPr>
+      </w:r>
+    </w:p>
+    <w:p>
+      <w:pPr/>
+      <w:r>
+        <w:rPr>
+          <w:lang w:val="pt_PT" w:bidi="pt_PT"/>
+        </w:rPr>
+      </w:r>
+      <w:r>
+        <w:rPr>
+          <w:b/>
+          <w:lang w:val="pt_PT" w:bidi="pt_PT"/>
+        </w:rPr>
+        <w:t>τῆς &amp; ἐντολῆς τοῦ Κυρίου καὶ Σωτῆρος</w:t>
       </w:r>
     </w:p>
     <w:p>
@@ -45418,6 +47128,21 @@
           <w:b/>
           <w:lang w:val="pt_PT" w:bidi="pt_PT"/>
         </w:rPr>
+        <w:t>ἐλεύσονται &amp; ἐν ἐμπαιγμονῇ ἐμπαῖκται</w:t>
+      </w:r>
+    </w:p>
+    <w:p>
+      <w:pPr/>
+      <w:r>
+        <w:rPr>
+          <w:lang w:val="pt_PT" w:bidi="pt_PT"/>
+        </w:rPr>
+      </w:r>
+      <w:r>
+        <w:rPr>
+          <w:b/>
+          <w:lang w:val="pt_PT" w:bidi="pt_PT"/>
+        </w:rPr>
         <w:t>"Eles vão zombar de vocês".</w:t>
       </w:r>
     </w:p>
@@ -45651,6 +47376,21 @@
           <w:b/>
           <w:lang w:val="pt_PT" w:bidi="pt_PT"/>
         </w:rPr>
+        <w:t>κατὰ τὰς ἰδίας ἐπιθυμίας αὐτῶν πορευόμενοι</w:t>
+      </w:r>
+    </w:p>
+    <w:p>
+      <w:pPr/>
+      <w:r>
+        <w:rPr>
+          <w:lang w:val="pt_PT" w:bidi="pt_PT"/>
+        </w:rPr>
+      </w:r>
+      <w:r>
+        <w:rPr>
+          <w:b/>
+          <w:lang w:val="pt_PT" w:bidi="pt_PT"/>
+        </w:rPr>
         <w:t>"pelas suas próprias paixões".</w:t>
       </w:r>
     </w:p>
@@ -45845,6 +47585,21 @@
           <w:b/>
           <w:lang w:val="pt_PT" w:bidi="pt_PT"/>
         </w:rPr>
+        <w:t>ἀπ’ ἀρχῆς κτίσεως</w:t>
+      </w:r>
+    </w:p>
+    <w:p>
+      <w:pPr/>
+      <w:r>
+        <w:rPr>
+          <w:lang w:val="pt_PT" w:bidi="pt_PT"/>
+        </w:rPr>
+      </w:r>
+      <w:r>
+        <w:rPr>
+          <w:b/>
+          <w:lang w:val="pt_PT" w:bidi="pt_PT"/>
+        </w:rPr>
         <w:t>"desde a criação do mundo".</w:t>
       </w:r>
     </w:p>
@@ -45941,6 +47696,21 @@
           <w:b/>
           <w:lang w:val="pt_PT" w:bidi="pt_PT"/>
         </w:rPr>
+        <w:t>ποῦ ἐστιν ἡ ἐπαγγελία τῆς παρουσίας αὐτοῦ</w:t>
+      </w:r>
+    </w:p>
+    <w:p>
+      <w:pPr/>
+      <w:r>
+        <w:rPr>
+          <w:lang w:val="pt_PT" w:bidi="pt_PT"/>
+        </w:rPr>
+      </w:r>
+      <w:r>
+        <w:rPr>
+          <w:b/>
+          <w:lang w:val="pt_PT" w:bidi="pt_PT"/>
+        </w:rPr>
         <w:t>"Ele prometeu vir, não foi? Onde está ele?".</w:t>
       </w:r>
     </w:p>
@@ -46135,6 +47905,21 @@
           <w:b/>
           <w:lang w:val="pt_PT" w:bidi="pt_PT"/>
         </w:rPr>
+        <w:t>ποῦ ἐστιν ἡ ἐπαγγελία τῆς παρουσίας αὐτοῦ</w:t>
+      </w:r>
+    </w:p>
+    <w:p>
+      <w:pPr/>
+      <w:r>
+        <w:rPr>
+          <w:lang w:val="pt_PT" w:bidi="pt_PT"/>
+        </w:rPr>
+      </w:r>
+      <w:r>
+        <w:rPr>
+          <w:b/>
+          <w:lang w:val="pt_PT" w:bidi="pt_PT"/>
+        </w:rPr>
         <w:t>"Onde está ele?".</w:t>
       </w:r>
     </w:p>
@@ -46714,6 +48499,21 @@
           <w:b/>
           <w:lang w:val="pt_PT" w:bidi="pt_PT"/>
         </w:rPr>
+        <w:t>πάντα οὕτως διαμένει ἀπ’ ἀρχῆς κτίσεως</w:t>
+      </w:r>
+    </w:p>
+    <w:p>
+      <w:pPr/>
+      <w:r>
+        <w:rPr>
+          <w:lang w:val="pt_PT" w:bidi="pt_PT"/>
+        </w:rPr>
+      </w:r>
+      <w:r>
+        <w:rPr>
+          <w:b/>
+          <w:lang w:val="pt_PT" w:bidi="pt_PT"/>
+        </w:rPr>
         <w:t>"tudo continua do mesmo jeito que era desde a criação do mundo".</w:t>
       </w:r>
     </w:p>
@@ -46810,6 +48610,21 @@
           <w:b/>
           <w:lang w:val="pt_PT" w:bidi="pt_PT"/>
         </w:rPr>
+        <w:t>λανθάνει γὰρ αὐτοὺς τοῦτο, θέλοντας</w:t>
+      </w:r>
+    </w:p>
+    <w:p>
+      <w:pPr/>
+      <w:r>
+        <w:rPr>
+          <w:lang w:val="pt_PT" w:bidi="pt_PT"/>
+        </w:rPr>
+      </w:r>
+      <w:r>
+        <w:rPr>
+          <w:b/>
+          <w:lang w:val="pt_PT" w:bidi="pt_PT"/>
+        </w:rPr>
         <w:t>"Esses zombadores esquecem, de propósito".</w:t>
       </w:r>
     </w:p>
@@ -46893,6 +48708,21 @@
           <w:b/>
           <w:lang w:val="pt_PT" w:bidi="pt_PT"/>
         </w:rPr>
+        <w:t>θέλοντας ὅτι οὐρανοὶ ἦσαν ἔκπαλαι</w:t>
+      </w:r>
+    </w:p>
+    <w:p>
+      <w:pPr/>
+      <w:r>
+        <w:rPr>
+          <w:lang w:val="pt_PT" w:bidi="pt_PT"/>
+        </w:rPr>
+      </w:r>
+      <w:r>
+        <w:rPr>
+          <w:b/>
+          <w:lang w:val="pt_PT" w:bidi="pt_PT"/>
+        </w:rPr>
         <w:t>"que há muito tempo Deus deu uma ordem, e os céus e terra foram criados".</w:t>
       </w:r>
     </w:p>
@@ -46976,6 +48806,21 @@
           <w:b/>
           <w:lang w:val="pt_PT" w:bidi="pt_PT"/>
         </w:rPr>
+        <w:t>γῆ ἐξ ὕδατος καὶ δι’ ὕδατος συνεστῶσα τῷ τοῦ Θεοῦ λόγῳ</w:t>
+      </w:r>
+    </w:p>
+    <w:p>
+      <w:pPr/>
+      <w:r>
+        <w:rPr>
+          <w:lang w:val="pt_PT" w:bidi="pt_PT"/>
+        </w:rPr>
+      </w:r>
+      <w:r>
+        <w:rPr>
+          <w:b/>
+          <w:lang w:val="pt_PT" w:bidi="pt_PT"/>
+        </w:rPr>
         <w:t>"Esquecem que a terra foi formada da água e no meio da água".</w:t>
       </w:r>
     </w:p>
@@ -47059,6 +48904,21 @@
           <w:b/>
           <w:lang w:val="pt_PT" w:bidi="pt_PT"/>
         </w:rPr>
+        <w:t>ἐξ ὕδατος καὶ δι’ ὕδατος συνεστῶσα</w:t>
+      </w:r>
+    </w:p>
+    <w:p>
+      <w:pPr/>
+      <w:r>
+        <w:rPr>
+          <w:lang w:val="pt_PT" w:bidi="pt_PT"/>
+        </w:rPr>
+      </w:r>
+      <w:r>
+        <w:rPr>
+          <w:b/>
+          <w:lang w:val="pt_PT" w:bidi="pt_PT"/>
+        </w:rPr>
         <w:t>"foi formada da água e no meio da água".</w:t>
       </w:r>
     </w:p>
@@ -47598,6 +49458,21 @@
           <w:b/>
           <w:lang w:val="pt_PT" w:bidi="pt_PT"/>
         </w:rPr>
+        <w:t>ὕδατι κατακλυσθεὶς</w:t>
+      </w:r>
+    </w:p>
+    <w:p>
+      <w:pPr/>
+      <w:r>
+        <w:rPr>
+          <w:lang w:val="pt_PT" w:bidi="pt_PT"/>
+        </w:rPr>
+      </w:r>
+      <w:r>
+        <w:rPr>
+          <w:b/>
+          <w:lang w:val="pt_PT" w:bidi="pt_PT"/>
+        </w:rPr>
         <w:t>"pela água do dilúvio... foi destruído".</w:t>
       </w:r>
     </w:p>
@@ -47758,6 +49633,21 @@
         <w:rPr>
           <w:lang w:val="pt_PT" w:bidi="pt_PT"/>
         </w:rPr>
+      </w:r>
+    </w:p>
+    <w:p>
+      <w:pPr/>
+      <w:r>
+        <w:rPr>
+          <w:lang w:val="pt_PT" w:bidi="pt_PT"/>
+        </w:rPr>
+      </w:r>
+      <w:r>
+        <w:rPr>
+          <w:b/>
+          <w:lang w:val="pt_PT" w:bidi="pt_PT"/>
+        </w:rPr>
+        <w:t>οἱ &amp; νῦν οὐρανοὶ καὶ ἡ γῆ, τῷ αὐτῷ λόγῳ τεθησαυρισμένοι εἰσὶν, πυρὶ</w:t>
       </w:r>
     </w:p>
     <w:p>
@@ -48421,6 +50311,21 @@
           <w:b/>
           <w:lang w:val="pt_PT" w:bidi="pt_PT"/>
         </w:rPr>
+        <w:t>ἡμέραν κρίσεως καὶ ἀπωλείας τῶν ἀσεβῶν ἀνθρώπων</w:t>
+      </w:r>
+    </w:p>
+    <w:p>
+      <w:pPr/>
+      <w:r>
+        <w:rPr>
+          <w:lang w:val="pt_PT" w:bidi="pt_PT"/>
+        </w:rPr>
+      </w:r>
+      <w:r>
+        <w:rPr>
+          <w:b/>
+          <w:lang w:val="pt_PT" w:bidi="pt_PT"/>
+        </w:rPr>
         <w:t>"o Dia do Julgamento e da destruição dos que não querem saber de Deus".</w:t>
       </w:r>
     </w:p>
@@ -48654,6 +50559,21 @@
           <w:b/>
           <w:lang w:val="pt_PT" w:bidi="pt_PT"/>
         </w:rPr>
+        <w:t>ἓν &amp; τοῦτο μὴ λανθανέτω ὑμᾶς</w:t>
+      </w:r>
+    </w:p>
+    <w:p>
+      <w:pPr/>
+      <w:r>
+        <w:rPr>
+          <w:lang w:val="pt_PT" w:bidi="pt_PT"/>
+        </w:rPr>
+      </w:r>
+      <w:r>
+        <w:rPr>
+          <w:b/>
+          <w:lang w:val="pt_PT" w:bidi="pt_PT"/>
+        </w:rPr>
         <w:t>"Meus queridos amigos, não esqueçam isto".</w:t>
       </w:r>
     </w:p>
@@ -48717,6 +50637,21 @@
           <w:b/>
           <w:lang w:val="pt_PT" w:bidi="pt_PT"/>
         </w:rPr>
+        <w:t>ὅτι μία ἡμέρα παρὰ Κυρίῳ ὡς χίλια ἔτη</w:t>
+      </w:r>
+    </w:p>
+    <w:p>
+      <w:pPr/>
+      <w:r>
+        <w:rPr>
+          <w:lang w:val="pt_PT" w:bidi="pt_PT"/>
+        </w:rPr>
+      </w:r>
+      <w:r>
+        <w:rPr>
+          <w:b/>
+          <w:lang w:val="pt_PT" w:bidi="pt_PT"/>
+        </w:rPr>
         <w:t>"para o Senhor um dia é como mil anos, e mil anos, como um dia".</w:t>
       </w:r>
     </w:p>
@@ -48793,6 +50728,21 @@
           <w:b/>
           <w:lang w:val="pt_PT" w:bidi="pt_PT"/>
         </w:rPr>
+        <w:t>μία ἡμέρα παρὰ Κυρίῳ ὡς χίλια ἔτη, καὶ χίλια ἔτη ὡς ἡμέρα μία</w:t>
+      </w:r>
+    </w:p>
+    <w:p>
+      <w:pPr/>
+      <w:r>
+        <w:rPr>
+          <w:lang w:val="pt_PT" w:bidi="pt_PT"/>
+        </w:rPr>
+      </w:r>
+      <w:r>
+        <w:rPr>
+          <w:b/>
+          <w:lang w:val="pt_PT" w:bidi="pt_PT"/>
+        </w:rPr>
         <w:t>"um dia é como mil anos, e mil anos, como um dia".</w:t>
       </w:r>
     </w:p>
@@ -48862,6 +50812,21 @@
         <w:rPr>
           <w:lang w:val="pt_PT" w:bidi="pt_PT"/>
         </w:rPr>
+      </w:r>
+    </w:p>
+    <w:p>
+      <w:pPr/>
+      <w:r>
+        <w:rPr>
+          <w:lang w:val="pt_PT" w:bidi="pt_PT"/>
+        </w:rPr>
+      </w:r>
+      <w:r>
+        <w:rPr>
+          <w:b/>
+          <w:lang w:val="pt_PT" w:bidi="pt_PT"/>
+        </w:rPr>
+        <w:t>οὐ βραδύνει Κύριος τῆς ἐπαγγελίας</w:t>
       </w:r>
     </w:p>
     <w:p>
@@ -49243,6 +51208,21 @@
           <w:b/>
           <w:lang w:val="pt_PT" w:bidi="pt_PT"/>
         </w:rPr>
+        <w:t>μὴ βουλόμενός τινας ἀπολέσθαι</w:t>
+      </w:r>
+    </w:p>
+    <w:p>
+      <w:pPr/>
+      <w:r>
+        <w:rPr>
+          <w:lang w:val="pt_PT" w:bidi="pt_PT"/>
+        </w:rPr>
+      </w:r>
+      <w:r>
+        <w:rPr>
+          <w:b/>
+          <w:lang w:val="pt_PT" w:bidi="pt_PT"/>
+        </w:rPr>
         <w:t>"não quer que ninguém seja destruído".</w:t>
       </w:r>
     </w:p>
@@ -49424,6 +51404,21 @@
           <w:b/>
           <w:lang w:val="pt_PT" w:bidi="pt_PT"/>
         </w:rPr>
+        <w:t>ἀλλὰ πάντας εἰς μετάνοιαν χωρῆσαι</w:t>
+      </w:r>
+    </w:p>
+    <w:p>
+      <w:pPr/>
+      <w:r>
+        <w:rPr>
+          <w:lang w:val="pt_PT" w:bidi="pt_PT"/>
+        </w:rPr>
+      </w:r>
+      <w:r>
+        <w:rPr>
+          <w:b/>
+          <w:lang w:val="pt_PT" w:bidi="pt_PT"/>
+        </w:rPr>
         <w:t>"mas deseja que todos se arrependam dos seus pecados".</w:t>
       </w:r>
     </w:p>
@@ -49879,6 +51874,21 @@
           <w:b/>
           <w:lang w:val="pt_PT" w:bidi="pt_PT"/>
         </w:rPr>
+        <w:t>στοιχεῖα &amp; λυθήσεται</w:t>
+      </w:r>
+    </w:p>
+    <w:p>
+      <w:pPr/>
+      <w:r>
+        <w:rPr>
+          <w:lang w:val="pt_PT" w:bidi="pt_PT"/>
+        </w:rPr>
+      </w:r>
+      <w:r>
+        <w:rPr>
+          <w:b/>
+          <w:lang w:val="pt_PT" w:bidi="pt_PT"/>
+        </w:rPr>
         <w:t>"e tudo o que há no Universo será queimado".</w:t>
       </w:r>
     </w:p>
@@ -50066,6 +52076,21 @@
           <w:b/>
           <w:lang w:val="pt_PT" w:bidi="pt_PT"/>
         </w:rPr>
+        <w:t>στοιχεῖα δὲ καυσούμενα λυθήσεται</w:t>
+      </w:r>
+    </w:p>
+    <w:p>
+      <w:pPr/>
+      <w:r>
+        <w:rPr>
+          <w:lang w:val="pt_PT" w:bidi="pt_PT"/>
+        </w:rPr>
+      </w:r>
+      <w:r>
+        <w:rPr>
+          <w:b/>
+          <w:lang w:val="pt_PT" w:bidi="pt_PT"/>
+        </w:rPr>
         <w:t>"e tudo o que há no Universo será queimado".</w:t>
       </w:r>
     </w:p>
@@ -50155,6 +52180,21 @@
           <w:b/>
           <w:lang w:val="pt_PT" w:bidi="pt_PT"/>
         </w:rPr>
+        <w:t>γῆ καὶ τὰ ἐν αὐτῇ ἔργα εὑρεθήσεται</w:t>
+      </w:r>
+    </w:p>
+    <w:p>
+      <w:pPr/>
+      <w:r>
+        <w:rPr>
+          <w:lang w:val="pt_PT" w:bidi="pt_PT"/>
+        </w:rPr>
+      </w:r>
+      <w:r>
+        <w:rPr>
+          <w:b/>
+          <w:lang w:val="pt_PT" w:bidi="pt_PT"/>
+        </w:rPr>
         <w:t>"A terra e tudo o que existe nela vão sumir".</w:t>
       </w:r>
     </w:p>
@@ -50251,6 +52291,21 @@
           <w:b/>
           <w:lang w:val="pt_PT" w:bidi="pt_PT"/>
         </w:rPr>
+        <w:t>γῆ καὶ τὰ ἐν αὐτῇ ἔργα εὑρεθήσεται</w:t>
+      </w:r>
+    </w:p>
+    <w:p>
+      <w:pPr/>
+      <w:r>
+        <w:rPr>
+          <w:lang w:val="pt_PT" w:bidi="pt_PT"/>
+        </w:rPr>
+      </w:r>
+      <w:r>
+        <w:rPr>
+          <w:b/>
+          <w:lang w:val="pt_PT" w:bidi="pt_PT"/>
+        </w:rPr>
         <w:t>"a terra e tudo o que existe nela vão sumir".</w:t>
       </w:r>
     </w:p>
@@ -50562,6 +52617,21 @@
           <w:b/>
           <w:lang w:val="pt_PT" w:bidi="pt_PT"/>
         </w:rPr>
+        <w:t>τούτων οὕτως πάντων λυομένων</w:t>
+      </w:r>
+    </w:p>
+    <w:p>
+      <w:pPr/>
+      <w:r>
+        <w:rPr>
+          <w:lang w:val="pt_PT" w:bidi="pt_PT"/>
+        </w:rPr>
+      </w:r>
+      <w:r>
+        <w:rPr>
+          <w:b/>
+          <w:lang w:val="pt_PT" w:bidi="pt_PT"/>
+        </w:rPr>
         <w:t>"Sabendo que tudo isso vai ser destruído assim".</w:t>
       </w:r>
     </w:p>
@@ -51231,6 +53301,21 @@
         <w:rPr>
           <w:lang w:val="pt_PT" w:bidi="pt_PT"/>
         </w:rPr>
+      </w:r>
+    </w:p>
+    <w:p>
+      <w:pPr/>
+      <w:r>
+        <w:rPr>
+          <w:lang w:val="pt_PT" w:bidi="pt_PT"/>
+        </w:rPr>
+      </w:r>
+      <w:r>
+        <w:rPr>
+          <w:b/>
+          <w:lang w:val="pt_PT" w:bidi="pt_PT"/>
+        </w:rPr>
+        <w:t>οὐρανοὶ πυρούμενοι, λυθήσονται</w:t>
       </w:r>
     </w:p>
     <w:p>
@@ -51450,6 +53535,21 @@
           <w:b/>
           <w:lang w:val="pt_PT" w:bidi="pt_PT"/>
         </w:rPr>
+        <w:t>καυσούμενα</w:t>
+      </w:r>
+    </w:p>
+    <w:p>
+      <w:pPr/>
+      <w:r>
+        <w:rPr>
+          <w:lang w:val="pt_PT" w:bidi="pt_PT"/>
+        </w:rPr>
+      </w:r>
+      <w:r>
+        <w:rPr>
+          <w:b/>
+          <w:lang w:val="pt_PT" w:bidi="pt_PT"/>
+        </w:rPr>
         <w:t>"ficará derretido".</w:t>
       </w:r>
     </w:p>
@@ -52518,6 +54618,21 @@
           <w:b/>
           <w:lang w:val="pt_PT" w:bidi="pt_PT"/>
         </w:rPr>
+        <w:t>σπουδάσατε ἄσπιλοι καὶ ἀμώμητοι αὐτῷ εὑρεθῆναι</w:t>
+      </w:r>
+    </w:p>
+    <w:p>
+      <w:pPr/>
+      <w:r>
+        <w:rPr>
+          <w:lang w:val="pt_PT" w:bidi="pt_PT"/>
+        </w:rPr>
+      </w:r>
+      <w:r>
+        <w:rPr>
+          <w:b/>
+          <w:lang w:val="pt_PT" w:bidi="pt_PT"/>
+        </w:rPr>
         <w:t>"façam o possível para estar em paz com Deus, sem mancha e sem culpa diante dele".</w:t>
       </w:r>
     </w:p>
@@ -53069,6 +55184,21 @@
           <w:b/>
           <w:lang w:val="pt_PT" w:bidi="pt_PT"/>
         </w:rPr>
+        <w:t>τὴν τοῦ Κυρίου ἡμῶν μακροθυμίαν, σωτηρίαν ἡγεῖσθε</w:t>
+      </w:r>
+    </w:p>
+    <w:p>
+      <w:pPr/>
+      <w:r>
+        <w:rPr>
+          <w:lang w:val="pt_PT" w:bidi="pt_PT"/>
+        </w:rPr>
+      </w:r>
+      <w:r>
+        <w:rPr>
+          <w:b/>
+          <w:lang w:val="pt_PT" w:bidi="pt_PT"/>
+        </w:rPr>
         <w:t>"Lembrem que a paciência do nosso Senhor é uma oportunidade para vocês serem salvos".</w:t>
       </w:r>
     </w:p>
@@ -53315,6 +55445,21 @@
           <w:b/>
           <w:lang w:val="pt_PT" w:bidi="pt_PT"/>
         </w:rPr>
+        <w:t>ὁ ἀγαπητὸς ἡμῶν ἀδελφὸς Παῦλος</w:t>
+      </w:r>
+    </w:p>
+    <w:p>
+      <w:pPr/>
+      <w:r>
+        <w:rPr>
+          <w:lang w:val="pt_PT" w:bidi="pt_PT"/>
+        </w:rPr>
+      </w:r>
+      <w:r>
+        <w:rPr>
+          <w:b/>
+          <w:lang w:val="pt_PT" w:bidi="pt_PT"/>
+        </w:rPr>
         <w:t>"Pois o nosso querido irmão Paulo".</w:t>
       </w:r>
     </w:p>
@@ -53411,6 +55556,21 @@
           <w:b/>
           <w:lang w:val="pt_PT" w:bidi="pt_PT"/>
         </w:rPr>
+        <w:t>κατὰ τὴν δοθεῖσαν αὐτῷ σοφίαν</w:t>
+      </w:r>
+    </w:p>
+    <w:p>
+      <w:pPr/>
+      <w:r>
+        <w:rPr>
+          <w:lang w:val="pt_PT" w:bidi="pt_PT"/>
+        </w:rPr>
+      </w:r>
+      <w:r>
+        <w:rPr>
+          <w:b/>
+          <w:lang w:val="pt_PT" w:bidi="pt_PT"/>
+        </w:rPr>
         <w:t>"com a sabedoria que Deus lhe deu".</w:t>
       </w:r>
     </w:p>
@@ -53493,6 +55653,21 @@
         <w:rPr>
           <w:lang w:val="pt_PT" w:bidi="pt_PT"/>
         </w:rPr>
+      </w:r>
+    </w:p>
+    <w:p>
+      <w:pPr/>
+      <w:r>
+        <w:rPr>
+          <w:lang w:val="pt_PT" w:bidi="pt_PT"/>
+        </w:rPr>
+      </w:r>
+      <w:r>
+        <w:rPr>
+          <w:b/>
+          <w:lang w:val="pt_PT" w:bidi="pt_PT"/>
+        </w:rPr>
+        <w:t>κατὰ τὴν δοθεῖσαν αὐτῷ σοφίαν</w:t>
       </w:r>
     </w:p>
     <w:p>
@@ -54829,6 +57004,21 @@
           <w:b/>
           <w:lang w:val="pt_PT" w:bidi="pt_PT"/>
         </w:rPr>
+        <w:t>ἵνα μὴ &amp; ἐκπέσητε τοῦ ἰδίου στηριγμοῦ</w:t>
+      </w:r>
+    </w:p>
+    <w:p>
+      <w:pPr/>
+      <w:r>
+        <w:rPr>
+          <w:lang w:val="pt_PT" w:bidi="pt_PT"/>
+        </w:rPr>
+      </w:r>
+      <w:r>
+        <w:rPr>
+          <w:b/>
+          <w:lang w:val="pt_PT" w:bidi="pt_PT"/>
+        </w:rPr>
         <w:t>"para não cairém da sua posição segura".</w:t>
       </w:r>
     </w:p>
@@ -54951,6 +57141,21 @@
           <w:b/>
           <w:lang w:val="pt_PT" w:bidi="pt_PT"/>
         </w:rPr>
+        <w:t>ἵνα μὴ &amp; ἐκπέσητε τοῦ ἰδίου στηριγμοῦ</w:t>
+      </w:r>
+    </w:p>
+    <w:p>
+      <w:pPr/>
+      <w:r>
+        <w:rPr>
+          <w:lang w:val="pt_PT" w:bidi="pt_PT"/>
+        </w:rPr>
+      </w:r>
+      <w:r>
+        <w:rPr>
+          <w:b/>
+          <w:lang w:val="pt_PT" w:bidi="pt_PT"/>
+        </w:rPr>
         <w:t>"para não caírem da sua posição segura".</w:t>
       </w:r>
     </w:p>
@@ -55060,6 +57265,21 @@
           <w:b/>
           <w:lang w:val="pt_PT" w:bidi="pt_PT"/>
         </w:rPr>
+        <w:t>τῇ τῶν ἀθέσμων πλάνῃ συναπαχθέντες</w:t>
+      </w:r>
+    </w:p>
+    <w:p>
+      <w:pPr/>
+      <w:r>
+        <w:rPr>
+          <w:lang w:val="pt_PT" w:bidi="pt_PT"/>
+        </w:rPr>
+      </w:r>
+      <w:r>
+        <w:rPr>
+          <w:b/>
+          <w:lang w:val="pt_PT" w:bidi="pt_PT"/>
+        </w:rPr>
         <w:t>"tomem cuidado para não serem levados pelos erros de pessoas imorais".</w:t>
       </w:r>
     </w:p>
@@ -55143,6 +57363,21 @@
           <w:b/>
           <w:lang w:val="pt_PT" w:bidi="pt_PT"/>
         </w:rPr>
+        <w:t>τῇ τῶν ἀθέσμων πλάνῃ συναπαχθέντες</w:t>
+      </w:r>
+    </w:p>
+    <w:p>
+      <w:pPr/>
+      <w:r>
+        <w:rPr>
+          <w:lang w:val="pt_PT" w:bidi="pt_PT"/>
+        </w:rPr>
+      </w:r>
+      <w:r>
+        <w:rPr>
+          <w:b/>
+          <w:lang w:val="pt_PT" w:bidi="pt_PT"/>
+        </w:rPr>
         <w:t>"tomem cuidado para não serem levados pelos erros de pessoas imorais".</w:t>
       </w:r>
     </w:p>
@@ -55350,6 +57585,21 @@
           <w:b/>
           <w:lang w:val="pt_PT" w:bidi="pt_PT"/>
         </w:rPr>
+        <w:t>τῇ τῶν ἀθέσμων πλάνῃ</w:t>
+      </w:r>
+    </w:p>
+    <w:p>
+      <w:pPr/>
+      <w:r>
+        <w:rPr>
+          <w:lang w:val="pt_PT" w:bidi="pt_PT"/>
+        </w:rPr>
+      </w:r>
+      <w:r>
+        <w:rPr>
+          <w:b/>
+          <w:lang w:val="pt_PT" w:bidi="pt_PT"/>
+        </w:rPr>
         <w:t>"pelos erros de pessoas imorais".</w:t>
       </w:r>
     </w:p>
@@ -55413,6 +57663,21 @@
           <w:b/>
           <w:lang w:val="pt_PT" w:bidi="pt_PT"/>
         </w:rPr>
+        <w:t>αὐξάνετε &amp; ἐν χάριτι, καὶ γνώσει τοῦ Κυρίου ἡμῶν καὶ Σωτῆρος, Ἰησοῦ Χριστοῦ</w:t>
+      </w:r>
+    </w:p>
+    <w:p>
+      <w:pPr/>
+      <w:r>
+        <w:rPr>
+          <w:lang w:val="pt_PT" w:bidi="pt_PT"/>
+        </w:rPr>
+      </w:r>
+      <w:r>
+        <w:rPr>
+          <w:b/>
+          <w:lang w:val="pt_PT" w:bidi="pt_PT"/>
+        </w:rPr>
         <w:t>"Porém continuem a crescer na graça e no conhecimento do nosso Senhor e Salvador Jesus Cristo".</w:t>
       </w:r>
     </w:p>
@@ -55495,6 +57760,21 @@
         <w:rPr>
           <w:lang w:val="pt_PT" w:bidi="pt_PT"/>
         </w:rPr>
+      </w:r>
+    </w:p>
+    <w:p>
+      <w:pPr/>
+      <w:r>
+        <w:rPr>
+          <w:lang w:val="pt_PT" w:bidi="pt_PT"/>
+        </w:rPr>
+      </w:r>
+      <w:r>
+        <w:rPr>
+          <w:b/>
+          <w:lang w:val="pt_PT" w:bidi="pt_PT"/>
+        </w:rPr>
+        <w:t>ἐν χάριτι, καὶ γνώσει</w:t>
       </w:r>
     </w:p>
     <w:p>
